--- a/Ejercicios_relizados/EJERCICIO_CLASE_ REGRESION.docx
+++ b/Ejercicios_relizados/EJERCICIO_CLASE_ REGRESION.docx
@@ -1,37 +1,27 @@
 
 <file path=word/document.xml><?xml version="1.0" encoding="utf-8"?>
-<w:document xmlns:wpc="http://schemas.microsoft.com/office/word/2010/wordprocessingCanvas" xmlns:mc="http://schemas.openxmlformats.org/markup-compatibility/2006" xmlns:o="urn:schemas-microsoft-com:office:office" xmlns:r="http://schemas.openxmlformats.org/officeDocument/2006/relationships" xmlns:m="http://schemas.openxmlformats.org/officeDocument/2006/math" xmlns:v="urn:schemas-microsoft-com:vml" xmlns:wp14="http://schemas.microsoft.com/office/word/2010/wordprocessingDrawing" xmlns:wp="http://schemas.openxmlformats.org/drawingml/2006/wordprocessingDrawing" xmlns:w10="urn:schemas-microsoft-com:office:word" xmlns:w="http://schemas.openxmlformats.org/wordprocessingml/2006/main" xmlns:w14="http://schemas.microsoft.com/office/word/2010/wordml" xmlns:w15="http://schemas.microsoft.com/office/word/2012/wordml" xmlns:wpg="http://schemas.microsoft.com/office/word/2010/wordprocessingGroup" xmlns:wpi="http://schemas.microsoft.com/office/word/2010/wordprocessingInk" xmlns:wne="http://schemas.microsoft.com/office/word/2006/wordml" xmlns:wps="http://schemas.microsoft.com/office/word/2010/wordprocessingShape" xmlns:w16se="http://schemas.microsoft.com/office/word/2015/wordml/symex" xmlns:w16cid="http://schemas.microsoft.com/office/word/2016/wordml/cid" xmlns:w16="http://schemas.microsoft.com/office/word/2018/wordml" xmlns:w16cex="http://schemas.microsoft.com/office/word/2018/wordml/cex" xmlns:w16sdtdh="http://schemas.microsoft.com/office/word/2020/wordml/sdtdatahash" xmlns:w16sdtfl="http://schemas.microsoft.com/office/word/2024/wordml/sdtformatlock" xmlns:a="http://schemas.openxmlformats.org/drawingml/2006/main" xmlns:pic="http://schemas.openxmlformats.org/drawingml/2006/picture" xmlns:a14="http://schemas.microsoft.com/office/drawing/2010/main" mc:Ignorable="w14 w15 wp14 w16se w16cid w16 w16cex w16sdtdh w16sdtfl">
+<w:document xmlns:wpc="http://schemas.microsoft.com/office/word/2010/wordprocessingCanvas" xmlns:cx="http://schemas.microsoft.com/office/drawing/2014/chartex" xmlns:cx1="http://schemas.microsoft.com/office/drawing/2015/9/8/chartex" xmlns:cx2="http://schemas.microsoft.com/office/drawing/2015/10/21/chartex" xmlns:cx3="http://schemas.microsoft.com/office/drawing/2016/5/9/chartex" xmlns:cx4="http://schemas.microsoft.com/office/drawing/2016/5/10/chartex" xmlns:cx5="http://schemas.microsoft.com/office/drawing/2016/5/11/chartex" xmlns:cx6="http://schemas.microsoft.com/office/drawing/2016/5/12/chartex" xmlns:cx7="http://schemas.microsoft.com/office/drawing/2016/5/13/chartex" xmlns:cx8="http://schemas.microsoft.com/office/drawing/2016/5/14/chartex" xmlns:mc="http://schemas.openxmlformats.org/markup-compatibility/2006" xmlns:aink="http://schemas.microsoft.com/office/drawing/2016/ink" xmlns:am3d="http://schemas.microsoft.com/office/drawing/2017/model3d" xmlns:o="urn:schemas-microsoft-com:office:office" xmlns:oel="http://schemas.microsoft.com/office/2019/extlst" xmlns:r="http://schemas.openxmlformats.org/officeDocument/2006/relationships" xmlns:m="http://schemas.openxmlformats.org/officeDocument/2006/math" xmlns:v="urn:schemas-microsoft-com:vml" xmlns:wp14="http://schemas.microsoft.com/office/word/2010/wordprocessingDrawing" xmlns:wp="http://schemas.openxmlformats.org/drawingml/2006/wordprocessingDrawing" xmlns:w10="urn:schemas-microsoft-com:office:word" xmlns:w="http://schemas.openxmlformats.org/wordprocessingml/2006/main" xmlns:w14="http://schemas.microsoft.com/office/word/2010/wordml" xmlns:w15="http://schemas.microsoft.com/office/word/2012/wordml" xmlns:w16cei="http://schemas.microsoft.com/office/word/2026/wordml/cei" xmlns:w16cex="http://schemas.microsoft.com/office/word/2018/wordml/cex" xmlns:w16cid="http://schemas.microsoft.com/office/word/2016/wordml/cid" xmlns:w16="http://schemas.microsoft.com/office/word/2018/wordml" xmlns:w16du="http://schemas.microsoft.com/office/word/2023/wordml/word16du" xmlns:w16sdtdh="http://schemas.microsoft.com/office/word/2020/wordml/sdtdatahash" xmlns:w16sdtfl="http://schemas.microsoft.com/office/word/2024/wordml/sdtformatlock" xmlns:w16se="http://schemas.microsoft.com/office/word/2015/wordml/symex" xmlns:wpg="http://schemas.microsoft.com/office/word/2010/wordprocessingGroup" xmlns:wpi="http://schemas.microsoft.com/office/word/2010/wordprocessingInk" xmlns:wne="http://schemas.microsoft.com/office/word/2006/wordml" xmlns:wps="http://schemas.microsoft.com/office/word/2010/wordprocessingShape" mc:Ignorable="w14 w15 w16se w16cid w16 w16cex w16sdtdh w16sdtfl w16du wp14">
   <w:body>
-    <w:p xmlns:wp14="http://schemas.microsoft.com/office/word/2010/wordml" wp14:paraId="43BCC0CD" wp14:textId="435BA8C3">
+    <w:p>
       <w:pPr>
         <w:spacing w:after="0" w:line="240" w:lineRule="auto"/>
         <w:jc w:val="both"/>
         <w:rPr>
-          <w:rFonts w:ascii="Calibri" w:hAnsi="Calibri" w:eastAsia="Calibri" w:cs="Calibri"/>
-          <w:b w:val="1"/>
-          <w:bCs w:val="1"/>
-          <w:i w:val="0"/>
-          <w:iCs w:val="0"/>
-          <w:caps w:val="0"/>
-          <w:smallCaps w:val="0"/>
-          <w:noProof w:val="0"/>
-          <w:color w:val="000000" w:themeColor="text1" w:themeTint="FF" w:themeShade="FF"/>
-          <w:sz w:val="22"/>
-          <w:szCs w:val="22"/>
-          <w:lang w:val="es-CO"/>
-        </w:rPr>
-      </w:pPr>
-      <w:r>
-        <w:rPr>
-          <w:rFonts w:ascii="Calibri" w:hAnsi="Calibri" w:eastAsia="Calibri" w:cs="Calibri"/>
-          <w:b w:val="1"/>
-          <w:bCs w:val="1"/>
-          <w:i w:val="0"/>
-          <w:iCs w:val="0"/>
-          <w:caps w:val="0"/>
-          <w:smallCaps w:val="0"/>
-          <w:noProof w:val="0"/>
-          <w:color w:val="000000" w:themeColor="text1" w:themeTint="FF" w:themeShade="FF"/>
+          <w:rFonts w:ascii="Calibri" w:eastAsia="Calibri" w:hAnsi="Calibri" w:cs="Calibri"/>
+          <w:b/>
+          <w:bCs/>
+          <w:color w:val="000000" w:themeColor="text1"/>
+          <w:sz w:val="22"/>
+          <w:szCs w:val="22"/>
+          <w:lang w:val="es-CO"/>
+        </w:rPr>
+      </w:pPr>
+      <w:r>
+        <w:rPr>
+          <w:rFonts w:ascii="Calibri" w:eastAsia="Calibri" w:hAnsi="Calibri" w:cs="Calibri"/>
+          <w:b/>
+          <w:bCs/>
+          <w:color w:val="000000" w:themeColor="text1"/>
           <w:sz w:val="22"/>
           <w:szCs w:val="22"/>
           <w:lang w:val="es-CO"/>
@@ -39,56 +29,34 @@
         <w:t>EJERCICIO EN CLASE- REGRESIÓN</w:t>
       </w:r>
     </w:p>
-    <w:p xmlns:wp14="http://schemas.microsoft.com/office/word/2010/wordml" wp14:paraId="23FCD7FB" wp14:textId="5B12E148">
+    <w:p>
       <w:pPr>
         <w:spacing w:after="0" w:line="240" w:lineRule="auto"/>
         <w:jc w:val="both"/>
         <w:rPr>
-          <w:rFonts w:ascii="Calibri" w:hAnsi="Calibri" w:eastAsia="Calibri" w:cs="Calibri"/>
-          <w:b w:val="0"/>
-          <w:bCs w:val="0"/>
-          <w:i w:val="0"/>
-          <w:iCs w:val="0"/>
-          <w:caps w:val="0"/>
-          <w:smallCaps w:val="0"/>
-          <w:noProof w:val="0"/>
-          <w:color w:val="000000" w:themeColor="text1" w:themeTint="FF" w:themeShade="FF"/>
+          <w:rFonts w:ascii="Calibri" w:eastAsia="Calibri" w:hAnsi="Calibri" w:cs="Calibri"/>
+          <w:color w:val="000000" w:themeColor="text1"/>
           <w:sz w:val="22"/>
           <w:szCs w:val="22"/>
           <w:lang w:val="es-CO"/>
         </w:rPr>
       </w:pPr>
     </w:p>
-    <w:p xmlns:wp14="http://schemas.microsoft.com/office/word/2010/wordml" wp14:paraId="08210E1D" wp14:textId="2308A898">
+    <w:p>
       <w:pPr>
         <w:spacing w:after="0" w:line="240" w:lineRule="auto"/>
         <w:jc w:val="both"/>
         <w:rPr>
-          <w:rFonts w:ascii="Calibri" w:hAnsi="Calibri" w:eastAsia="Calibri" w:cs="Calibri"/>
-          <w:b w:val="0"/>
-          <w:bCs w:val="0"/>
-          <w:i w:val="0"/>
-          <w:iCs w:val="0"/>
-          <w:caps w:val="0"/>
-          <w:smallCaps w:val="0"/>
-          <w:noProof w:val="0"/>
-          <w:color w:val="000000" w:themeColor="text1" w:themeTint="FF" w:themeShade="FF"/>
-          <w:sz w:val="22"/>
-          <w:szCs w:val="22"/>
-          <w:lang w:val="es-ES"/>
-        </w:rPr>
-      </w:pPr>
-      <w:r>
-        <w:rPr>
-          <w:rFonts w:ascii="Calibri" w:hAnsi="Calibri" w:eastAsia="Calibri" w:cs="Calibri"/>
-          <w:b w:val="0"/>
-          <w:bCs w:val="0"/>
-          <w:i w:val="0"/>
-          <w:iCs w:val="0"/>
-          <w:caps w:val="0"/>
-          <w:smallCaps w:val="0"/>
-          <w:noProof w:val="0"/>
-          <w:color w:val="000000" w:themeColor="text1" w:themeTint="FF" w:themeShade="FF"/>
+          <w:rFonts w:ascii="Calibri" w:eastAsia="Calibri" w:hAnsi="Calibri" w:cs="Calibri"/>
+          <w:color w:val="000000" w:themeColor="text1"/>
+          <w:sz w:val="22"/>
+          <w:szCs w:val="22"/>
+        </w:rPr>
+      </w:pPr>
+      <w:r>
+        <w:rPr>
+          <w:rFonts w:ascii="Calibri" w:eastAsia="Calibri" w:hAnsi="Calibri" w:cs="Calibri"/>
+          <w:color w:val="000000" w:themeColor="text1"/>
           <w:sz w:val="22"/>
           <w:szCs w:val="22"/>
           <w:lang w:val="es-CO"/>
@@ -97,15 +65,8 @@
       </w:r>
       <w:r>
         <w:rPr>
-          <w:rFonts w:ascii="Calibri" w:hAnsi="Calibri" w:eastAsia="Calibri" w:cs="Calibri"/>
-          <w:b w:val="0"/>
-          <w:bCs w:val="0"/>
-          <w:i w:val="0"/>
-          <w:iCs w:val="0"/>
-          <w:caps w:val="0"/>
-          <w:smallCaps w:val="0"/>
-          <w:noProof w:val="0"/>
-          <w:color w:val="000000" w:themeColor="text1" w:themeTint="FF" w:themeShade="FF"/>
+          <w:rFonts w:ascii="Calibri" w:eastAsia="Calibri" w:hAnsi="Calibri" w:cs="Calibri"/>
+          <w:color w:val="000000" w:themeColor="text1"/>
           <w:sz w:val="17"/>
           <w:szCs w:val="17"/>
           <w:vertAlign w:val="superscript"/>
@@ -115,15 +76,8 @@
       </w:r>
       <w:r>
         <w:rPr>
-          <w:rFonts w:ascii="Calibri" w:hAnsi="Calibri" w:eastAsia="Calibri" w:cs="Calibri"/>
-          <w:b w:val="0"/>
-          <w:bCs w:val="0"/>
-          <w:i w:val="0"/>
-          <w:iCs w:val="0"/>
-          <w:caps w:val="0"/>
-          <w:smallCaps w:val="0"/>
-          <w:noProof w:val="0"/>
-          <w:color w:val="000000" w:themeColor="text1" w:themeTint="FF" w:themeShade="FF"/>
+          <w:rFonts w:ascii="Calibri" w:eastAsia="Calibri" w:hAnsi="Calibri" w:cs="Calibri"/>
+          <w:color w:val="000000" w:themeColor="text1"/>
           <w:sz w:val="22"/>
           <w:szCs w:val="22"/>
           <w:lang w:val="es-CO"/>
@@ -131,36 +85,21 @@
         <w:t>), la intensidad promedio del color de la imagen, el porcentaje del tamaño de la imagen dedicado a mostrar rostros de personas y el brillo de la pantalla del dispositivo. Duraciones de mirada superiores a 150 milisegundos se pueden considerar como un éxito inicial, y miradas de más de 300 milisegundos son el objetivo final. No es usual que una mirada dure más de un segundo (1000 milisegundos) ni menos de 50 milisegundos. </w:t>
       </w:r>
     </w:p>
-    <w:p xmlns:wp14="http://schemas.microsoft.com/office/word/2010/wordml" wp14:paraId="4EAE1E28" wp14:textId="5F69F997">
+    <w:p>
       <w:pPr>
         <w:spacing w:after="0" w:line="240" w:lineRule="auto"/>
         <w:jc w:val="both"/>
         <w:rPr>
-          <w:rFonts w:ascii="Calibri" w:hAnsi="Calibri" w:eastAsia="Calibri" w:cs="Calibri"/>
-          <w:b w:val="0"/>
-          <w:bCs w:val="0"/>
-          <w:i w:val="0"/>
-          <w:iCs w:val="0"/>
-          <w:caps w:val="0"/>
-          <w:smallCaps w:val="0"/>
-          <w:noProof w:val="0"/>
-          <w:color w:val="000000" w:themeColor="text1" w:themeTint="FF" w:themeShade="FF"/>
-          <w:sz w:val="22"/>
-          <w:szCs w:val="22"/>
-          <w:lang w:val="es-ES"/>
-        </w:rPr>
-      </w:pPr>
-      <w:r>
-        <w:rPr>
-          <w:rFonts w:ascii="Calibri" w:hAnsi="Calibri" w:eastAsia="Calibri" w:cs="Calibri"/>
-          <w:b w:val="0"/>
-          <w:bCs w:val="0"/>
-          <w:i w:val="0"/>
-          <w:iCs w:val="0"/>
-          <w:caps w:val="0"/>
-          <w:smallCaps w:val="0"/>
-          <w:noProof w:val="0"/>
-          <w:color w:val="000000" w:themeColor="text1" w:themeTint="FF" w:themeShade="FF"/>
+          <w:rFonts w:ascii="Calibri" w:eastAsia="Calibri" w:hAnsi="Calibri" w:cs="Calibri"/>
+          <w:color w:val="000000" w:themeColor="text1"/>
+          <w:sz w:val="22"/>
+          <w:szCs w:val="22"/>
+        </w:rPr>
+      </w:pPr>
+      <w:r>
+        <w:rPr>
+          <w:rFonts w:ascii="Calibri" w:eastAsia="Calibri" w:hAnsi="Calibri" w:cs="Calibri"/>
+          <w:color w:val="000000" w:themeColor="text1"/>
           <w:sz w:val="22"/>
           <w:szCs w:val="22"/>
           <w:lang w:val="es-CO"/>
@@ -168,35 +107,20 @@
         <w:t>Se recogieron alrededor de 900 mediciones de personas en entornos reales en una página web usando teléfonos móviles con seguimiento ocular, desde las 5 p.m hasta las 9 p.m., 685 de ellas fueron usadas como base de entrenamiento y mantienen el orden de recolección de los datos. </w:t>
       </w:r>
     </w:p>
-    <w:p xmlns:wp14="http://schemas.microsoft.com/office/word/2010/wordml" wp14:paraId="6445DB69" wp14:textId="034ADE97">
+    <w:p>
       <w:pPr>
         <w:spacing w:after="0" w:line="240" w:lineRule="auto"/>
         <w:rPr>
-          <w:rFonts w:ascii="Calibri" w:hAnsi="Calibri" w:eastAsia="Calibri" w:cs="Calibri"/>
-          <w:b w:val="0"/>
-          <w:bCs w:val="0"/>
-          <w:i w:val="0"/>
-          <w:iCs w:val="0"/>
-          <w:caps w:val="0"/>
-          <w:smallCaps w:val="0"/>
-          <w:noProof w:val="0"/>
-          <w:color w:val="000000" w:themeColor="text1" w:themeTint="FF" w:themeShade="FF"/>
-          <w:sz w:val="22"/>
-          <w:szCs w:val="22"/>
-          <w:lang w:val="es-ES"/>
-        </w:rPr>
-      </w:pPr>
-      <w:r>
-        <w:rPr>
-          <w:rFonts w:ascii="Calibri" w:hAnsi="Calibri" w:eastAsia="Calibri" w:cs="Calibri"/>
-          <w:b w:val="0"/>
-          <w:bCs w:val="0"/>
-          <w:i w:val="0"/>
-          <w:iCs w:val="0"/>
-          <w:caps w:val="0"/>
-          <w:smallCaps w:val="0"/>
-          <w:noProof w:val="0"/>
-          <w:color w:val="000000" w:themeColor="text1" w:themeTint="FF" w:themeShade="FF"/>
+          <w:rFonts w:ascii="Calibri" w:eastAsia="Calibri" w:hAnsi="Calibri" w:cs="Calibri"/>
+          <w:color w:val="000000" w:themeColor="text1"/>
+          <w:sz w:val="22"/>
+          <w:szCs w:val="22"/>
+        </w:rPr>
+      </w:pPr>
+      <w:r>
+        <w:rPr>
+          <w:rFonts w:ascii="Calibri" w:eastAsia="Calibri" w:hAnsi="Calibri" w:cs="Calibri"/>
+          <w:color w:val="000000" w:themeColor="text1"/>
           <w:sz w:val="22"/>
           <w:szCs w:val="22"/>
           <w:lang w:val="es-CO"/>
@@ -204,43 +128,38 @@
         <w:t>Un modelo de regresión lineal de pasos sucesivos para la predicción de tiempo de observación del anuncio en la base de entrenamiento obtuvo los siguientes resultados: </w:t>
       </w:r>
     </w:p>
-    <w:p xmlns:wp14="http://schemas.microsoft.com/office/word/2010/wordml" wp14:paraId="35634561" wp14:textId="7A423AF5">
+    <w:p>
       <w:pPr>
         <w:spacing w:after="0" w:line="240" w:lineRule="auto"/>
         <w:jc w:val="center"/>
         <w:rPr>
-          <w:rFonts w:ascii="Calibri" w:hAnsi="Calibri" w:eastAsia="Calibri" w:cs="Calibri"/>
-          <w:b w:val="0"/>
-          <w:bCs w:val="0"/>
-          <w:i w:val="0"/>
-          <w:iCs w:val="0"/>
-          <w:caps w:val="0"/>
-          <w:smallCaps w:val="0"/>
-          <w:noProof w:val="0"/>
-          <w:color w:val="000000" w:themeColor="text1" w:themeTint="FF" w:themeShade="FF"/>
-          <w:sz w:val="22"/>
-          <w:szCs w:val="22"/>
-          <w:lang w:val="es-ES"/>
-        </w:rPr>
-      </w:pPr>
-      <w:r>
+          <w:rFonts w:ascii="Calibri" w:eastAsia="Calibri" w:hAnsi="Calibri" w:cs="Calibri"/>
+          <w:color w:val="000000" w:themeColor="text1"/>
+          <w:sz w:val="22"/>
+          <w:szCs w:val="22"/>
+        </w:rPr>
+      </w:pPr>
+      <w:r>
+        <w:rPr>
+          <w:noProof/>
+        </w:rPr>
         <w:drawing>
-          <wp:inline xmlns:wp14="http://schemas.microsoft.com/office/word/2010/wordprocessingDrawing" wp14:editId="7D5CE1BC" wp14:anchorId="3C302EB2">
+          <wp:inline distT="0" distB="0" distL="0" distR="0" wp14:anchorId="3C302EB2" wp14:editId="7D5CE1BC">
             <wp:extent cx="3943350" cy="2305050"/>
             <wp:effectExtent l="0" t="0" r="0" b="0"/>
             <wp:docPr id="2002349029" name="drawing"/>
             <wp:cNvGraphicFramePr>
-              <a:graphicFrameLocks noChangeAspect="1"/>
+              <a:graphicFrameLocks xmlns:a="http://schemas.openxmlformats.org/drawingml/2006/main" noChangeAspect="1"/>
             </wp:cNvGraphicFramePr>
-            <a:graphic>
-              <a:graphicData xmlns:a="http://schemas.openxmlformats.org/drawingml/2006/main" uri="http://schemas.openxmlformats.org/drawingml/2006/picture">
+            <a:graphic xmlns:a="http://schemas.openxmlformats.org/drawingml/2006/main">
+              <a:graphicData uri="http://schemas.openxmlformats.org/drawingml/2006/picture">
                 <pic:pic xmlns:pic="http://schemas.openxmlformats.org/drawingml/2006/picture">
                   <pic:nvPicPr>
                     <pic:cNvPr id="2002349029" name="Picture 2002349029"/>
                     <pic:cNvPicPr/>
                   </pic:nvPicPr>
                   <pic:blipFill>
-                    <a:blip xmlns:r="http://schemas.openxmlformats.org/officeDocument/2006/relationships" r:embed="rId44397881">
+                    <a:blip r:embed="rId5">
                       <a:extLst>
                         <a:ext uri="{28A0092B-C50C-407E-A947-70E740481C1C}">
                           <a14:useLocalDpi xmlns:a14="http://schemas.microsoft.com/office/drawing/2010/main"/>
@@ -268,15 +187,8 @@
       </w:r>
       <w:r>
         <w:rPr>
-          <w:rFonts w:ascii="Calibri" w:hAnsi="Calibri" w:eastAsia="Calibri" w:cs="Calibri"/>
-          <w:b w:val="0"/>
-          <w:bCs w:val="0"/>
-          <w:i w:val="0"/>
-          <w:iCs w:val="0"/>
-          <w:caps w:val="0"/>
-          <w:smallCaps w:val="0"/>
-          <w:noProof w:val="0"/>
-          <w:color w:val="000000" w:themeColor="text1" w:themeTint="FF" w:themeShade="FF"/>
+          <w:rFonts w:ascii="Calibri" w:eastAsia="Calibri" w:hAnsi="Calibri" w:cs="Calibri"/>
+          <w:color w:val="000000" w:themeColor="text1"/>
           <w:sz w:val="22"/>
           <w:szCs w:val="22"/>
           <w:lang w:val="es-CO"/>
@@ -284,36 +196,21 @@
         <w:t> </w:t>
       </w:r>
     </w:p>
-    <w:p xmlns:wp14="http://schemas.microsoft.com/office/word/2010/wordml" wp14:paraId="6F531237" wp14:textId="005EE5CE">
+    <w:p>
       <w:pPr>
         <w:spacing w:after="0" w:line="240" w:lineRule="auto"/>
         <w:jc w:val="center"/>
         <w:rPr>
-          <w:rFonts w:ascii="Calibri" w:hAnsi="Calibri" w:eastAsia="Calibri" w:cs="Calibri"/>
-          <w:b w:val="0"/>
-          <w:bCs w:val="0"/>
-          <w:i w:val="0"/>
-          <w:iCs w:val="0"/>
-          <w:caps w:val="0"/>
-          <w:smallCaps w:val="0"/>
-          <w:noProof w:val="0"/>
-          <w:color w:val="000000" w:themeColor="text1" w:themeTint="FF" w:themeShade="FF"/>
-          <w:sz w:val="22"/>
-          <w:szCs w:val="22"/>
-          <w:lang w:val="es-ES"/>
-        </w:rPr>
-      </w:pPr>
-      <w:r>
-        <w:rPr>
-          <w:rFonts w:ascii="Calibri" w:hAnsi="Calibri" w:eastAsia="Calibri" w:cs="Calibri"/>
-          <w:b w:val="0"/>
-          <w:bCs w:val="0"/>
-          <w:i w:val="0"/>
-          <w:iCs w:val="0"/>
-          <w:caps w:val="0"/>
-          <w:smallCaps w:val="0"/>
-          <w:noProof w:val="0"/>
-          <w:color w:val="000000" w:themeColor="text1" w:themeTint="FF" w:themeShade="FF"/>
+          <w:rFonts w:ascii="Calibri" w:eastAsia="Calibri" w:hAnsi="Calibri" w:cs="Calibri"/>
+          <w:color w:val="000000" w:themeColor="text1"/>
+          <w:sz w:val="22"/>
+          <w:szCs w:val="22"/>
+        </w:rPr>
+      </w:pPr>
+      <w:r>
+        <w:rPr>
+          <w:rFonts w:ascii="Calibri" w:eastAsia="Calibri" w:hAnsi="Calibri" w:cs="Calibri"/>
+          <w:color w:val="000000" w:themeColor="text1"/>
           <w:sz w:val="22"/>
           <w:szCs w:val="22"/>
           <w:lang w:val="es-CO"/>
@@ -321,35 +218,22 @@
         <w:t> </w:t>
       </w:r>
     </w:p>
-    <w:p xmlns:wp14="http://schemas.microsoft.com/office/word/2010/wordml" wp14:paraId="0F724E5E" wp14:textId="74888602">
+    <w:p>
       <w:pPr>
         <w:spacing w:after="0" w:line="240" w:lineRule="auto"/>
         <w:rPr>
-          <w:rFonts w:ascii="Calibri" w:hAnsi="Calibri" w:eastAsia="Calibri" w:cs="Calibri"/>
-          <w:b w:val="0"/>
-          <w:bCs w:val="0"/>
-          <w:i w:val="0"/>
-          <w:iCs w:val="0"/>
-          <w:caps w:val="0"/>
-          <w:smallCaps w:val="0"/>
-          <w:noProof w:val="0"/>
-          <w:color w:val="000000" w:themeColor="text1" w:themeTint="FF" w:themeShade="FF"/>
-          <w:sz w:val="22"/>
-          <w:szCs w:val="22"/>
-          <w:lang w:val="es-ES"/>
-        </w:rPr>
-      </w:pPr>
-      <w:r>
-        <w:rPr>
-          <w:rFonts w:ascii="Calibri" w:hAnsi="Calibri" w:eastAsia="Calibri" w:cs="Calibri"/>
-          <w:b w:val="1"/>
-          <w:bCs w:val="1"/>
-          <w:i w:val="0"/>
-          <w:iCs w:val="0"/>
-          <w:caps w:val="0"/>
-          <w:smallCaps w:val="0"/>
-          <w:noProof w:val="0"/>
-          <w:color w:val="000000" w:themeColor="text1" w:themeTint="FF" w:themeShade="FF"/>
+          <w:rFonts w:ascii="Calibri" w:eastAsia="Calibri" w:hAnsi="Calibri" w:cs="Calibri"/>
+          <w:color w:val="000000" w:themeColor="text1"/>
+          <w:sz w:val="22"/>
+          <w:szCs w:val="22"/>
+        </w:rPr>
+      </w:pPr>
+      <w:r>
+        <w:rPr>
+          <w:rFonts w:ascii="Calibri" w:eastAsia="Calibri" w:hAnsi="Calibri" w:cs="Calibri"/>
+          <w:b/>
+          <w:bCs/>
+          <w:color w:val="000000" w:themeColor="text1"/>
           <w:sz w:val="22"/>
           <w:szCs w:val="22"/>
           <w:lang w:val="es-CO"/>
@@ -358,15 +242,8 @@
       </w:r>
       <w:r>
         <w:rPr>
-          <w:rFonts w:ascii="Calibri" w:hAnsi="Calibri" w:eastAsia="Calibri" w:cs="Calibri"/>
-          <w:b w:val="0"/>
-          <w:bCs w:val="0"/>
-          <w:i w:val="0"/>
-          <w:iCs w:val="0"/>
-          <w:caps w:val="0"/>
-          <w:smallCaps w:val="0"/>
-          <w:noProof w:val="0"/>
-          <w:color w:val="000000" w:themeColor="text1" w:themeTint="FF" w:themeShade="FF"/>
+          <w:rFonts w:ascii="Calibri" w:eastAsia="Calibri" w:hAnsi="Calibri" w:cs="Calibri"/>
+          <w:color w:val="000000" w:themeColor="text1"/>
           <w:sz w:val="22"/>
           <w:szCs w:val="22"/>
           <w:lang w:val="es-CO"/>
@@ -378,15 +255,10 @@
       </w:r>
       <w:r>
         <w:rPr>
-          <w:rFonts w:ascii="Calibri" w:hAnsi="Calibri" w:eastAsia="Calibri" w:cs="Calibri"/>
-          <w:b w:val="1"/>
-          <w:bCs w:val="1"/>
-          <w:i w:val="0"/>
-          <w:iCs w:val="0"/>
-          <w:caps w:val="0"/>
-          <w:smallCaps w:val="0"/>
-          <w:noProof w:val="0"/>
-          <w:color w:val="000000" w:themeColor="text1" w:themeTint="FF" w:themeShade="FF"/>
+          <w:rFonts w:ascii="Calibri" w:eastAsia="Calibri" w:hAnsi="Calibri" w:cs="Calibri"/>
+          <w:b/>
+          <w:bCs/>
+          <w:color w:val="000000" w:themeColor="text1"/>
           <w:sz w:val="22"/>
           <w:szCs w:val="22"/>
           <w:lang w:val="es-CO"/>
@@ -395,15 +267,8 @@
       </w:r>
       <w:r>
         <w:rPr>
-          <w:rFonts w:ascii="Calibri" w:hAnsi="Calibri" w:eastAsia="Calibri" w:cs="Calibri"/>
-          <w:b w:val="0"/>
-          <w:bCs w:val="0"/>
-          <w:i w:val="0"/>
-          <w:iCs w:val="0"/>
-          <w:caps w:val="0"/>
-          <w:smallCaps w:val="0"/>
-          <w:noProof w:val="0"/>
-          <w:color w:val="000000" w:themeColor="text1" w:themeTint="FF" w:themeShade="FF"/>
+          <w:rFonts w:ascii="Calibri" w:eastAsia="Calibri" w:hAnsi="Calibri" w:cs="Calibri"/>
+          <w:color w:val="000000" w:themeColor="text1"/>
           <w:sz w:val="22"/>
           <w:szCs w:val="22"/>
           <w:lang w:val="es-CO"/>
@@ -411,35 +276,20 @@
         <w:t> </w:t>
       </w:r>
     </w:p>
-    <w:p xmlns:wp14="http://schemas.microsoft.com/office/word/2010/wordml" wp14:paraId="4B9D30D7" wp14:textId="5DE61008">
+    <w:p>
       <w:pPr>
         <w:spacing w:after="0" w:line="240" w:lineRule="auto"/>
         <w:rPr>
-          <w:rFonts w:ascii="Calibri" w:hAnsi="Calibri" w:eastAsia="Calibri" w:cs="Calibri"/>
-          <w:b w:val="0"/>
-          <w:bCs w:val="0"/>
-          <w:i w:val="0"/>
-          <w:iCs w:val="0"/>
-          <w:caps w:val="0"/>
-          <w:smallCaps w:val="0"/>
-          <w:noProof w:val="0"/>
-          <w:color w:val="000000" w:themeColor="text1" w:themeTint="FF" w:themeShade="FF"/>
-          <w:sz w:val="22"/>
-          <w:szCs w:val="22"/>
-          <w:lang w:val="es-ES"/>
-        </w:rPr>
-      </w:pPr>
-      <w:r>
-        <w:rPr>
-          <w:rFonts w:ascii="Calibri" w:hAnsi="Calibri" w:eastAsia="Calibri" w:cs="Calibri"/>
-          <w:b w:val="0"/>
-          <w:bCs w:val="0"/>
-          <w:i w:val="0"/>
-          <w:iCs w:val="0"/>
-          <w:caps w:val="0"/>
-          <w:smallCaps w:val="0"/>
-          <w:noProof w:val="0"/>
-          <w:color w:val="000000" w:themeColor="text1" w:themeTint="FF" w:themeShade="FF"/>
+          <w:rFonts w:ascii="Calibri" w:eastAsia="Calibri" w:hAnsi="Calibri" w:cs="Calibri"/>
+          <w:color w:val="000000" w:themeColor="text1"/>
+          <w:sz w:val="22"/>
+          <w:szCs w:val="22"/>
+        </w:rPr>
+      </w:pPr>
+      <w:r>
+        <w:rPr>
+          <w:rFonts w:ascii="Calibri" w:eastAsia="Calibri" w:hAnsi="Calibri" w:cs="Calibri"/>
+          <w:color w:val="000000" w:themeColor="text1"/>
           <w:sz w:val="22"/>
           <w:szCs w:val="22"/>
           <w:lang w:val="es-CO"/>
@@ -449,14 +299,12 @@
     </w:p>
     <w:tbl>
       <w:tblPr>
-        <w:tblStyle w:val="TableNormal"/>
-        <w:bidiVisual w:val="0"/>
         <w:tblW w:w="0" w:type="auto"/>
         <w:tblBorders>
-          <w:top w:val="single" w:sz="6"/>
-          <w:left w:val="single" w:sz="6"/>
-          <w:bottom w:val="single" w:sz="6"/>
-          <w:right w:val="single" w:sz="6"/>
+          <w:top w:val="single" w:sz="6" w:space="0" w:color="auto"/>
+          <w:left w:val="single" w:sz="6" w:space="0" w:color="auto"/>
+          <w:bottom w:val="single" w:sz="6" w:space="0" w:color="auto"/>
+          <w:right w:val="single" w:sz="6" w:space="0" w:color="auto"/>
         </w:tblBorders>
         <w:tblLook w:val="04A0" w:firstRow="1" w:lastRow="0" w:firstColumn="1" w:lastColumn="0" w:noHBand="0" w:noVBand="1"/>
       </w:tblPr>
@@ -472,63 +320,60 @@
           <w:tcPr>
             <w:tcW w:w="3405" w:type="dxa"/>
             <w:tcBorders>
-              <w:top w:val="single" w:sz="6"/>
-              <w:left w:val="single" w:sz="6"/>
-              <w:bottom w:val="single" w:sz="6"/>
-              <w:right w:val="single" w:sz="6"/>
+              <w:top w:val="single" w:sz="6" w:space="0" w:color="auto"/>
+              <w:left w:val="single" w:sz="6" w:space="0" w:color="auto"/>
+              <w:bottom w:val="single" w:sz="6" w:space="0" w:color="auto"/>
+              <w:right w:val="single" w:sz="6" w:space="0" w:color="auto"/>
             </w:tcBorders>
             <w:shd w:val="clear" w:color="auto" w:fill="FFFFFF" w:themeFill="background1"/>
-            <w:tcMar/>
-            <w:vAlign w:val="top"/>
           </w:tcPr>
           <w:p>
             <w:pPr>
               <w:spacing w:after="0" w:line="240" w:lineRule="auto"/>
               <w:rPr>
-                <w:rFonts w:ascii="Calibri" w:hAnsi="Calibri" w:eastAsia="Calibri" w:cs="Calibri"/>
-                <w:b w:val="0"/>
-                <w:bCs w:val="0"/>
-                <w:i w:val="0"/>
-                <w:iCs w:val="0"/>
+                <w:rFonts w:ascii="Calibri" w:eastAsia="Calibri" w:hAnsi="Calibri" w:cs="Calibri"/>
                 <w:sz w:val="22"/>
                 <w:szCs w:val="22"/>
               </w:rPr>
             </w:pPr>
             <w:r>
+              <w:rPr>
+                <w:noProof/>
+              </w:rPr>
               <w:drawing>
-                <wp:inline wp14:editId="24DDEE48" wp14:anchorId="59200738">
+                <wp:inline distT="0" distB="0" distL="0" distR="0" wp14:anchorId="59200738" wp14:editId="24DDEE48">
                   <wp:extent cx="1771650" cy="1619250"/>
                   <wp:effectExtent l="0" t="0" r="0" b="0"/>
                   <wp:docPr id="432947416" name="drawing"/>
                   <wp:cNvGraphicFramePr>
-                    <a:graphicFrameLocks noChangeAspect="1"/>
+                    <a:graphicFrameLocks xmlns:a="http://schemas.openxmlformats.org/drawingml/2006/main" noChangeAspect="1"/>
                   </wp:cNvGraphicFramePr>
-                  <a:graphic>
-                    <a:graphicData xmlns:a="http://schemas.openxmlformats.org/drawingml/2006/main" uri="http://schemas.openxmlformats.org/drawingml/2006/picture">
+                  <a:graphic xmlns:a="http://schemas.openxmlformats.org/drawingml/2006/main">
+                    <a:graphicData uri="http://schemas.openxmlformats.org/drawingml/2006/picture">
                       <pic:pic xmlns:pic="http://schemas.openxmlformats.org/drawingml/2006/picture">
-                        <pic:nvPicPr xmlns:pic="http://schemas.openxmlformats.org/drawingml/2006/picture">
-                          <pic:cNvPr xmlns:pic="http://schemas.openxmlformats.org/drawingml/2006/picture" id="432947416" name="Picture 432947416"/>
-                          <pic:cNvPicPr xmlns:pic="http://schemas.openxmlformats.org/drawingml/2006/picture"/>
+                        <pic:nvPicPr>
+                          <pic:cNvPr id="432947416" name="Picture 432947416"/>
+                          <pic:cNvPicPr/>
                         </pic:nvPicPr>
-                        <pic:blipFill xmlns:pic="http://schemas.openxmlformats.org/drawingml/2006/picture">
-                          <a:blip xmlns:r="http://schemas.openxmlformats.org/officeDocument/2006/relationships" xmlns:a="http://schemas.openxmlformats.org/drawingml/2006/main" r:embed="rId1694246586">
-                            <a:extLst xmlns:a="http://schemas.openxmlformats.org/drawingml/2006/main">
-                              <a:ext xmlns:a="http://schemas.openxmlformats.org/drawingml/2006/main" uri="{28A0092B-C50C-407E-A947-70E740481C1C}">
+                        <pic:blipFill>
+                          <a:blip r:embed="rId6">
+                            <a:extLst>
+                              <a:ext uri="{28A0092B-C50C-407E-A947-70E740481C1C}">
                                 <a14:useLocalDpi xmlns:a14="http://schemas.microsoft.com/office/drawing/2010/main"/>
                               </a:ext>
                             </a:extLst>
                           </a:blip>
-                          <a:stretch xmlns:a="http://schemas.openxmlformats.org/drawingml/2006/main">
-                            <a:fillRect xmlns:a="http://schemas.openxmlformats.org/drawingml/2006/main"/>
+                          <a:stretch>
+                            <a:fillRect/>
                           </a:stretch>
                         </pic:blipFill>
-                        <pic:spPr xmlns:pic="http://schemas.openxmlformats.org/drawingml/2006/picture">
-                          <a:xfrm xmlns:a="http://schemas.openxmlformats.org/drawingml/2006/main">
-                            <a:off xmlns:a="http://schemas.openxmlformats.org/drawingml/2006/main" x="0" y="0"/>
-                            <a:ext xmlns:a="http://schemas.openxmlformats.org/drawingml/2006/main" cx="1771650" cy="1619250"/>
+                        <pic:spPr>
+                          <a:xfrm>
+                            <a:off x="0" y="0"/>
+                            <a:ext cx="1771650" cy="1619250"/>
                           </a:xfrm>
-                          <a:prstGeom xmlns:a="http://schemas.openxmlformats.org/drawingml/2006/main" prst="rect">
-                            <a:avLst xmlns:a="http://schemas.openxmlformats.org/drawingml/2006/main"/>
+                          <a:prstGeom prst="rect">
+                            <a:avLst/>
                           </a:prstGeom>
                         </pic:spPr>
                       </pic:pic>
@@ -539,11 +384,7 @@
             </w:r>
             <w:r>
               <w:rPr>
-                <w:rFonts w:ascii="Calibri" w:hAnsi="Calibri" w:eastAsia="Calibri" w:cs="Calibri"/>
-                <w:b w:val="0"/>
-                <w:bCs w:val="0"/>
-                <w:i w:val="0"/>
-                <w:iCs w:val="0"/>
+                <w:rFonts w:ascii="Calibri" w:eastAsia="Calibri" w:hAnsi="Calibri" w:cs="Calibri"/>
                 <w:sz w:val="22"/>
                 <w:szCs w:val="22"/>
                 <w:lang w:val="es-CO"/>
@@ -556,63 +397,60 @@
           <w:tcPr>
             <w:tcW w:w="3405" w:type="dxa"/>
             <w:tcBorders>
-              <w:top w:val="single" w:sz="6"/>
-              <w:left w:val="single" w:sz="6"/>
-              <w:bottom w:val="single" w:sz="6"/>
-              <w:right w:val="single" w:sz="6"/>
+              <w:top w:val="single" w:sz="6" w:space="0" w:color="auto"/>
+              <w:left w:val="single" w:sz="6" w:space="0" w:color="auto"/>
+              <w:bottom w:val="single" w:sz="6" w:space="0" w:color="auto"/>
+              <w:right w:val="single" w:sz="6" w:space="0" w:color="auto"/>
             </w:tcBorders>
             <w:shd w:val="clear" w:color="auto" w:fill="FFFFFF" w:themeFill="background1"/>
-            <w:tcMar/>
-            <w:vAlign w:val="top"/>
           </w:tcPr>
           <w:p>
             <w:pPr>
               <w:spacing w:after="0" w:line="240" w:lineRule="auto"/>
               <w:rPr>
-                <w:rFonts w:ascii="Calibri" w:hAnsi="Calibri" w:eastAsia="Calibri" w:cs="Calibri"/>
-                <w:b w:val="0"/>
-                <w:bCs w:val="0"/>
-                <w:i w:val="0"/>
-                <w:iCs w:val="0"/>
+                <w:rFonts w:ascii="Calibri" w:eastAsia="Calibri" w:hAnsi="Calibri" w:cs="Calibri"/>
                 <w:sz w:val="22"/>
                 <w:szCs w:val="22"/>
               </w:rPr>
             </w:pPr>
             <w:r>
+              <w:rPr>
+                <w:noProof/>
+              </w:rPr>
               <w:drawing>
-                <wp:inline wp14:editId="47336508" wp14:anchorId="31FDB799">
+                <wp:inline distT="0" distB="0" distL="0" distR="0" wp14:anchorId="31FDB799" wp14:editId="47336508">
                   <wp:extent cx="95250" cy="95250"/>
                   <wp:effectExtent l="0" t="0" r="0" b="0"/>
                   <wp:docPr id="817828709" name="drawing"/>
                   <wp:cNvGraphicFramePr>
-                    <a:graphicFrameLocks noChangeAspect="1"/>
+                    <a:graphicFrameLocks xmlns:a="http://schemas.openxmlformats.org/drawingml/2006/main" noChangeAspect="1"/>
                   </wp:cNvGraphicFramePr>
-                  <a:graphic>
-                    <a:graphicData xmlns:a="http://schemas.openxmlformats.org/drawingml/2006/main" uri="http://schemas.openxmlformats.org/drawingml/2006/picture">
+                  <a:graphic xmlns:a="http://schemas.openxmlformats.org/drawingml/2006/main">
+                    <a:graphicData uri="http://schemas.openxmlformats.org/drawingml/2006/picture">
                       <pic:pic xmlns:pic="http://schemas.openxmlformats.org/drawingml/2006/picture">
-                        <pic:nvPicPr xmlns:pic="http://schemas.openxmlformats.org/drawingml/2006/picture">
-                          <pic:cNvPr xmlns:pic="http://schemas.openxmlformats.org/drawingml/2006/picture" id="817828709" name="Picture 817828709"/>
-                          <pic:cNvPicPr xmlns:pic="http://schemas.openxmlformats.org/drawingml/2006/picture"/>
+                        <pic:nvPicPr>
+                          <pic:cNvPr id="817828709" name="Picture 817828709"/>
+                          <pic:cNvPicPr/>
                         </pic:nvPicPr>
-                        <pic:blipFill xmlns:pic="http://schemas.openxmlformats.org/drawingml/2006/picture">
-                          <a:blip xmlns:r="http://schemas.openxmlformats.org/officeDocument/2006/relationships" xmlns:a="http://schemas.openxmlformats.org/drawingml/2006/main" r:embed="rId544976790">
-                            <a:extLst xmlns:a="http://schemas.openxmlformats.org/drawingml/2006/main">
-                              <a:ext xmlns:a="http://schemas.openxmlformats.org/drawingml/2006/main" uri="{28A0092B-C50C-407E-A947-70E740481C1C}">
+                        <pic:blipFill>
+                          <a:blip r:embed="rId7">
+                            <a:extLst>
+                              <a:ext uri="{28A0092B-C50C-407E-A947-70E740481C1C}">
                                 <a14:useLocalDpi xmlns:a14="http://schemas.microsoft.com/office/drawing/2010/main"/>
                               </a:ext>
                             </a:extLst>
                           </a:blip>
-                          <a:stretch xmlns:a="http://schemas.openxmlformats.org/drawingml/2006/main">
-                            <a:fillRect xmlns:a="http://schemas.openxmlformats.org/drawingml/2006/main"/>
+                          <a:stretch>
+                            <a:fillRect/>
                           </a:stretch>
                         </pic:blipFill>
-                        <pic:spPr xmlns:pic="http://schemas.openxmlformats.org/drawingml/2006/picture">
-                          <a:xfrm xmlns:a="http://schemas.openxmlformats.org/drawingml/2006/main">
-                            <a:off xmlns:a="http://schemas.openxmlformats.org/drawingml/2006/main" x="0" y="0"/>
-                            <a:ext xmlns:a="http://schemas.openxmlformats.org/drawingml/2006/main" cx="95250" cy="95250"/>
+                        <pic:spPr>
+                          <a:xfrm>
+                            <a:off x="0" y="0"/>
+                            <a:ext cx="95250" cy="95250"/>
                           </a:xfrm>
-                          <a:prstGeom xmlns:a="http://schemas.openxmlformats.org/drawingml/2006/main" prst="rect">
-                            <a:avLst xmlns:a="http://schemas.openxmlformats.org/drawingml/2006/main"/>
+                          <a:prstGeom prst="rect">
+                            <a:avLst/>
                           </a:prstGeom>
                         </pic:spPr>
                       </pic:pic>
@@ -622,40 +460,43 @@
               </w:drawing>
             </w:r>
             <w:r>
+              <w:rPr>
+                <w:noProof/>
+              </w:rPr>
               <w:drawing>
-                <wp:inline wp14:editId="1D1A4E38" wp14:anchorId="08B1C509">
+                <wp:inline distT="0" distB="0" distL="0" distR="0" wp14:anchorId="08B1C509" wp14:editId="1D1A4E38">
                   <wp:extent cx="1771650" cy="1657350"/>
                   <wp:effectExtent l="0" t="0" r="0" b="0"/>
                   <wp:docPr id="11412216" name="drawing"/>
                   <wp:cNvGraphicFramePr>
-                    <a:graphicFrameLocks noChangeAspect="1"/>
+                    <a:graphicFrameLocks xmlns:a="http://schemas.openxmlformats.org/drawingml/2006/main" noChangeAspect="1"/>
                   </wp:cNvGraphicFramePr>
-                  <a:graphic>
-                    <a:graphicData xmlns:a="http://schemas.openxmlformats.org/drawingml/2006/main" uri="http://schemas.openxmlformats.org/drawingml/2006/picture">
+                  <a:graphic xmlns:a="http://schemas.openxmlformats.org/drawingml/2006/main">
+                    <a:graphicData uri="http://schemas.openxmlformats.org/drawingml/2006/picture">
                       <pic:pic xmlns:pic="http://schemas.openxmlformats.org/drawingml/2006/picture">
-                        <pic:nvPicPr xmlns:pic="http://schemas.openxmlformats.org/drawingml/2006/picture">
-                          <pic:cNvPr xmlns:pic="http://schemas.openxmlformats.org/drawingml/2006/picture" id="11412216" name="Picture 11412216"/>
-                          <pic:cNvPicPr xmlns:pic="http://schemas.openxmlformats.org/drawingml/2006/picture"/>
+                        <pic:nvPicPr>
+                          <pic:cNvPr id="11412216" name="Picture 11412216"/>
+                          <pic:cNvPicPr/>
                         </pic:nvPicPr>
-                        <pic:blipFill xmlns:pic="http://schemas.openxmlformats.org/drawingml/2006/picture">
-                          <a:blip xmlns:r="http://schemas.openxmlformats.org/officeDocument/2006/relationships" xmlns:a="http://schemas.openxmlformats.org/drawingml/2006/main" r:embed="rId777737194">
-                            <a:extLst xmlns:a="http://schemas.openxmlformats.org/drawingml/2006/main">
-                              <a:ext xmlns:a="http://schemas.openxmlformats.org/drawingml/2006/main" uri="{28A0092B-C50C-407E-A947-70E740481C1C}">
+                        <pic:blipFill>
+                          <a:blip r:embed="rId8">
+                            <a:extLst>
+                              <a:ext uri="{28A0092B-C50C-407E-A947-70E740481C1C}">
                                 <a14:useLocalDpi xmlns:a14="http://schemas.microsoft.com/office/drawing/2010/main"/>
                               </a:ext>
                             </a:extLst>
                           </a:blip>
-                          <a:stretch xmlns:a="http://schemas.openxmlformats.org/drawingml/2006/main">
-                            <a:fillRect xmlns:a="http://schemas.openxmlformats.org/drawingml/2006/main"/>
+                          <a:stretch>
+                            <a:fillRect/>
                           </a:stretch>
                         </pic:blipFill>
-                        <pic:spPr xmlns:pic="http://schemas.openxmlformats.org/drawingml/2006/picture">
-                          <a:xfrm xmlns:a="http://schemas.openxmlformats.org/drawingml/2006/main">
-                            <a:off xmlns:a="http://schemas.openxmlformats.org/drawingml/2006/main" x="0" y="0"/>
-                            <a:ext xmlns:a="http://schemas.openxmlformats.org/drawingml/2006/main" cx="1771650" cy="1657350"/>
+                        <pic:spPr>
+                          <a:xfrm>
+                            <a:off x="0" y="0"/>
+                            <a:ext cx="1771650" cy="1657350"/>
                           </a:xfrm>
-                          <a:prstGeom xmlns:a="http://schemas.openxmlformats.org/drawingml/2006/main" prst="rect">
-                            <a:avLst xmlns:a="http://schemas.openxmlformats.org/drawingml/2006/main"/>
+                          <a:prstGeom prst="rect">
+                            <a:avLst/>
                           </a:prstGeom>
                         </pic:spPr>
                       </pic:pic>
@@ -666,11 +507,7 @@
             </w:r>
             <w:r>
               <w:rPr>
-                <w:rFonts w:ascii="Calibri" w:hAnsi="Calibri" w:eastAsia="Calibri" w:cs="Calibri"/>
-                <w:b w:val="0"/>
-                <w:bCs w:val="0"/>
-                <w:i w:val="0"/>
-                <w:iCs w:val="0"/>
+                <w:rFonts w:ascii="Calibri" w:eastAsia="Calibri" w:hAnsi="Calibri" w:cs="Calibri"/>
                 <w:sz w:val="22"/>
                 <w:szCs w:val="22"/>
                 <w:lang w:val="es-CO"/>
@@ -688,63 +525,61 @@
           <w:tcPr>
             <w:tcW w:w="3405" w:type="dxa"/>
             <w:tcBorders>
-              <w:top w:val="single" w:sz="6"/>
-              <w:left w:val="single" w:sz="6"/>
-              <w:bottom w:val="single" w:sz="6"/>
-              <w:right w:val="single" w:sz="6"/>
+              <w:top w:val="single" w:sz="6" w:space="0" w:color="auto"/>
+              <w:left w:val="single" w:sz="6" w:space="0" w:color="auto"/>
+              <w:bottom w:val="single" w:sz="6" w:space="0" w:color="auto"/>
+              <w:right w:val="single" w:sz="6" w:space="0" w:color="auto"/>
             </w:tcBorders>
             <w:shd w:val="clear" w:color="auto" w:fill="FFFFFF" w:themeFill="background1"/>
-            <w:tcMar/>
-            <w:vAlign w:val="top"/>
           </w:tcPr>
           <w:p>
             <w:pPr>
               <w:spacing w:after="0" w:line="240" w:lineRule="auto"/>
               <w:rPr>
-                <w:rFonts w:ascii="Calibri" w:hAnsi="Calibri" w:eastAsia="Calibri" w:cs="Calibri"/>
-                <w:b w:val="0"/>
-                <w:bCs w:val="0"/>
-                <w:i w:val="0"/>
-                <w:iCs w:val="0"/>
+                <w:rFonts w:ascii="Calibri" w:eastAsia="Calibri" w:hAnsi="Calibri" w:cs="Calibri"/>
                 <w:sz w:val="22"/>
                 <w:szCs w:val="22"/>
               </w:rPr>
             </w:pPr>
             <w:r>
+              <w:rPr>
+                <w:noProof/>
+              </w:rPr>
+              <w:lastRenderedPageBreak/>
               <w:drawing>
-                <wp:inline wp14:editId="3E713C86" wp14:anchorId="6AA9A960">
+                <wp:inline distT="0" distB="0" distL="0" distR="0" wp14:anchorId="6AA9A960" wp14:editId="3E713C86">
                   <wp:extent cx="1714500" cy="1619250"/>
                   <wp:effectExtent l="0" t="0" r="0" b="0"/>
                   <wp:docPr id="922392537" name="drawing"/>
                   <wp:cNvGraphicFramePr>
-                    <a:graphicFrameLocks noChangeAspect="1"/>
+                    <a:graphicFrameLocks xmlns:a="http://schemas.openxmlformats.org/drawingml/2006/main" noChangeAspect="1"/>
                   </wp:cNvGraphicFramePr>
-                  <a:graphic>
-                    <a:graphicData xmlns:a="http://schemas.openxmlformats.org/drawingml/2006/main" uri="http://schemas.openxmlformats.org/drawingml/2006/picture">
+                  <a:graphic xmlns:a="http://schemas.openxmlformats.org/drawingml/2006/main">
+                    <a:graphicData uri="http://schemas.openxmlformats.org/drawingml/2006/picture">
                       <pic:pic xmlns:pic="http://schemas.openxmlformats.org/drawingml/2006/picture">
-                        <pic:nvPicPr xmlns:pic="http://schemas.openxmlformats.org/drawingml/2006/picture">
-                          <pic:cNvPr xmlns:pic="http://schemas.openxmlformats.org/drawingml/2006/picture" id="922392537" name="Picture 922392537"/>
-                          <pic:cNvPicPr xmlns:pic="http://schemas.openxmlformats.org/drawingml/2006/picture"/>
+                        <pic:nvPicPr>
+                          <pic:cNvPr id="922392537" name="Picture 922392537"/>
+                          <pic:cNvPicPr/>
                         </pic:nvPicPr>
-                        <pic:blipFill xmlns:pic="http://schemas.openxmlformats.org/drawingml/2006/picture">
-                          <a:blip xmlns:r="http://schemas.openxmlformats.org/officeDocument/2006/relationships" xmlns:a="http://schemas.openxmlformats.org/drawingml/2006/main" r:embed="rId190202386">
-                            <a:extLst xmlns:a="http://schemas.openxmlformats.org/drawingml/2006/main">
-                              <a:ext xmlns:a="http://schemas.openxmlformats.org/drawingml/2006/main" uri="{28A0092B-C50C-407E-A947-70E740481C1C}">
+                        <pic:blipFill>
+                          <a:blip r:embed="rId9">
+                            <a:extLst>
+                              <a:ext uri="{28A0092B-C50C-407E-A947-70E740481C1C}">
                                 <a14:useLocalDpi xmlns:a14="http://schemas.microsoft.com/office/drawing/2010/main"/>
                               </a:ext>
                             </a:extLst>
                           </a:blip>
-                          <a:stretch xmlns:a="http://schemas.openxmlformats.org/drawingml/2006/main">
-                            <a:fillRect xmlns:a="http://schemas.openxmlformats.org/drawingml/2006/main"/>
+                          <a:stretch>
+                            <a:fillRect/>
                           </a:stretch>
                         </pic:blipFill>
-                        <pic:spPr xmlns:pic="http://schemas.openxmlformats.org/drawingml/2006/picture">
-                          <a:xfrm xmlns:a="http://schemas.openxmlformats.org/drawingml/2006/main">
-                            <a:off xmlns:a="http://schemas.openxmlformats.org/drawingml/2006/main" x="0" y="0"/>
-                            <a:ext xmlns:a="http://schemas.openxmlformats.org/drawingml/2006/main" cx="1714500" cy="1619250"/>
+                        <pic:spPr>
+                          <a:xfrm>
+                            <a:off x="0" y="0"/>
+                            <a:ext cx="1714500" cy="1619250"/>
                           </a:xfrm>
-                          <a:prstGeom xmlns:a="http://schemas.openxmlformats.org/drawingml/2006/main" prst="rect">
-                            <a:avLst xmlns:a="http://schemas.openxmlformats.org/drawingml/2006/main"/>
+                          <a:prstGeom prst="rect">
+                            <a:avLst/>
                           </a:prstGeom>
                         </pic:spPr>
                       </pic:pic>
@@ -755,11 +590,7 @@
             </w:r>
             <w:r>
               <w:rPr>
-                <w:rFonts w:ascii="Calibri" w:hAnsi="Calibri" w:eastAsia="Calibri" w:cs="Calibri"/>
-                <w:b w:val="0"/>
-                <w:bCs w:val="0"/>
-                <w:i w:val="0"/>
-                <w:iCs w:val="0"/>
+                <w:rFonts w:ascii="Calibri" w:eastAsia="Calibri" w:hAnsi="Calibri" w:cs="Calibri"/>
                 <w:sz w:val="22"/>
                 <w:szCs w:val="22"/>
                 <w:lang w:val="es-CO"/>
@@ -772,63 +603,60 @@
           <w:tcPr>
             <w:tcW w:w="3405" w:type="dxa"/>
             <w:tcBorders>
-              <w:top w:val="single" w:sz="6"/>
-              <w:left w:val="single" w:sz="6"/>
-              <w:bottom w:val="single" w:sz="6"/>
-              <w:right w:val="single" w:sz="6"/>
+              <w:top w:val="single" w:sz="6" w:space="0" w:color="auto"/>
+              <w:left w:val="single" w:sz="6" w:space="0" w:color="auto"/>
+              <w:bottom w:val="single" w:sz="6" w:space="0" w:color="auto"/>
+              <w:right w:val="single" w:sz="6" w:space="0" w:color="auto"/>
             </w:tcBorders>
             <w:shd w:val="clear" w:color="auto" w:fill="FFFFFF" w:themeFill="background1"/>
-            <w:tcMar/>
-            <w:vAlign w:val="top"/>
           </w:tcPr>
           <w:p>
             <w:pPr>
               <w:spacing w:after="0" w:line="240" w:lineRule="auto"/>
               <w:rPr>
-                <w:rFonts w:ascii="Calibri" w:hAnsi="Calibri" w:eastAsia="Calibri" w:cs="Calibri"/>
-                <w:b w:val="0"/>
-                <w:bCs w:val="0"/>
-                <w:i w:val="0"/>
-                <w:iCs w:val="0"/>
+                <w:rFonts w:ascii="Calibri" w:eastAsia="Calibri" w:hAnsi="Calibri" w:cs="Calibri"/>
                 <w:sz w:val="22"/>
                 <w:szCs w:val="22"/>
               </w:rPr>
             </w:pPr>
             <w:r>
+              <w:rPr>
+                <w:noProof/>
+              </w:rPr>
               <w:drawing>
-                <wp:inline wp14:editId="0F35C4FB" wp14:anchorId="1CEE10A9">
+                <wp:inline distT="0" distB="0" distL="0" distR="0" wp14:anchorId="1CEE10A9" wp14:editId="0F35C4FB">
                   <wp:extent cx="1752600" cy="1619250"/>
                   <wp:effectExtent l="0" t="0" r="0" b="0"/>
                   <wp:docPr id="1484812377" name="drawing"/>
                   <wp:cNvGraphicFramePr>
-                    <a:graphicFrameLocks noChangeAspect="1"/>
+                    <a:graphicFrameLocks xmlns:a="http://schemas.openxmlformats.org/drawingml/2006/main" noChangeAspect="1"/>
                   </wp:cNvGraphicFramePr>
-                  <a:graphic>
-                    <a:graphicData xmlns:a="http://schemas.openxmlformats.org/drawingml/2006/main" uri="http://schemas.openxmlformats.org/drawingml/2006/picture">
+                  <a:graphic xmlns:a="http://schemas.openxmlformats.org/drawingml/2006/main">
+                    <a:graphicData uri="http://schemas.openxmlformats.org/drawingml/2006/picture">
                       <pic:pic xmlns:pic="http://schemas.openxmlformats.org/drawingml/2006/picture">
-                        <pic:nvPicPr xmlns:pic="http://schemas.openxmlformats.org/drawingml/2006/picture">
-                          <pic:cNvPr xmlns:pic="http://schemas.openxmlformats.org/drawingml/2006/picture" id="1484812377" name="Picture 1484812377"/>
-                          <pic:cNvPicPr xmlns:pic="http://schemas.openxmlformats.org/drawingml/2006/picture"/>
+                        <pic:nvPicPr>
+                          <pic:cNvPr id="1484812377" name="Picture 1484812377"/>
+                          <pic:cNvPicPr/>
                         </pic:nvPicPr>
-                        <pic:blipFill xmlns:pic="http://schemas.openxmlformats.org/drawingml/2006/picture">
-                          <a:blip xmlns:r="http://schemas.openxmlformats.org/officeDocument/2006/relationships" xmlns:a="http://schemas.openxmlformats.org/drawingml/2006/main" r:embed="rId1285327713">
-                            <a:extLst xmlns:a="http://schemas.openxmlformats.org/drawingml/2006/main">
-                              <a:ext xmlns:a="http://schemas.openxmlformats.org/drawingml/2006/main" uri="{28A0092B-C50C-407E-A947-70E740481C1C}">
+                        <pic:blipFill>
+                          <a:blip r:embed="rId10">
+                            <a:extLst>
+                              <a:ext uri="{28A0092B-C50C-407E-A947-70E740481C1C}">
                                 <a14:useLocalDpi xmlns:a14="http://schemas.microsoft.com/office/drawing/2010/main"/>
                               </a:ext>
                             </a:extLst>
                           </a:blip>
-                          <a:stretch xmlns:a="http://schemas.openxmlformats.org/drawingml/2006/main">
-                            <a:fillRect xmlns:a="http://schemas.openxmlformats.org/drawingml/2006/main"/>
+                          <a:stretch>
+                            <a:fillRect/>
                           </a:stretch>
                         </pic:blipFill>
-                        <pic:spPr xmlns:pic="http://schemas.openxmlformats.org/drawingml/2006/picture">
-                          <a:xfrm xmlns:a="http://schemas.openxmlformats.org/drawingml/2006/main">
-                            <a:off xmlns:a="http://schemas.openxmlformats.org/drawingml/2006/main" x="0" y="0"/>
-                            <a:ext xmlns:a="http://schemas.openxmlformats.org/drawingml/2006/main" cx="1752600" cy="1619250"/>
+                        <pic:spPr>
+                          <a:xfrm>
+                            <a:off x="0" y="0"/>
+                            <a:ext cx="1752600" cy="1619250"/>
                           </a:xfrm>
-                          <a:prstGeom xmlns:a="http://schemas.openxmlformats.org/drawingml/2006/main" prst="rect">
-                            <a:avLst xmlns:a="http://schemas.openxmlformats.org/drawingml/2006/main"/>
+                          <a:prstGeom prst="rect">
+                            <a:avLst/>
                           </a:prstGeom>
                         </pic:spPr>
                       </pic:pic>
@@ -839,11 +667,7 @@
             </w:r>
             <w:r>
               <w:rPr>
-                <w:rFonts w:ascii="Calibri" w:hAnsi="Calibri" w:eastAsia="Calibri" w:cs="Calibri"/>
-                <w:b w:val="0"/>
-                <w:bCs w:val="0"/>
-                <w:i w:val="0"/>
-                <w:iCs w:val="0"/>
+                <w:rFonts w:ascii="Calibri" w:eastAsia="Calibri" w:hAnsi="Calibri" w:cs="Calibri"/>
                 <w:sz w:val="22"/>
                 <w:szCs w:val="22"/>
                 <w:lang w:val="es-CO"/>
@@ -854,36 +678,20 @@
         </w:tc>
       </w:tr>
     </w:tbl>
-    <w:p xmlns:wp14="http://schemas.microsoft.com/office/word/2010/wordml" wp14:paraId="2AF14AA1" wp14:textId="7C1ECC42">
-      <w:pPr>
-        <w:bidi w:val="0"/>
+    <w:p>
+      <w:pPr>
         <w:spacing w:after="0" w:line="240" w:lineRule="auto"/>
         <w:rPr>
-          <w:rFonts w:ascii="Calibri" w:hAnsi="Calibri" w:eastAsia="Calibri" w:cs="Calibri"/>
-          <w:b w:val="0"/>
-          <w:bCs w:val="0"/>
-          <w:i w:val="0"/>
-          <w:iCs w:val="0"/>
-          <w:caps w:val="0"/>
-          <w:smallCaps w:val="0"/>
-          <w:noProof w:val="0"/>
-          <w:color w:val="000000" w:themeColor="text1" w:themeTint="FF" w:themeShade="FF"/>
-          <w:sz w:val="22"/>
-          <w:szCs w:val="22"/>
-          <w:lang w:val="es-ES"/>
-        </w:rPr>
-      </w:pPr>
-      <w:r>
-        <w:rPr>
-          <w:rFonts w:ascii="Calibri" w:hAnsi="Calibri" w:eastAsia="Calibri" w:cs="Calibri"/>
-          <w:b w:val="0"/>
-          <w:bCs w:val="0"/>
-          <w:i w:val="0"/>
-          <w:iCs w:val="0"/>
-          <w:caps w:val="0"/>
-          <w:smallCaps w:val="0"/>
-          <w:noProof w:val="0"/>
-          <w:color w:val="000000" w:themeColor="text1" w:themeTint="FF" w:themeShade="FF"/>
+          <w:rFonts w:ascii="Calibri" w:eastAsia="Calibri" w:hAnsi="Calibri" w:cs="Calibri"/>
+          <w:color w:val="000000" w:themeColor="text1"/>
+          <w:sz w:val="22"/>
+          <w:szCs w:val="22"/>
+        </w:rPr>
+      </w:pPr>
+      <w:r>
+        <w:rPr>
+          <w:rFonts w:ascii="Calibri" w:eastAsia="Calibri" w:hAnsi="Calibri" w:cs="Calibri"/>
+          <w:color w:val="000000" w:themeColor="text1"/>
           <w:sz w:val="22"/>
           <w:szCs w:val="22"/>
           <w:lang w:val="es-CO"/>
@@ -891,36 +699,20 @@
         <w:t> </w:t>
       </w:r>
     </w:p>
-    <w:p xmlns:wp14="http://schemas.microsoft.com/office/word/2010/wordml" wp14:paraId="18868D92" wp14:textId="3910B65C">
-      <w:pPr>
-        <w:bidi w:val="0"/>
+    <w:p>
+      <w:pPr>
         <w:spacing w:after="0" w:line="240" w:lineRule="auto"/>
         <w:rPr>
-          <w:rFonts w:ascii="Calibri" w:hAnsi="Calibri" w:eastAsia="Calibri" w:cs="Calibri"/>
-          <w:b w:val="0"/>
-          <w:bCs w:val="0"/>
-          <w:i w:val="0"/>
-          <w:iCs w:val="0"/>
-          <w:caps w:val="0"/>
-          <w:smallCaps w:val="0"/>
-          <w:noProof w:val="0"/>
-          <w:color w:val="000000" w:themeColor="text1" w:themeTint="FF" w:themeShade="FF"/>
-          <w:sz w:val="22"/>
-          <w:szCs w:val="22"/>
-          <w:lang w:val="es-ES"/>
-        </w:rPr>
-      </w:pPr>
-      <w:r>
-        <w:rPr>
-          <w:rFonts w:ascii="Calibri" w:hAnsi="Calibri" w:eastAsia="Calibri" w:cs="Calibri"/>
-          <w:b w:val="0"/>
-          <w:bCs w:val="0"/>
-          <w:i w:val="0"/>
-          <w:iCs w:val="0"/>
-          <w:caps w:val="0"/>
-          <w:smallCaps w:val="0"/>
-          <w:noProof w:val="0"/>
-          <w:color w:val="000000" w:themeColor="text1" w:themeTint="FF" w:themeShade="FF"/>
+          <w:rFonts w:ascii="Calibri" w:eastAsia="Calibri" w:hAnsi="Calibri" w:cs="Calibri"/>
+          <w:color w:val="000000" w:themeColor="text1"/>
+          <w:sz w:val="22"/>
+          <w:szCs w:val="22"/>
+        </w:rPr>
+      </w:pPr>
+      <w:r>
+        <w:rPr>
+          <w:rFonts w:ascii="Calibri" w:eastAsia="Calibri" w:hAnsi="Calibri" w:cs="Calibri"/>
+          <w:color w:val="000000" w:themeColor="text1"/>
           <w:sz w:val="22"/>
           <w:szCs w:val="22"/>
           <w:lang w:val="es-CO"/>
@@ -928,324 +720,196 @@
         <w:t>Durante la discusión respecto al modelo se escucharon las siguientes tres hipótesis: </w:t>
       </w:r>
     </w:p>
-    <w:p xmlns:wp14="http://schemas.microsoft.com/office/word/2010/wordml" wp14:paraId="463A3353" wp14:textId="0F3E5EAC">
-      <w:pPr>
-        <w:pStyle w:val="ListParagraph"/>
+    <w:p>
+      <w:pPr>
+        <w:pStyle w:val="Prrafodelista"/>
+        <w:numPr>
+          <w:ilvl w:val="0"/>
+          <w:numId w:val="4"/>
+        </w:numPr>
+        <w:spacing w:after="0" w:line="240" w:lineRule="auto"/>
+        <w:ind w:left="1140" w:firstLine="0"/>
+        <w:rPr>
+          <w:rFonts w:ascii="Calibri" w:eastAsia="Calibri" w:hAnsi="Calibri" w:cs="Calibri"/>
+          <w:color w:val="000000" w:themeColor="text1"/>
+          <w:sz w:val="22"/>
+          <w:szCs w:val="22"/>
+        </w:rPr>
+      </w:pPr>
+      <w:r>
+        <w:rPr>
+          <w:rFonts w:ascii="Calibri" w:eastAsia="Calibri" w:hAnsi="Calibri" w:cs="Calibri"/>
+          <w:color w:val="000000" w:themeColor="text1"/>
+          <w:sz w:val="22"/>
+          <w:szCs w:val="22"/>
+          <w:lang w:val="es-CO"/>
+        </w:rPr>
+        <w:t>Cuando la intensidad del color aumenta las personas mirarán más el anuncio, pero llega un momento en que tanta intensidad satura, haciendo que la duración de la mirada no aumente, y que de hecho llegue a disminuir. </w:t>
+      </w:r>
+    </w:p>
+    <w:p>
+      <w:pPr>
+        <w:spacing w:after="0" w:line="240" w:lineRule="auto"/>
+        <w:ind w:left="780"/>
+        <w:rPr>
+          <w:rFonts w:ascii="Calibri" w:eastAsia="Calibri" w:hAnsi="Calibri" w:cs="Calibri"/>
+          <w:color w:val="000000" w:themeColor="text1"/>
+          <w:sz w:val="22"/>
+          <w:szCs w:val="22"/>
+        </w:rPr>
+      </w:pPr>
+      <w:r>
+        <w:rPr>
+          <w:rFonts w:ascii="Calibri" w:eastAsia="Calibri" w:hAnsi="Calibri" w:cs="Calibri"/>
+          <w:color w:val="000000" w:themeColor="text1"/>
+          <w:sz w:val="22"/>
+          <w:szCs w:val="22"/>
+          <w:lang w:val="es-CO"/>
+        </w:rPr>
+        <w:t> </w:t>
+      </w:r>
+    </w:p>
+    <w:p>
+      <w:pPr>
+        <w:pStyle w:val="Prrafodelista"/>
+        <w:numPr>
+          <w:ilvl w:val="0"/>
+          <w:numId w:val="3"/>
+        </w:numPr>
+        <w:spacing w:after="0" w:line="240" w:lineRule="auto"/>
+        <w:ind w:left="1140" w:firstLine="0"/>
+        <w:rPr>
+          <w:rFonts w:ascii="Calibri" w:eastAsia="Calibri" w:hAnsi="Calibri" w:cs="Calibri"/>
+          <w:color w:val="000000" w:themeColor="text1"/>
+          <w:sz w:val="22"/>
+          <w:szCs w:val="22"/>
+        </w:rPr>
+      </w:pPr>
+      <w:r>
+        <w:rPr>
+          <w:rFonts w:ascii="Calibri" w:eastAsia="Calibri" w:hAnsi="Calibri" w:cs="Calibri"/>
+          <w:color w:val="000000" w:themeColor="text1"/>
+          <w:sz w:val="22"/>
+          <w:szCs w:val="22"/>
+          <w:lang w:val="es-CO"/>
+        </w:rPr>
+        <w:t>A medida que avanza la noche, la gente tenderá a mirar por menos tiempo los anuncios. </w:t>
+      </w:r>
+    </w:p>
+    <w:p>
+      <w:pPr>
+        <w:spacing w:after="0" w:line="240" w:lineRule="auto"/>
+        <w:ind w:left="780"/>
+        <w:rPr>
+          <w:rFonts w:ascii="Calibri" w:eastAsia="Calibri" w:hAnsi="Calibri" w:cs="Calibri"/>
+          <w:color w:val="000000" w:themeColor="text1"/>
+          <w:sz w:val="22"/>
+          <w:szCs w:val="22"/>
+        </w:rPr>
+      </w:pPr>
+      <w:r>
+        <w:rPr>
+          <w:rFonts w:ascii="Calibri" w:eastAsia="Calibri" w:hAnsi="Calibri" w:cs="Calibri"/>
+          <w:color w:val="000000" w:themeColor="text1"/>
+          <w:sz w:val="22"/>
+          <w:szCs w:val="22"/>
+          <w:lang w:val="es-CO"/>
+        </w:rPr>
+        <w:t>El durbin Watson lo apoya hay una conexión con el orden de los tiempos. No sabemos en qué dirección </w:t>
+      </w:r>
+    </w:p>
+    <w:p>
+      <w:pPr>
+        <w:spacing w:after="0" w:line="240" w:lineRule="auto"/>
+        <w:ind w:left="780"/>
+        <w:rPr>
+          <w:rFonts w:ascii="Calibri" w:eastAsia="Calibri" w:hAnsi="Calibri" w:cs="Calibri"/>
+          <w:color w:val="000000" w:themeColor="text1"/>
+          <w:sz w:val="22"/>
+          <w:szCs w:val="22"/>
+        </w:rPr>
+      </w:pPr>
+      <w:r>
+        <w:rPr>
+          <w:rFonts w:ascii="Calibri" w:eastAsia="Calibri" w:hAnsi="Calibri" w:cs="Calibri"/>
+          <w:color w:val="000000" w:themeColor="text1"/>
+          <w:sz w:val="22"/>
+          <w:szCs w:val="22"/>
+          <w:lang w:val="es-CO"/>
+        </w:rPr>
+        <w:t> </w:t>
+      </w:r>
+    </w:p>
+    <w:p>
+      <w:pPr>
+        <w:pStyle w:val="Prrafodelista"/>
+        <w:numPr>
+          <w:ilvl w:val="0"/>
+          <w:numId w:val="2"/>
+        </w:numPr>
+        <w:spacing w:after="0" w:line="240" w:lineRule="auto"/>
+        <w:ind w:left="1140" w:firstLine="0"/>
+        <w:rPr>
+          <w:rFonts w:ascii="Calibri" w:eastAsia="Calibri" w:hAnsi="Calibri" w:cs="Calibri"/>
+          <w:color w:val="000000" w:themeColor="text1"/>
+          <w:sz w:val="22"/>
+          <w:szCs w:val="22"/>
+        </w:rPr>
+      </w:pPr>
+      <w:r>
+        <w:rPr>
+          <w:rFonts w:ascii="Calibri" w:eastAsia="Calibri" w:hAnsi="Calibri" w:cs="Calibri"/>
+          <w:color w:val="000000" w:themeColor="text1"/>
+          <w:sz w:val="22"/>
+          <w:szCs w:val="22"/>
+          <w:lang w:val="es-CO"/>
+        </w:rPr>
+        <w:t>Las mediciones de seguimiento ocular en móviles no son 100% fiables, y en múltiples ocasiones dan resultados muy por encima de la duración real de la mirada. </w:t>
+      </w:r>
+    </w:p>
+    <w:p>
+      <w:pPr>
+        <w:spacing w:after="0" w:line="240" w:lineRule="auto"/>
+        <w:ind w:left="780"/>
+        <w:rPr>
+          <w:rFonts w:ascii="Calibri" w:eastAsia="Calibri" w:hAnsi="Calibri" w:cs="Calibri"/>
+          <w:color w:val="000000" w:themeColor="text1"/>
+          <w:sz w:val="22"/>
+          <w:szCs w:val="22"/>
+        </w:rPr>
+      </w:pPr>
+      <w:r>
+        <w:rPr>
+          <w:rFonts w:ascii="Calibri" w:eastAsia="Calibri" w:hAnsi="Calibri" w:cs="Calibri"/>
+          <w:color w:val="000000" w:themeColor="text1"/>
+          <w:sz w:val="22"/>
+          <w:szCs w:val="22"/>
+          <w:lang w:val="es-CO"/>
+        </w:rPr>
+        <w:t> </w:t>
+      </w:r>
+    </w:p>
+    <w:p>
+      <w:pPr>
+        <w:pStyle w:val="Prrafodelista"/>
         <w:numPr>
           <w:ilvl w:val="0"/>
           <w:numId w:val="1"/>
         </w:numPr>
-        <w:bidi w:val="0"/>
-        <w:spacing w:after="0" w:line="240" w:lineRule="auto"/>
-        <w:ind w:left="1140" w:firstLine="0"/>
-        <w:rPr>
-          <w:rFonts w:ascii="Calibri" w:hAnsi="Calibri" w:eastAsia="Calibri" w:cs="Calibri"/>
-          <w:b w:val="0"/>
-          <w:bCs w:val="0"/>
-          <w:i w:val="0"/>
-          <w:iCs w:val="0"/>
-          <w:caps w:val="0"/>
-          <w:smallCaps w:val="0"/>
-          <w:noProof w:val="0"/>
-          <w:color w:val="000000" w:themeColor="text1" w:themeTint="FF" w:themeShade="FF"/>
-          <w:sz w:val="22"/>
-          <w:szCs w:val="22"/>
-          <w:lang w:val="es-ES"/>
-        </w:rPr>
-      </w:pPr>
-      <w:r>
-        <w:rPr>
-          <w:rFonts w:ascii="Calibri" w:hAnsi="Calibri" w:eastAsia="Calibri" w:cs="Calibri"/>
-          <w:b w:val="0"/>
-          <w:bCs w:val="0"/>
-          <w:i w:val="0"/>
-          <w:iCs w:val="0"/>
-          <w:caps w:val="0"/>
-          <w:smallCaps w:val="0"/>
-          <w:noProof w:val="0"/>
-          <w:color w:val="000000" w:themeColor="text1" w:themeTint="FF" w:themeShade="FF"/>
-          <w:sz w:val="22"/>
-          <w:szCs w:val="22"/>
-          <w:lang w:val="es-CO"/>
-        </w:rPr>
-        <w:t>Cuando la intensidad del color aumenta las personas mirarán más el anuncio, pero llega un momento en que tanta intensidad satura, haciendo que la duración de la mirada no aumente, y que de hecho llegue a disminuir. </w:t>
-      </w:r>
-    </w:p>
-    <w:p xmlns:wp14="http://schemas.microsoft.com/office/word/2010/wordml" wp14:paraId="0F7062B7" wp14:textId="2273B5A0">
-      <w:pPr>
-        <w:bidi w:val="0"/>
-        <w:spacing w:after="0" w:line="240" w:lineRule="auto"/>
-        <w:ind w:left="780"/>
-        <w:rPr>
-          <w:rFonts w:ascii="Calibri" w:hAnsi="Calibri" w:eastAsia="Calibri" w:cs="Calibri"/>
-          <w:b w:val="0"/>
-          <w:bCs w:val="0"/>
-          <w:i w:val="0"/>
-          <w:iCs w:val="0"/>
-          <w:caps w:val="0"/>
-          <w:smallCaps w:val="0"/>
-          <w:noProof w:val="0"/>
-          <w:color w:val="000000" w:themeColor="text1" w:themeTint="FF" w:themeShade="FF"/>
-          <w:sz w:val="22"/>
-          <w:szCs w:val="22"/>
-          <w:lang w:val="es-ES"/>
-        </w:rPr>
-      </w:pPr>
-      <w:r>
-        <w:rPr>
-          <w:rFonts w:ascii="Calibri" w:hAnsi="Calibri" w:eastAsia="Calibri" w:cs="Calibri"/>
-          <w:b w:val="0"/>
-          <w:bCs w:val="0"/>
-          <w:i w:val="0"/>
-          <w:iCs w:val="0"/>
-          <w:caps w:val="0"/>
-          <w:smallCaps w:val="0"/>
-          <w:noProof w:val="0"/>
-          <w:color w:val="000000" w:themeColor="text1" w:themeTint="FF" w:themeShade="FF"/>
-          <w:sz w:val="22"/>
-          <w:szCs w:val="22"/>
-          <w:lang w:val="es-CO"/>
-        </w:rPr>
-        <w:t> </w:t>
-      </w:r>
-    </w:p>
-    <w:p xmlns:wp14="http://schemas.microsoft.com/office/word/2010/wordml" wp14:paraId="571FFCDF" wp14:textId="028D2265">
-      <w:pPr>
-        <w:pStyle w:val="ListParagraph"/>
-        <w:numPr>
-          <w:ilvl w:val="0"/>
-          <w:numId w:val="2"/>
-        </w:numPr>
-        <w:bidi w:val="0"/>
-        <w:spacing w:after="0" w:line="240" w:lineRule="auto"/>
-        <w:ind w:left="1140" w:firstLine="0"/>
-        <w:rPr>
-          <w:rFonts w:ascii="Calibri" w:hAnsi="Calibri" w:eastAsia="Calibri" w:cs="Calibri"/>
-          <w:b w:val="0"/>
-          <w:bCs w:val="0"/>
-          <w:i w:val="0"/>
-          <w:iCs w:val="0"/>
-          <w:caps w:val="0"/>
-          <w:smallCaps w:val="0"/>
-          <w:noProof w:val="0"/>
-          <w:color w:val="000000" w:themeColor="text1" w:themeTint="FF" w:themeShade="FF"/>
-          <w:sz w:val="22"/>
-          <w:szCs w:val="22"/>
-          <w:lang w:val="es-ES"/>
-        </w:rPr>
-      </w:pPr>
-      <w:r>
-        <w:rPr>
-          <w:rFonts w:ascii="Calibri" w:hAnsi="Calibri" w:eastAsia="Calibri" w:cs="Calibri"/>
-          <w:b w:val="0"/>
-          <w:bCs w:val="0"/>
-          <w:i w:val="0"/>
-          <w:iCs w:val="0"/>
-          <w:caps w:val="0"/>
-          <w:smallCaps w:val="0"/>
-          <w:noProof w:val="0"/>
-          <w:color w:val="000000" w:themeColor="text1" w:themeTint="FF" w:themeShade="FF"/>
-          <w:sz w:val="22"/>
-          <w:szCs w:val="22"/>
-          <w:lang w:val="es-CO"/>
-        </w:rPr>
-        <w:t>A medida que avanza la noche, la gente tenderá a mirar por menos tiempo los anuncios. </w:t>
-      </w:r>
-    </w:p>
-    <w:p xmlns:wp14="http://schemas.microsoft.com/office/word/2010/wordml" wp14:paraId="5FB1C256" wp14:textId="148689EC">
-      <w:pPr>
-        <w:bidi w:val="0"/>
-        <w:spacing w:after="0" w:line="240" w:lineRule="auto"/>
-        <w:ind w:left="780"/>
-        <w:rPr>
-          <w:rFonts w:ascii="Calibri" w:hAnsi="Calibri" w:eastAsia="Calibri" w:cs="Calibri"/>
-          <w:b w:val="0"/>
-          <w:bCs w:val="0"/>
-          <w:i w:val="0"/>
-          <w:iCs w:val="0"/>
-          <w:caps w:val="0"/>
-          <w:smallCaps w:val="0"/>
-          <w:noProof w:val="0"/>
-          <w:color w:val="000000" w:themeColor="text1" w:themeTint="FF" w:themeShade="FF"/>
-          <w:sz w:val="22"/>
-          <w:szCs w:val="22"/>
-          <w:lang w:val="es-ES"/>
-        </w:rPr>
-      </w:pPr>
-      <w:r>
-        <w:rPr>
-          <w:rFonts w:ascii="Calibri" w:hAnsi="Calibri" w:eastAsia="Calibri" w:cs="Calibri"/>
-          <w:b w:val="0"/>
-          <w:bCs w:val="0"/>
-          <w:i w:val="0"/>
-          <w:iCs w:val="0"/>
-          <w:caps w:val="0"/>
-          <w:smallCaps w:val="0"/>
-          <w:noProof w:val="0"/>
-          <w:color w:val="000000" w:themeColor="text1" w:themeTint="FF" w:themeShade="FF"/>
-          <w:sz w:val="22"/>
-          <w:szCs w:val="22"/>
-          <w:lang w:val="es-CO"/>
-        </w:rPr>
-        <w:t>El durbin Watson lo apoya hay una conexión con el orden de los tiempos. No sabemos en qué dirección </w:t>
-      </w:r>
-    </w:p>
-    <w:p xmlns:wp14="http://schemas.microsoft.com/office/word/2010/wordml" wp14:paraId="178FB936" wp14:textId="46A5011E">
-      <w:pPr>
-        <w:bidi w:val="0"/>
-        <w:spacing w:after="0" w:line="240" w:lineRule="auto"/>
-        <w:ind w:left="780"/>
-        <w:rPr>
-          <w:rFonts w:ascii="Calibri" w:hAnsi="Calibri" w:eastAsia="Calibri" w:cs="Calibri"/>
-          <w:b w:val="0"/>
-          <w:bCs w:val="0"/>
-          <w:i w:val="0"/>
-          <w:iCs w:val="0"/>
-          <w:caps w:val="0"/>
-          <w:smallCaps w:val="0"/>
-          <w:noProof w:val="0"/>
-          <w:color w:val="000000" w:themeColor="text1" w:themeTint="FF" w:themeShade="FF"/>
-          <w:sz w:val="22"/>
-          <w:szCs w:val="22"/>
-          <w:lang w:val="es-ES"/>
-        </w:rPr>
-      </w:pPr>
-      <w:r>
-        <w:rPr>
-          <w:rFonts w:ascii="Calibri" w:hAnsi="Calibri" w:eastAsia="Calibri" w:cs="Calibri"/>
-          <w:b w:val="0"/>
-          <w:bCs w:val="0"/>
-          <w:i w:val="0"/>
-          <w:iCs w:val="0"/>
-          <w:caps w:val="0"/>
-          <w:smallCaps w:val="0"/>
-          <w:noProof w:val="0"/>
-          <w:color w:val="000000" w:themeColor="text1" w:themeTint="FF" w:themeShade="FF"/>
-          <w:sz w:val="22"/>
-          <w:szCs w:val="22"/>
-          <w:lang w:val="es-CO"/>
-        </w:rPr>
-        <w:t> </w:t>
-      </w:r>
-    </w:p>
-    <w:p xmlns:wp14="http://schemas.microsoft.com/office/word/2010/wordml" wp14:paraId="3F98205C" wp14:textId="2230DF8C">
-      <w:pPr>
-        <w:pStyle w:val="ListParagraph"/>
-        <w:numPr>
-          <w:ilvl w:val="0"/>
-          <w:numId w:val="3"/>
-        </w:numPr>
-        <w:bidi w:val="0"/>
-        <w:spacing w:after="0" w:line="240" w:lineRule="auto"/>
-        <w:ind w:left="1140" w:firstLine="0"/>
-        <w:rPr>
-          <w:rFonts w:ascii="Calibri" w:hAnsi="Calibri" w:eastAsia="Calibri" w:cs="Calibri"/>
-          <w:b w:val="0"/>
-          <w:bCs w:val="0"/>
-          <w:i w:val="0"/>
-          <w:iCs w:val="0"/>
-          <w:caps w:val="0"/>
-          <w:smallCaps w:val="0"/>
-          <w:noProof w:val="0"/>
-          <w:color w:val="000000" w:themeColor="text1" w:themeTint="FF" w:themeShade="FF"/>
-          <w:sz w:val="22"/>
-          <w:szCs w:val="22"/>
-          <w:lang w:val="es-ES"/>
-        </w:rPr>
-      </w:pPr>
-      <w:r>
-        <w:rPr>
-          <w:rFonts w:ascii="Calibri" w:hAnsi="Calibri" w:eastAsia="Calibri" w:cs="Calibri"/>
-          <w:b w:val="0"/>
-          <w:bCs w:val="0"/>
-          <w:i w:val="0"/>
-          <w:iCs w:val="0"/>
-          <w:caps w:val="0"/>
-          <w:smallCaps w:val="0"/>
-          <w:noProof w:val="0"/>
-          <w:color w:val="000000" w:themeColor="text1" w:themeTint="FF" w:themeShade="FF"/>
-          <w:sz w:val="22"/>
-          <w:szCs w:val="22"/>
-          <w:lang w:val="es-CO"/>
-        </w:rPr>
-        <w:t>Las mediciones de seguimiento ocular en móviles no son 100% fiables, y en múltiples ocasiones dan resultados muy por encima de la duración real de la mirada. </w:t>
-      </w:r>
-    </w:p>
-    <w:p xmlns:wp14="http://schemas.microsoft.com/office/word/2010/wordml" wp14:paraId="2F48587C" wp14:textId="488940C3">
-      <w:pPr>
-        <w:bidi w:val="0"/>
-        <w:spacing w:after="0" w:line="240" w:lineRule="auto"/>
-        <w:ind w:left="780"/>
-        <w:rPr>
-          <w:rFonts w:ascii="Calibri" w:hAnsi="Calibri" w:eastAsia="Calibri" w:cs="Calibri"/>
-          <w:b w:val="0"/>
-          <w:bCs w:val="0"/>
-          <w:i w:val="0"/>
-          <w:iCs w:val="0"/>
-          <w:caps w:val="0"/>
-          <w:smallCaps w:val="0"/>
-          <w:noProof w:val="0"/>
-          <w:color w:val="000000" w:themeColor="text1" w:themeTint="FF" w:themeShade="FF"/>
-          <w:sz w:val="22"/>
-          <w:szCs w:val="22"/>
-          <w:lang w:val="es-ES"/>
-        </w:rPr>
-      </w:pPr>
-      <w:r>
-        <w:rPr>
-          <w:rFonts w:ascii="Calibri" w:hAnsi="Calibri" w:eastAsia="Calibri" w:cs="Calibri"/>
-          <w:b w:val="0"/>
-          <w:bCs w:val="0"/>
-          <w:i w:val="0"/>
-          <w:iCs w:val="0"/>
-          <w:caps w:val="0"/>
-          <w:smallCaps w:val="0"/>
-          <w:noProof w:val="0"/>
-          <w:color w:val="000000" w:themeColor="text1" w:themeTint="FF" w:themeShade="FF"/>
-          <w:sz w:val="22"/>
-          <w:szCs w:val="22"/>
-          <w:lang w:val="es-CO"/>
-        </w:rPr>
-        <w:t> </w:t>
-      </w:r>
-    </w:p>
-    <w:p xmlns:wp14="http://schemas.microsoft.com/office/word/2010/wordml" wp14:paraId="1BD6FA60" wp14:textId="5EC0EA8F">
-      <w:pPr>
-        <w:pStyle w:val="ListParagraph"/>
-        <w:numPr>
-          <w:ilvl w:val="0"/>
-          <w:numId w:val="4"/>
-        </w:numPr>
-        <w:bidi w:val="0"/>
         <w:spacing w:after="0" w:line="240" w:lineRule="auto"/>
         <w:ind w:left="1440" w:firstLine="0"/>
         <w:jc w:val="both"/>
         <w:rPr>
-          <w:rFonts w:ascii="Calibri" w:hAnsi="Calibri" w:eastAsia="Calibri" w:cs="Calibri"/>
-          <w:b w:val="0"/>
-          <w:bCs w:val="0"/>
-          <w:i w:val="0"/>
-          <w:iCs w:val="0"/>
-          <w:caps w:val="0"/>
-          <w:smallCaps w:val="0"/>
-          <w:noProof w:val="0"/>
-          <w:color w:val="000000" w:themeColor="text1" w:themeTint="FF" w:themeShade="FF"/>
-          <w:sz w:val="22"/>
-          <w:szCs w:val="22"/>
-          <w:lang w:val="es-ES"/>
-        </w:rPr>
-      </w:pPr>
-      <w:r>
-        <w:rPr>
-          <w:rFonts w:ascii="Calibri" w:hAnsi="Calibri" w:eastAsia="Calibri" w:cs="Calibri"/>
-          <w:b w:val="0"/>
-          <w:bCs w:val="0"/>
-          <w:i w:val="0"/>
-          <w:iCs w:val="0"/>
-          <w:caps w:val="0"/>
-          <w:smallCaps w:val="0"/>
-          <w:noProof w:val="0"/>
-          <w:color w:val="000000" w:themeColor="text1" w:themeTint="FF" w:themeShade="FF"/>
+          <w:rFonts w:ascii="Calibri" w:eastAsia="Calibri" w:hAnsi="Calibri" w:cs="Calibri"/>
+          <w:color w:val="000000" w:themeColor="text1"/>
+          <w:sz w:val="22"/>
+          <w:szCs w:val="22"/>
+        </w:rPr>
+      </w:pPr>
+      <w:r>
+        <w:rPr>
+          <w:rFonts w:ascii="Calibri" w:eastAsia="Calibri" w:hAnsi="Calibri" w:cs="Calibri"/>
+          <w:color w:val="000000" w:themeColor="text1"/>
           <w:sz w:val="22"/>
           <w:szCs w:val="22"/>
           <w:lang w:val="es-CO"/>
@@ -1254,17 +918,8 @@
       </w:r>
       <w:r>
         <w:rPr>
-          <w:rFonts w:ascii="Calibri" w:hAnsi="Calibri" w:eastAsia="Calibri" w:cs="Calibri"/>
-          <w:b w:val="0"/>
-          <w:bCs w:val="0"/>
-          <w:i w:val="0"/>
-          <w:iCs w:val="0"/>
-          <w:caps w:val="0"/>
-          <w:smallCaps w:val="0"/>
-          <w:strike w:val="0"/>
-          <w:dstrike w:val="0"/>
-          <w:noProof w:val="0"/>
-          <w:color w:val="000000" w:themeColor="text1" w:themeTint="FF" w:themeShade="FF"/>
+          <w:rFonts w:ascii="Calibri" w:eastAsia="Calibri" w:hAnsi="Calibri" w:cs="Calibri"/>
+          <w:color w:val="000000" w:themeColor="text1"/>
           <w:sz w:val="22"/>
           <w:szCs w:val="22"/>
           <w:u w:val="single"/>
@@ -1274,15 +929,8 @@
       </w:r>
       <w:r>
         <w:rPr>
-          <w:rFonts w:ascii="Calibri" w:hAnsi="Calibri" w:eastAsia="Calibri" w:cs="Calibri"/>
-          <w:b w:val="0"/>
-          <w:bCs w:val="0"/>
-          <w:i w:val="0"/>
-          <w:iCs w:val="0"/>
-          <w:caps w:val="0"/>
-          <w:smallCaps w:val="0"/>
-          <w:noProof w:val="0"/>
-          <w:color w:val="000000" w:themeColor="text1" w:themeTint="FF" w:themeShade="FF"/>
+          <w:rFonts w:ascii="Calibri" w:eastAsia="Calibri" w:hAnsi="Calibri" w:cs="Calibri"/>
+          <w:color w:val="000000" w:themeColor="text1"/>
           <w:sz w:val="22"/>
           <w:szCs w:val="22"/>
           <w:lang w:val="es-CO"/>
@@ -1291,17 +939,8 @@
       </w:r>
       <w:r>
         <w:rPr>
-          <w:rFonts w:ascii="Calibri" w:hAnsi="Calibri" w:eastAsia="Calibri" w:cs="Calibri"/>
-          <w:b w:val="0"/>
-          <w:bCs w:val="0"/>
-          <w:i w:val="0"/>
-          <w:iCs w:val="0"/>
-          <w:caps w:val="0"/>
-          <w:smallCaps w:val="0"/>
-          <w:strike w:val="0"/>
-          <w:dstrike w:val="0"/>
-          <w:noProof w:val="0"/>
-          <w:color w:val="000000" w:themeColor="text1" w:themeTint="FF" w:themeShade="FF"/>
+          <w:rFonts w:ascii="Calibri" w:eastAsia="Calibri" w:hAnsi="Calibri" w:cs="Calibri"/>
+          <w:color w:val="000000" w:themeColor="text1"/>
           <w:sz w:val="22"/>
           <w:szCs w:val="22"/>
           <w:u w:val="single"/>
@@ -1311,15 +950,8 @@
       </w:r>
       <w:r>
         <w:rPr>
-          <w:rFonts w:ascii="Calibri" w:hAnsi="Calibri" w:eastAsia="Calibri" w:cs="Calibri"/>
-          <w:b w:val="0"/>
-          <w:bCs w:val="0"/>
-          <w:i w:val="0"/>
-          <w:iCs w:val="0"/>
-          <w:caps w:val="0"/>
-          <w:smallCaps w:val="0"/>
-          <w:noProof w:val="0"/>
-          <w:color w:val="000000" w:themeColor="text1" w:themeTint="FF" w:themeShade="FF"/>
+          <w:rFonts w:ascii="Calibri" w:eastAsia="Calibri" w:hAnsi="Calibri" w:cs="Calibri"/>
+          <w:color w:val="000000" w:themeColor="text1"/>
           <w:sz w:val="22"/>
           <w:szCs w:val="22"/>
           <w:lang w:val="es-CO"/>
@@ -1328,17 +960,8 @@
       </w:r>
       <w:r>
         <w:rPr>
-          <w:rFonts w:ascii="Calibri" w:hAnsi="Calibri" w:eastAsia="Calibri" w:cs="Calibri"/>
-          <w:b w:val="0"/>
-          <w:bCs w:val="0"/>
-          <w:i w:val="0"/>
-          <w:iCs w:val="0"/>
-          <w:caps w:val="0"/>
-          <w:smallCaps w:val="0"/>
-          <w:strike w:val="0"/>
-          <w:dstrike w:val="0"/>
-          <w:noProof w:val="0"/>
-          <w:color w:val="000000" w:themeColor="text1" w:themeTint="FF" w:themeShade="FF"/>
+          <w:rFonts w:ascii="Calibri" w:eastAsia="Calibri" w:hAnsi="Calibri" w:cs="Calibri"/>
+          <w:color w:val="000000" w:themeColor="text1"/>
           <w:sz w:val="22"/>
           <w:szCs w:val="22"/>
           <w:u w:val="single"/>
@@ -1348,15 +971,8 @@
       </w:r>
       <w:r>
         <w:rPr>
-          <w:rFonts w:ascii="Calibri" w:hAnsi="Calibri" w:eastAsia="Calibri" w:cs="Calibri"/>
-          <w:b w:val="0"/>
-          <w:bCs w:val="0"/>
-          <w:i w:val="0"/>
-          <w:iCs w:val="0"/>
-          <w:caps w:val="0"/>
-          <w:smallCaps w:val="0"/>
-          <w:noProof w:val="0"/>
-          <w:color w:val="000000" w:themeColor="text1" w:themeTint="FF" w:themeShade="FF"/>
+          <w:rFonts w:ascii="Calibri" w:eastAsia="Calibri" w:hAnsi="Calibri" w:cs="Calibri"/>
+          <w:color w:val="000000" w:themeColor="text1"/>
           <w:sz w:val="22"/>
           <w:szCs w:val="22"/>
           <w:lang w:val="es-CO"/>
@@ -1364,37 +980,23 @@
         <w:t>, y explique por qué. Además, mencione qué tipo de ajustes deberían hacerse al modelo para abordar esas hipótesis, suponiendo que son ciertas. </w:t>
       </w:r>
     </w:p>
-    <w:p xmlns:wp14="http://schemas.microsoft.com/office/word/2010/wordml" wp14:paraId="7F648F5E" wp14:textId="4C71235C">
-      <w:pPr>
-        <w:bidi w:val="0"/>
+    <w:p>
+      <w:pPr>
         <w:spacing w:after="0" w:line="240" w:lineRule="auto"/>
         <w:ind w:left="720" w:firstLine="345"/>
         <w:rPr>
-          <w:rFonts w:ascii="Calibri" w:hAnsi="Calibri" w:eastAsia="Calibri" w:cs="Calibri"/>
-          <w:b w:val="0"/>
-          <w:bCs w:val="0"/>
-          <w:i w:val="0"/>
-          <w:iCs w:val="0"/>
-          <w:caps w:val="0"/>
-          <w:smallCaps w:val="0"/>
-          <w:noProof w:val="0"/>
-          <w:color w:val="000000" w:themeColor="text1" w:themeTint="FF" w:themeShade="FF"/>
-          <w:sz w:val="22"/>
-          <w:szCs w:val="22"/>
-          <w:lang w:val="es-ES"/>
-        </w:rPr>
-      </w:pPr>
-      <w:r>
-        <w:rPr>
-          <w:rFonts w:ascii="Calibri" w:hAnsi="Calibri" w:eastAsia="Calibri" w:cs="Calibri"/>
-          <w:b w:val="1"/>
-          <w:bCs w:val="1"/>
-          <w:i w:val="0"/>
-          <w:iCs w:val="0"/>
-          <w:caps w:val="0"/>
-          <w:smallCaps w:val="0"/>
-          <w:noProof w:val="0"/>
-          <w:color w:val="000000" w:themeColor="text1" w:themeTint="FF" w:themeShade="FF"/>
+          <w:rFonts w:ascii="Calibri" w:eastAsia="Calibri" w:hAnsi="Calibri" w:cs="Calibri"/>
+          <w:color w:val="000000" w:themeColor="text1"/>
+          <w:sz w:val="22"/>
+          <w:szCs w:val="22"/>
+        </w:rPr>
+      </w:pPr>
+      <w:r>
+        <w:rPr>
+          <w:rFonts w:ascii="Calibri" w:eastAsia="Calibri" w:hAnsi="Calibri" w:cs="Calibri"/>
+          <w:b/>
+          <w:bCs/>
+          <w:color w:val="000000" w:themeColor="text1"/>
           <w:sz w:val="22"/>
           <w:szCs w:val="22"/>
           <w:lang w:val="es-CO"/>
@@ -1403,53 +1005,42 @@
       </w:r>
       <w:r>
         <w:rPr>
-          <w:rFonts w:ascii="Calibri" w:hAnsi="Calibri" w:eastAsia="Calibri" w:cs="Calibri"/>
-          <w:b w:val="0"/>
-          <w:bCs w:val="0"/>
-          <w:i w:val="0"/>
-          <w:iCs w:val="0"/>
-          <w:caps w:val="0"/>
-          <w:smallCaps w:val="0"/>
-          <w:noProof w:val="0"/>
-          <w:color w:val="000000" w:themeColor="text1" w:themeTint="FF" w:themeShade="FF"/>
+          <w:rFonts w:ascii="Calibri" w:eastAsia="Calibri" w:hAnsi="Calibri" w:cs="Calibri"/>
+          <w:color w:val="000000" w:themeColor="text1"/>
           <w:sz w:val="22"/>
           <w:szCs w:val="22"/>
           <w:lang w:val="es-CO"/>
         </w:rPr>
         <w:t> </w:t>
       </w:r>
+      <w:r>
+        <w:rPr>
+          <w:rFonts w:ascii="Calibri" w:eastAsia="Calibri" w:hAnsi="Calibri" w:cs="Calibri"/>
+          <w:color w:val="000000" w:themeColor="text1"/>
+          <w:sz w:val="22"/>
+          <w:szCs w:val="22"/>
+          <w:lang w:val="es-CO"/>
+        </w:rPr>
+        <w:t>el segundo gráfico, muestra una relación cuadrática en alguna parte de con respecto a las variables.</w:t>
+      </w:r>
     </w:p>
-    <w:p xmlns:wp14="http://schemas.microsoft.com/office/word/2010/wordml" wp14:paraId="392B4E8A" wp14:textId="7DDC0C24">
-      <w:pPr>
-        <w:bidi w:val="0"/>
+    <w:p>
+      <w:pPr>
         <w:spacing w:after="0" w:line="240" w:lineRule="auto"/>
         <w:ind w:left="720" w:firstLine="345"/>
         <w:rPr>
-          <w:rFonts w:ascii="Calibri" w:hAnsi="Calibri" w:eastAsia="Calibri" w:cs="Calibri"/>
-          <w:b w:val="0"/>
-          <w:bCs w:val="0"/>
-          <w:i w:val="0"/>
-          <w:iCs w:val="0"/>
-          <w:caps w:val="0"/>
-          <w:smallCaps w:val="0"/>
-          <w:noProof w:val="0"/>
-          <w:color w:val="000000" w:themeColor="text1" w:themeTint="FF" w:themeShade="FF"/>
-          <w:sz w:val="22"/>
-          <w:szCs w:val="22"/>
-          <w:lang w:val="es-ES"/>
-        </w:rPr>
-      </w:pPr>
-      <w:r>
-        <w:rPr>
-          <w:rFonts w:ascii="Calibri" w:hAnsi="Calibri" w:eastAsia="Calibri" w:cs="Calibri"/>
-          <w:b w:val="1"/>
-          <w:bCs w:val="1"/>
-          <w:i w:val="0"/>
-          <w:iCs w:val="0"/>
-          <w:caps w:val="0"/>
-          <w:smallCaps w:val="0"/>
-          <w:noProof w:val="0"/>
-          <w:color w:val="000000" w:themeColor="text1" w:themeTint="FF" w:themeShade="FF"/>
+          <w:rFonts w:ascii="Calibri" w:eastAsia="Calibri" w:hAnsi="Calibri" w:cs="Calibri"/>
+          <w:color w:val="000000" w:themeColor="text1"/>
+          <w:sz w:val="22"/>
+          <w:szCs w:val="22"/>
+        </w:rPr>
+      </w:pPr>
+      <w:r>
+        <w:rPr>
+          <w:rFonts w:ascii="Calibri" w:eastAsia="Calibri" w:hAnsi="Calibri" w:cs="Calibri"/>
+          <w:b/>
+          <w:bCs/>
+          <w:color w:val="000000" w:themeColor="text1"/>
           <w:sz w:val="22"/>
           <w:szCs w:val="22"/>
           <w:lang w:val="es-CO"/>
@@ -1458,53 +1049,42 @@
       </w:r>
       <w:r>
         <w:rPr>
-          <w:rFonts w:ascii="Calibri" w:hAnsi="Calibri" w:eastAsia="Calibri" w:cs="Calibri"/>
-          <w:b w:val="0"/>
-          <w:bCs w:val="0"/>
-          <w:i w:val="0"/>
-          <w:iCs w:val="0"/>
-          <w:caps w:val="0"/>
-          <w:smallCaps w:val="0"/>
-          <w:noProof w:val="0"/>
-          <w:color w:val="000000" w:themeColor="text1" w:themeTint="FF" w:themeShade="FF"/>
+          <w:rFonts w:ascii="Calibri" w:eastAsia="Calibri" w:hAnsi="Calibri" w:cs="Calibri"/>
+          <w:color w:val="000000" w:themeColor="text1"/>
           <w:sz w:val="22"/>
           <w:szCs w:val="22"/>
           <w:lang w:val="es-CO"/>
         </w:rPr>
         <w:t> </w:t>
       </w:r>
+      <w:r>
+        <w:rPr>
+          <w:rFonts w:ascii="Calibri" w:eastAsia="Calibri" w:hAnsi="Calibri" w:cs="Calibri"/>
+          <w:color w:val="000000" w:themeColor="text1"/>
+          <w:sz w:val="22"/>
+          <w:szCs w:val="22"/>
+          <w:lang w:val="es-CO"/>
+        </w:rPr>
+        <w:t xml:space="preserve">orden de los datos, este marca una tendencia, hay una autocorrelación con respecto al tiempo. Se apoya parcialmente dado que si hay un efecto en el tiempo, pero dado que no esta registrado no se sabe si se comporta de la forma en la que esta la hipótesis </w:t>
+      </w:r>
     </w:p>
-    <w:p xmlns:wp14="http://schemas.microsoft.com/office/word/2010/wordml" wp14:paraId="3D5F3BCC" wp14:textId="19A3C3E6">
-      <w:pPr>
-        <w:bidi w:val="0"/>
+    <w:p>
+      <w:pPr>
         <w:spacing w:after="0" w:line="240" w:lineRule="auto"/>
         <w:ind w:left="720" w:firstLine="345"/>
         <w:rPr>
-          <w:rFonts w:ascii="Calibri" w:hAnsi="Calibri" w:eastAsia="Calibri" w:cs="Calibri"/>
-          <w:b w:val="0"/>
-          <w:bCs w:val="0"/>
-          <w:i w:val="0"/>
-          <w:iCs w:val="0"/>
-          <w:caps w:val="0"/>
-          <w:smallCaps w:val="0"/>
-          <w:noProof w:val="0"/>
-          <w:color w:val="000000" w:themeColor="text1" w:themeTint="FF" w:themeShade="FF"/>
-          <w:sz w:val="22"/>
-          <w:szCs w:val="22"/>
-          <w:lang w:val="es-ES"/>
-        </w:rPr>
-      </w:pPr>
-      <w:r>
-        <w:rPr>
-          <w:rFonts w:ascii="Calibri" w:hAnsi="Calibri" w:eastAsia="Calibri" w:cs="Calibri"/>
-          <w:b w:val="1"/>
-          <w:bCs w:val="1"/>
-          <w:i w:val="0"/>
-          <w:iCs w:val="0"/>
-          <w:caps w:val="0"/>
-          <w:smallCaps w:val="0"/>
-          <w:noProof w:val="0"/>
-          <w:color w:val="000000" w:themeColor="text1" w:themeTint="FF" w:themeShade="FF"/>
+          <w:rFonts w:ascii="Calibri" w:eastAsia="Calibri" w:hAnsi="Calibri" w:cs="Calibri"/>
+          <w:color w:val="000000" w:themeColor="text1"/>
+          <w:sz w:val="22"/>
+          <w:szCs w:val="22"/>
+        </w:rPr>
+      </w:pPr>
+      <w:r>
+        <w:rPr>
+          <w:rFonts w:ascii="Calibri" w:eastAsia="Calibri" w:hAnsi="Calibri" w:cs="Calibri"/>
+          <w:b/>
+          <w:bCs/>
+          <w:color w:val="000000" w:themeColor="text1"/>
           <w:sz w:val="22"/>
           <w:szCs w:val="22"/>
           <w:lang w:val="es-CO"/>
@@ -1513,54 +1093,41 @@
       </w:r>
       <w:r>
         <w:rPr>
-          <w:rFonts w:ascii="Calibri" w:hAnsi="Calibri" w:eastAsia="Calibri" w:cs="Calibri"/>
-          <w:b w:val="0"/>
-          <w:bCs w:val="0"/>
-          <w:i w:val="0"/>
-          <w:iCs w:val="0"/>
-          <w:caps w:val="0"/>
-          <w:smallCaps w:val="0"/>
-          <w:noProof w:val="0"/>
-          <w:color w:val="000000" w:themeColor="text1" w:themeTint="FF" w:themeShade="FF"/>
+          <w:rFonts w:ascii="Calibri" w:eastAsia="Calibri" w:hAnsi="Calibri" w:cs="Calibri"/>
+          <w:color w:val="000000" w:themeColor="text1"/>
           <w:sz w:val="22"/>
           <w:szCs w:val="22"/>
           <w:lang w:val="es-CO"/>
         </w:rPr>
         <w:t> </w:t>
       </w:r>
+      <w:r>
+        <w:rPr>
+          <w:rFonts w:ascii="Calibri" w:eastAsia="Calibri" w:hAnsi="Calibri" w:cs="Calibri"/>
+          <w:color w:val="000000" w:themeColor="text1"/>
+          <w:sz w:val="22"/>
+          <w:szCs w:val="22"/>
+          <w:lang w:val="es-CO"/>
+        </w:rPr>
+        <w:t xml:space="preserve">No son fiables, pero dan por debajo de lo que esperaría </w:t>
+      </w:r>
     </w:p>
-    <w:p xmlns:wp14="http://schemas.microsoft.com/office/word/2010/wordml" wp14:paraId="6E4871E4" wp14:textId="47073277">
-      <w:pPr>
-        <w:bidi w:val="0"/>
+    <w:p>
+      <w:pPr>
         <w:spacing w:after="0" w:line="240" w:lineRule="auto"/>
         <w:ind w:left="1080"/>
         <w:jc w:val="both"/>
         <w:rPr>
-          <w:rFonts w:ascii="Calibri" w:hAnsi="Calibri" w:eastAsia="Calibri" w:cs="Calibri"/>
-          <w:b w:val="0"/>
-          <w:bCs w:val="0"/>
-          <w:i w:val="0"/>
-          <w:iCs w:val="0"/>
-          <w:caps w:val="0"/>
-          <w:smallCaps w:val="0"/>
-          <w:noProof w:val="0"/>
-          <w:color w:val="000000" w:themeColor="text1" w:themeTint="FF" w:themeShade="FF"/>
-          <w:sz w:val="22"/>
-          <w:szCs w:val="22"/>
-          <w:lang w:val="es-ES"/>
-        </w:rPr>
-      </w:pPr>
-      <w:r>
-        <w:rPr>
-          <w:rFonts w:ascii="Calibri" w:hAnsi="Calibri" w:eastAsia="Calibri" w:cs="Calibri"/>
-          <w:b w:val="0"/>
-          <w:bCs w:val="0"/>
-          <w:i w:val="0"/>
-          <w:iCs w:val="0"/>
-          <w:caps w:val="0"/>
-          <w:smallCaps w:val="0"/>
-          <w:noProof w:val="0"/>
-          <w:color w:val="000000" w:themeColor="text1" w:themeTint="FF" w:themeShade="FF"/>
+          <w:rFonts w:ascii="Calibri" w:eastAsia="Calibri" w:hAnsi="Calibri" w:cs="Calibri"/>
+          <w:color w:val="000000" w:themeColor="text1"/>
+          <w:sz w:val="22"/>
+          <w:szCs w:val="22"/>
+        </w:rPr>
+      </w:pPr>
+      <w:r>
+        <w:rPr>
+          <w:rFonts w:ascii="Calibri" w:eastAsia="Calibri" w:hAnsi="Calibri" w:cs="Calibri"/>
+          <w:color w:val="000000" w:themeColor="text1"/>
           <w:sz w:val="22"/>
           <w:szCs w:val="22"/>
           <w:lang w:val="es-CO"/>
@@ -1569,15 +1136,10 @@
       </w:r>
       <w:r>
         <w:rPr>
-          <w:rFonts w:ascii="Calibri" w:hAnsi="Calibri" w:eastAsia="Calibri" w:cs="Calibri"/>
-          <w:b w:val="0"/>
-          <w:bCs w:val="0"/>
-          <w:i w:val="1"/>
-          <w:iCs w:val="1"/>
-          <w:caps w:val="0"/>
-          <w:smallCaps w:val="0"/>
-          <w:noProof w:val="0"/>
-          <w:color w:val="000000" w:themeColor="text1" w:themeTint="FF" w:themeShade="FF"/>
+          <w:rFonts w:ascii="Calibri" w:eastAsia="Calibri" w:hAnsi="Calibri" w:cs="Calibri"/>
+          <w:i/>
+          <w:iCs/>
+          <w:color w:val="000000" w:themeColor="text1"/>
           <w:sz w:val="22"/>
           <w:szCs w:val="22"/>
           <w:lang w:val="es-CO"/>
@@ -1586,15 +1148,8 @@
       </w:r>
       <w:r>
         <w:rPr>
-          <w:rFonts w:ascii="Calibri" w:hAnsi="Calibri" w:eastAsia="Calibri" w:cs="Calibri"/>
-          <w:b w:val="0"/>
-          <w:bCs w:val="0"/>
-          <w:i w:val="0"/>
-          <w:iCs w:val="0"/>
-          <w:caps w:val="0"/>
-          <w:smallCaps w:val="0"/>
-          <w:noProof w:val="0"/>
-          <w:color w:val="000000" w:themeColor="text1" w:themeTint="FF" w:themeShade="FF"/>
+          <w:rFonts w:ascii="Calibri" w:eastAsia="Calibri" w:hAnsi="Calibri" w:cs="Calibri"/>
+          <w:color w:val="000000" w:themeColor="text1"/>
           <w:sz w:val="22"/>
           <w:szCs w:val="22"/>
           <w:lang w:val="es-CO"/>
@@ -1602,37 +1157,21 @@
         <w:t>) sobre una base de entrenamiento del 80% de los datos: </w:t>
       </w:r>
     </w:p>
-    <w:p xmlns:wp14="http://schemas.microsoft.com/office/word/2010/wordml" wp14:paraId="54C14184" wp14:textId="3D8B89C0">
-      <w:pPr>
-        <w:bidi w:val="0"/>
+    <w:p>
+      <w:pPr>
         <w:spacing w:after="0" w:line="240" w:lineRule="auto"/>
         <w:ind w:left="720"/>
         <w:rPr>
-          <w:rFonts w:ascii="Calibri" w:hAnsi="Calibri" w:eastAsia="Calibri" w:cs="Calibri"/>
-          <w:b w:val="0"/>
-          <w:bCs w:val="0"/>
-          <w:i w:val="0"/>
-          <w:iCs w:val="0"/>
-          <w:caps w:val="0"/>
-          <w:smallCaps w:val="0"/>
-          <w:noProof w:val="0"/>
-          <w:color w:val="000000" w:themeColor="text1" w:themeTint="FF" w:themeShade="FF"/>
-          <w:sz w:val="22"/>
-          <w:szCs w:val="22"/>
-          <w:lang w:val="es-ES"/>
-        </w:rPr>
-      </w:pPr>
-      <w:r>
-        <w:rPr>
-          <w:rFonts w:ascii="Calibri" w:hAnsi="Calibri" w:eastAsia="Calibri" w:cs="Calibri"/>
-          <w:b w:val="0"/>
-          <w:bCs w:val="0"/>
-          <w:i w:val="0"/>
-          <w:iCs w:val="0"/>
-          <w:caps w:val="0"/>
-          <w:smallCaps w:val="0"/>
-          <w:noProof w:val="0"/>
-          <w:color w:val="000000" w:themeColor="text1" w:themeTint="FF" w:themeShade="FF"/>
+          <w:rFonts w:ascii="Calibri" w:eastAsia="Calibri" w:hAnsi="Calibri" w:cs="Calibri"/>
+          <w:color w:val="000000" w:themeColor="text1"/>
+          <w:sz w:val="22"/>
+          <w:szCs w:val="22"/>
+        </w:rPr>
+      </w:pPr>
+      <w:r>
+        <w:rPr>
+          <w:rFonts w:ascii="Calibri" w:eastAsia="Calibri" w:hAnsi="Calibri" w:cs="Calibri"/>
+          <w:color w:val="000000" w:themeColor="text1"/>
           <w:sz w:val="22"/>
           <w:szCs w:val="22"/>
           <w:lang w:val="es-CO"/>
@@ -1642,14 +1181,12 @@
     </w:p>
     <w:tbl>
       <w:tblPr>
-        <w:tblStyle w:val="TableNormal"/>
-        <w:bidiVisual w:val="0"/>
         <w:tblW w:w="0" w:type="auto"/>
         <w:tblBorders>
-          <w:top w:val="single" w:sz="6"/>
-          <w:left w:val="single" w:sz="6"/>
-          <w:bottom w:val="single" w:sz="6"/>
-          <w:right w:val="single" w:sz="6"/>
+          <w:top w:val="single" w:sz="6" w:space="0" w:color="auto"/>
+          <w:left w:val="single" w:sz="6" w:space="0" w:color="auto"/>
+          <w:bottom w:val="single" w:sz="6" w:space="0" w:color="auto"/>
+          <w:right w:val="single" w:sz="6" w:space="0" w:color="auto"/>
         </w:tblBorders>
         <w:tblLook w:val="04A0" w:firstRow="1" w:lastRow="0" w:firstColumn="1" w:lastColumn="0" w:noHBand="0" w:noVBand="1"/>
       </w:tblPr>
@@ -1669,36 +1206,25 @@
           <w:tcPr>
             <w:tcW w:w="1365" w:type="dxa"/>
             <w:tcBorders>
-              <w:top w:val="single" w:sz="6"/>
-              <w:left w:val="single" w:sz="6"/>
-              <w:bottom w:val="single" w:sz="6"/>
-              <w:right w:val="single" w:sz="6"/>
+              <w:top w:val="single" w:sz="6" w:space="0" w:color="auto"/>
+              <w:left w:val="single" w:sz="6" w:space="0" w:color="auto"/>
+              <w:bottom w:val="single" w:sz="6" w:space="0" w:color="auto"/>
+              <w:right w:val="single" w:sz="6" w:space="0" w:color="auto"/>
             </w:tcBorders>
             <w:shd w:val="clear" w:color="auto" w:fill="FFFFFF" w:themeFill="background1"/>
-            <w:tcMar/>
-            <w:vAlign w:val="top"/>
           </w:tcPr>
           <w:p>
             <w:pPr>
-              <w:bidi w:val="0"/>
               <w:spacing w:after="0" w:line="240" w:lineRule="auto"/>
               <w:rPr>
-                <w:rFonts w:ascii="Calibri" w:hAnsi="Calibri" w:eastAsia="Calibri" w:cs="Calibri"/>
-                <w:b w:val="0"/>
-                <w:bCs w:val="0"/>
-                <w:i w:val="0"/>
-                <w:iCs w:val="0"/>
+                <w:rFonts w:ascii="Calibri" w:eastAsia="Calibri" w:hAnsi="Calibri" w:cs="Calibri"/>
                 <w:sz w:val="18"/>
                 <w:szCs w:val="18"/>
               </w:rPr>
             </w:pPr>
             <w:r>
               <w:rPr>
-                <w:rFonts w:ascii="Calibri" w:hAnsi="Calibri" w:eastAsia="Calibri" w:cs="Calibri"/>
-                <w:b w:val="0"/>
-                <w:bCs w:val="0"/>
-                <w:i w:val="0"/>
-                <w:iCs w:val="0"/>
+                <w:rFonts w:ascii="Calibri" w:eastAsia="Calibri" w:hAnsi="Calibri" w:cs="Calibri"/>
                 <w:sz w:val="18"/>
                 <w:szCs w:val="18"/>
                 <w:lang w:val="es-CO"/>
@@ -1711,36 +1237,25 @@
           <w:tcPr>
             <w:tcW w:w="1320" w:type="dxa"/>
             <w:tcBorders>
-              <w:top w:val="single" w:sz="6"/>
-              <w:left w:val="single" w:sz="6"/>
-              <w:bottom w:val="single" w:sz="6"/>
-              <w:right w:val="single" w:sz="6"/>
+              <w:top w:val="single" w:sz="6" w:space="0" w:color="auto"/>
+              <w:left w:val="single" w:sz="6" w:space="0" w:color="auto"/>
+              <w:bottom w:val="single" w:sz="6" w:space="0" w:color="auto"/>
+              <w:right w:val="single" w:sz="6" w:space="0" w:color="auto"/>
             </w:tcBorders>
             <w:shd w:val="clear" w:color="auto" w:fill="FFFFFF" w:themeFill="background1"/>
-            <w:tcMar/>
-            <w:vAlign w:val="top"/>
           </w:tcPr>
           <w:p>
             <w:pPr>
-              <w:bidi w:val="0"/>
               <w:spacing w:after="0" w:line="240" w:lineRule="auto"/>
               <w:rPr>
-                <w:rFonts w:ascii="Calibri" w:hAnsi="Calibri" w:eastAsia="Calibri" w:cs="Calibri"/>
-                <w:b w:val="0"/>
-                <w:bCs w:val="0"/>
-                <w:i w:val="0"/>
-                <w:iCs w:val="0"/>
+                <w:rFonts w:ascii="Calibri" w:eastAsia="Calibri" w:hAnsi="Calibri" w:cs="Calibri"/>
                 <w:sz w:val="14"/>
                 <w:szCs w:val="14"/>
               </w:rPr>
             </w:pPr>
             <w:r>
               <w:rPr>
-                <w:rFonts w:ascii="Calibri" w:hAnsi="Calibri" w:eastAsia="Calibri" w:cs="Calibri"/>
-                <w:b w:val="0"/>
-                <w:bCs w:val="0"/>
-                <w:i w:val="0"/>
-                <w:iCs w:val="0"/>
+                <w:rFonts w:ascii="Calibri" w:eastAsia="Calibri" w:hAnsi="Calibri" w:cs="Calibri"/>
                 <w:sz w:val="18"/>
                 <w:szCs w:val="18"/>
                 <w:lang w:val="es-CO"/>
@@ -1749,11 +1264,7 @@
             </w:r>
             <w:r>
               <w:rPr>
-                <w:rFonts w:ascii="Calibri" w:hAnsi="Calibri" w:eastAsia="Calibri" w:cs="Calibri"/>
-                <w:b w:val="0"/>
-                <w:bCs w:val="0"/>
-                <w:i w:val="0"/>
-                <w:iCs w:val="0"/>
+                <w:rFonts w:ascii="Calibri" w:eastAsia="Calibri" w:hAnsi="Calibri" w:cs="Calibri"/>
                 <w:sz w:val="14"/>
                 <w:szCs w:val="14"/>
                 <w:vertAlign w:val="superscript"/>
@@ -1763,11 +1274,7 @@
             </w:r>
             <w:r>
               <w:rPr>
-                <w:rFonts w:ascii="Calibri" w:hAnsi="Calibri" w:eastAsia="Calibri" w:cs="Calibri"/>
-                <w:b w:val="0"/>
-                <w:bCs w:val="0"/>
-                <w:i w:val="0"/>
-                <w:iCs w:val="0"/>
+                <w:rFonts w:ascii="Calibri" w:eastAsia="Calibri" w:hAnsi="Calibri" w:cs="Calibri"/>
                 <w:sz w:val="14"/>
                 <w:szCs w:val="14"/>
                 <w:lang w:val="es-CO"/>
@@ -1780,36 +1287,25 @@
           <w:tcPr>
             <w:tcW w:w="1320" w:type="dxa"/>
             <w:tcBorders>
-              <w:top w:val="single" w:sz="6"/>
-              <w:left w:val="single" w:sz="6"/>
-              <w:bottom w:val="single" w:sz="6"/>
-              <w:right w:val="single" w:sz="6"/>
+              <w:top w:val="single" w:sz="6" w:space="0" w:color="auto"/>
+              <w:left w:val="single" w:sz="6" w:space="0" w:color="auto"/>
+              <w:bottom w:val="single" w:sz="6" w:space="0" w:color="auto"/>
+              <w:right w:val="single" w:sz="6" w:space="0" w:color="auto"/>
             </w:tcBorders>
             <w:shd w:val="clear" w:color="auto" w:fill="FFFFFF" w:themeFill="background1"/>
-            <w:tcMar/>
-            <w:vAlign w:val="top"/>
           </w:tcPr>
           <w:p>
             <w:pPr>
-              <w:bidi w:val="0"/>
               <w:spacing w:after="0" w:line="240" w:lineRule="auto"/>
               <w:rPr>
-                <w:rFonts w:ascii="Calibri" w:hAnsi="Calibri" w:eastAsia="Calibri" w:cs="Calibri"/>
-                <w:b w:val="0"/>
-                <w:bCs w:val="0"/>
-                <w:i w:val="0"/>
-                <w:iCs w:val="0"/>
+                <w:rFonts w:ascii="Calibri" w:eastAsia="Calibri" w:hAnsi="Calibri" w:cs="Calibri"/>
                 <w:sz w:val="18"/>
                 <w:szCs w:val="18"/>
               </w:rPr>
             </w:pPr>
             <w:r>
               <w:rPr>
-                <w:rFonts w:ascii="Calibri" w:hAnsi="Calibri" w:eastAsia="Calibri" w:cs="Calibri"/>
-                <w:b w:val="0"/>
-                <w:bCs w:val="0"/>
-                <w:i w:val="0"/>
-                <w:iCs w:val="0"/>
+                <w:rFonts w:ascii="Calibri" w:eastAsia="Calibri" w:hAnsi="Calibri" w:cs="Calibri"/>
                 <w:sz w:val="18"/>
                 <w:szCs w:val="18"/>
                 <w:lang w:val="es-CO"/>
@@ -1822,36 +1318,25 @@
           <w:tcPr>
             <w:tcW w:w="1350" w:type="dxa"/>
             <w:tcBorders>
-              <w:top w:val="single" w:sz="6"/>
-              <w:left w:val="single" w:sz="6"/>
-              <w:bottom w:val="single" w:sz="6"/>
-              <w:right w:val="single" w:sz="6"/>
+              <w:top w:val="single" w:sz="6" w:space="0" w:color="auto"/>
+              <w:left w:val="single" w:sz="6" w:space="0" w:color="auto"/>
+              <w:bottom w:val="single" w:sz="6" w:space="0" w:color="auto"/>
+              <w:right w:val="single" w:sz="6" w:space="0" w:color="auto"/>
             </w:tcBorders>
             <w:shd w:val="clear" w:color="auto" w:fill="FFFFFF" w:themeFill="background1"/>
-            <w:tcMar/>
-            <w:vAlign w:val="top"/>
           </w:tcPr>
           <w:p>
             <w:pPr>
-              <w:bidi w:val="0"/>
               <w:spacing w:after="0" w:line="240" w:lineRule="auto"/>
               <w:rPr>
-                <w:rFonts w:ascii="Calibri" w:hAnsi="Calibri" w:eastAsia="Calibri" w:cs="Calibri"/>
-                <w:b w:val="0"/>
-                <w:bCs w:val="0"/>
-                <w:i w:val="0"/>
-                <w:iCs w:val="0"/>
+                <w:rFonts w:ascii="Calibri" w:eastAsia="Calibri" w:hAnsi="Calibri" w:cs="Calibri"/>
                 <w:sz w:val="18"/>
                 <w:szCs w:val="18"/>
               </w:rPr>
             </w:pPr>
             <w:r>
               <w:rPr>
-                <w:rFonts w:ascii="Calibri" w:hAnsi="Calibri" w:eastAsia="Calibri" w:cs="Calibri"/>
-                <w:b w:val="0"/>
-                <w:bCs w:val="0"/>
-                <w:i w:val="0"/>
-                <w:iCs w:val="0"/>
+                <w:rFonts w:ascii="Calibri" w:eastAsia="Calibri" w:hAnsi="Calibri" w:cs="Calibri"/>
                 <w:sz w:val="18"/>
                 <w:szCs w:val="18"/>
                 <w:lang w:val="es-CO"/>
@@ -1864,36 +1349,25 @@
           <w:tcPr>
             <w:tcW w:w="1365" w:type="dxa"/>
             <w:tcBorders>
-              <w:top w:val="single" w:sz="6"/>
-              <w:left w:val="single" w:sz="6"/>
-              <w:bottom w:val="single" w:sz="6"/>
-              <w:right w:val="single" w:sz="6"/>
+              <w:top w:val="single" w:sz="6" w:space="0" w:color="auto"/>
+              <w:left w:val="single" w:sz="6" w:space="0" w:color="auto"/>
+              <w:bottom w:val="single" w:sz="6" w:space="0" w:color="auto"/>
+              <w:right w:val="single" w:sz="6" w:space="0" w:color="auto"/>
             </w:tcBorders>
             <w:shd w:val="clear" w:color="auto" w:fill="FFFFFF" w:themeFill="background1"/>
-            <w:tcMar/>
-            <w:vAlign w:val="top"/>
           </w:tcPr>
           <w:p>
             <w:pPr>
-              <w:bidi w:val="0"/>
               <w:spacing w:after="0" w:line="240" w:lineRule="auto"/>
               <w:rPr>
-                <w:rFonts w:ascii="Calibri" w:hAnsi="Calibri" w:eastAsia="Calibri" w:cs="Calibri"/>
-                <w:b w:val="0"/>
-                <w:bCs w:val="0"/>
-                <w:i w:val="0"/>
-                <w:iCs w:val="0"/>
+                <w:rFonts w:ascii="Calibri" w:eastAsia="Calibri" w:hAnsi="Calibri" w:cs="Calibri"/>
                 <w:sz w:val="18"/>
                 <w:szCs w:val="18"/>
               </w:rPr>
             </w:pPr>
             <w:r>
               <w:rPr>
-                <w:rFonts w:ascii="Calibri" w:hAnsi="Calibri" w:eastAsia="Calibri" w:cs="Calibri"/>
-                <w:b w:val="0"/>
-                <w:bCs w:val="0"/>
-                <w:i w:val="0"/>
-                <w:iCs w:val="0"/>
+                <w:rFonts w:ascii="Calibri" w:eastAsia="Calibri" w:hAnsi="Calibri" w:cs="Calibri"/>
                 <w:sz w:val="18"/>
                 <w:szCs w:val="18"/>
                 <w:lang w:val="es-CO"/>
@@ -1906,36 +1380,25 @@
           <w:tcPr>
             <w:tcW w:w="1305" w:type="dxa"/>
             <w:tcBorders>
-              <w:top w:val="single" w:sz="6"/>
-              <w:left w:val="single" w:sz="6"/>
-              <w:bottom w:val="single" w:sz="6"/>
-              <w:right w:val="single" w:sz="6"/>
+              <w:top w:val="single" w:sz="6" w:space="0" w:color="auto"/>
+              <w:left w:val="single" w:sz="6" w:space="0" w:color="auto"/>
+              <w:bottom w:val="single" w:sz="6" w:space="0" w:color="auto"/>
+              <w:right w:val="single" w:sz="6" w:space="0" w:color="auto"/>
             </w:tcBorders>
             <w:shd w:val="clear" w:color="auto" w:fill="FFFFFF" w:themeFill="background1"/>
-            <w:tcMar/>
-            <w:vAlign w:val="top"/>
           </w:tcPr>
           <w:p>
             <w:pPr>
-              <w:bidi w:val="0"/>
               <w:spacing w:after="0" w:line="240" w:lineRule="auto"/>
               <w:rPr>
-                <w:rFonts w:ascii="Calibri" w:hAnsi="Calibri" w:eastAsia="Calibri" w:cs="Calibri"/>
-                <w:b w:val="0"/>
-                <w:bCs w:val="0"/>
-                <w:i w:val="0"/>
-                <w:iCs w:val="0"/>
+                <w:rFonts w:ascii="Calibri" w:eastAsia="Calibri" w:hAnsi="Calibri" w:cs="Calibri"/>
                 <w:sz w:val="18"/>
                 <w:szCs w:val="18"/>
               </w:rPr>
             </w:pPr>
             <w:r>
               <w:rPr>
-                <w:rFonts w:ascii="Calibri" w:hAnsi="Calibri" w:eastAsia="Calibri" w:cs="Calibri"/>
-                <w:b w:val="0"/>
-                <w:bCs w:val="0"/>
-                <w:i w:val="0"/>
-                <w:iCs w:val="0"/>
+                <w:rFonts w:ascii="Calibri" w:eastAsia="Calibri" w:hAnsi="Calibri" w:cs="Calibri"/>
                 <w:sz w:val="18"/>
                 <w:szCs w:val="18"/>
                 <w:lang w:val="es-CO"/>
@@ -1953,36 +1416,25 @@
           <w:tcPr>
             <w:tcW w:w="1365" w:type="dxa"/>
             <w:tcBorders>
-              <w:top w:val="single" w:sz="6"/>
-              <w:left w:val="single" w:sz="6"/>
-              <w:bottom w:val="single" w:sz="6"/>
-              <w:right w:val="single" w:sz="6"/>
+              <w:top w:val="single" w:sz="6" w:space="0" w:color="auto"/>
+              <w:left w:val="single" w:sz="6" w:space="0" w:color="auto"/>
+              <w:bottom w:val="single" w:sz="6" w:space="0" w:color="auto"/>
+              <w:right w:val="single" w:sz="6" w:space="0" w:color="auto"/>
             </w:tcBorders>
             <w:shd w:val="clear" w:color="auto" w:fill="FFFFFF" w:themeFill="background1"/>
-            <w:tcMar/>
-            <w:vAlign w:val="top"/>
           </w:tcPr>
           <w:p>
             <w:pPr>
-              <w:bidi w:val="0"/>
               <w:spacing w:after="0" w:line="240" w:lineRule="auto"/>
               <w:rPr>
-                <w:rFonts w:ascii="Calibri" w:hAnsi="Calibri" w:eastAsia="Calibri" w:cs="Calibri"/>
-                <w:b w:val="0"/>
-                <w:bCs w:val="0"/>
-                <w:i w:val="0"/>
-                <w:iCs w:val="0"/>
+                <w:rFonts w:ascii="Calibri" w:eastAsia="Calibri" w:hAnsi="Calibri" w:cs="Calibri"/>
                 <w:sz w:val="18"/>
                 <w:szCs w:val="18"/>
               </w:rPr>
             </w:pPr>
             <w:r>
               <w:rPr>
-                <w:rFonts w:ascii="Calibri" w:hAnsi="Calibri" w:eastAsia="Calibri" w:cs="Calibri"/>
-                <w:b w:val="0"/>
-                <w:bCs w:val="0"/>
-                <w:i w:val="0"/>
-                <w:iCs w:val="0"/>
+                <w:rFonts w:ascii="Calibri" w:eastAsia="Calibri" w:hAnsi="Calibri" w:cs="Calibri"/>
                 <w:sz w:val="18"/>
                 <w:szCs w:val="18"/>
                 <w:lang w:val="es-CO"/>
@@ -1995,36 +1447,25 @@
           <w:tcPr>
             <w:tcW w:w="1320" w:type="dxa"/>
             <w:tcBorders>
-              <w:top w:val="single" w:sz="6"/>
-              <w:left w:val="single" w:sz="6"/>
-              <w:bottom w:val="single" w:sz="6"/>
-              <w:right w:val="single" w:sz="6"/>
+              <w:top w:val="single" w:sz="6" w:space="0" w:color="auto"/>
+              <w:left w:val="single" w:sz="6" w:space="0" w:color="auto"/>
+              <w:bottom w:val="single" w:sz="6" w:space="0" w:color="auto"/>
+              <w:right w:val="single" w:sz="6" w:space="0" w:color="auto"/>
             </w:tcBorders>
             <w:shd w:val="clear" w:color="auto" w:fill="FFFFFF" w:themeFill="background1"/>
-            <w:tcMar/>
-            <w:vAlign w:val="top"/>
           </w:tcPr>
           <w:p>
             <w:pPr>
-              <w:bidi w:val="0"/>
               <w:spacing w:after="0" w:line="240" w:lineRule="auto"/>
               <w:rPr>
-                <w:rFonts w:ascii="Calibri" w:hAnsi="Calibri" w:eastAsia="Calibri" w:cs="Calibri"/>
-                <w:b w:val="0"/>
-                <w:bCs w:val="0"/>
-                <w:i w:val="0"/>
-                <w:iCs w:val="0"/>
+                <w:rFonts w:ascii="Calibri" w:eastAsia="Calibri" w:hAnsi="Calibri" w:cs="Calibri"/>
                 <w:sz w:val="18"/>
                 <w:szCs w:val="18"/>
               </w:rPr>
             </w:pPr>
             <w:r>
               <w:rPr>
-                <w:rFonts w:ascii="Calibri" w:hAnsi="Calibri" w:eastAsia="Calibri" w:cs="Calibri"/>
-                <w:b w:val="0"/>
-                <w:bCs w:val="0"/>
-                <w:i w:val="0"/>
-                <w:iCs w:val="0"/>
+                <w:rFonts w:ascii="Calibri" w:eastAsia="Calibri" w:hAnsi="Calibri" w:cs="Calibri"/>
                 <w:sz w:val="18"/>
                 <w:szCs w:val="18"/>
                 <w:lang w:val="es-CO"/>
@@ -2037,36 +1478,25 @@
           <w:tcPr>
             <w:tcW w:w="1320" w:type="dxa"/>
             <w:tcBorders>
-              <w:top w:val="single" w:sz="6"/>
-              <w:left w:val="single" w:sz="6"/>
-              <w:bottom w:val="single" w:sz="6"/>
-              <w:right w:val="single" w:sz="6"/>
+              <w:top w:val="single" w:sz="6" w:space="0" w:color="auto"/>
+              <w:left w:val="single" w:sz="6" w:space="0" w:color="auto"/>
+              <w:bottom w:val="single" w:sz="6" w:space="0" w:color="auto"/>
+              <w:right w:val="single" w:sz="6" w:space="0" w:color="auto"/>
             </w:tcBorders>
             <w:shd w:val="clear" w:color="auto" w:fill="FFFFFF" w:themeFill="background1"/>
-            <w:tcMar/>
-            <w:vAlign w:val="top"/>
           </w:tcPr>
           <w:p>
             <w:pPr>
-              <w:bidi w:val="0"/>
               <w:spacing w:after="0" w:line="240" w:lineRule="auto"/>
               <w:rPr>
-                <w:rFonts w:ascii="Calibri" w:hAnsi="Calibri" w:eastAsia="Calibri" w:cs="Calibri"/>
-                <w:b w:val="0"/>
-                <w:bCs w:val="0"/>
-                <w:i w:val="0"/>
-                <w:iCs w:val="0"/>
+                <w:rFonts w:ascii="Calibri" w:eastAsia="Calibri" w:hAnsi="Calibri" w:cs="Calibri"/>
                 <w:sz w:val="18"/>
                 <w:szCs w:val="18"/>
               </w:rPr>
             </w:pPr>
             <w:r>
               <w:rPr>
-                <w:rFonts w:ascii="Calibri" w:hAnsi="Calibri" w:eastAsia="Calibri" w:cs="Calibri"/>
-                <w:b w:val="0"/>
-                <w:bCs w:val="0"/>
-                <w:i w:val="0"/>
-                <w:iCs w:val="0"/>
+                <w:rFonts w:ascii="Calibri" w:eastAsia="Calibri" w:hAnsi="Calibri" w:cs="Calibri"/>
                 <w:sz w:val="18"/>
                 <w:szCs w:val="18"/>
                 <w:lang w:val="es-CO"/>
@@ -2079,36 +1509,25 @@
           <w:tcPr>
             <w:tcW w:w="1350" w:type="dxa"/>
             <w:tcBorders>
-              <w:top w:val="single" w:sz="6"/>
-              <w:left w:val="single" w:sz="6"/>
-              <w:bottom w:val="single" w:sz="6"/>
-              <w:right w:val="single" w:sz="6"/>
+              <w:top w:val="single" w:sz="6" w:space="0" w:color="auto"/>
+              <w:left w:val="single" w:sz="6" w:space="0" w:color="auto"/>
+              <w:bottom w:val="single" w:sz="6" w:space="0" w:color="auto"/>
+              <w:right w:val="single" w:sz="6" w:space="0" w:color="auto"/>
             </w:tcBorders>
             <w:shd w:val="clear" w:color="auto" w:fill="FFFFFF" w:themeFill="background1"/>
-            <w:tcMar/>
-            <w:vAlign w:val="top"/>
           </w:tcPr>
           <w:p>
             <w:pPr>
-              <w:bidi w:val="0"/>
               <w:spacing w:after="0" w:line="240" w:lineRule="auto"/>
               <w:rPr>
-                <w:rFonts w:ascii="Calibri" w:hAnsi="Calibri" w:eastAsia="Calibri" w:cs="Calibri"/>
-                <w:b w:val="0"/>
-                <w:bCs w:val="0"/>
-                <w:i w:val="0"/>
-                <w:iCs w:val="0"/>
+                <w:rFonts w:ascii="Calibri" w:eastAsia="Calibri" w:hAnsi="Calibri" w:cs="Calibri"/>
                 <w:sz w:val="18"/>
                 <w:szCs w:val="18"/>
               </w:rPr>
             </w:pPr>
             <w:r>
               <w:rPr>
-                <w:rFonts w:ascii="Calibri" w:hAnsi="Calibri" w:eastAsia="Calibri" w:cs="Calibri"/>
-                <w:b w:val="0"/>
-                <w:bCs w:val="0"/>
-                <w:i w:val="0"/>
-                <w:iCs w:val="0"/>
+                <w:rFonts w:ascii="Calibri" w:eastAsia="Calibri" w:hAnsi="Calibri" w:cs="Calibri"/>
                 <w:sz w:val="18"/>
                 <w:szCs w:val="18"/>
                 <w:lang w:val="es-CO"/>
@@ -2121,36 +1540,25 @@
           <w:tcPr>
             <w:tcW w:w="1365" w:type="dxa"/>
             <w:tcBorders>
-              <w:top w:val="single" w:sz="6"/>
-              <w:left w:val="single" w:sz="6"/>
-              <w:bottom w:val="single" w:sz="6"/>
-              <w:right w:val="single" w:sz="6"/>
+              <w:top w:val="single" w:sz="6" w:space="0" w:color="auto"/>
+              <w:left w:val="single" w:sz="6" w:space="0" w:color="auto"/>
+              <w:bottom w:val="single" w:sz="6" w:space="0" w:color="auto"/>
+              <w:right w:val="single" w:sz="6" w:space="0" w:color="auto"/>
             </w:tcBorders>
             <w:shd w:val="clear" w:color="auto" w:fill="FFFFFF" w:themeFill="background1"/>
-            <w:tcMar/>
-            <w:vAlign w:val="top"/>
           </w:tcPr>
           <w:p>
             <w:pPr>
-              <w:bidi w:val="0"/>
               <w:spacing w:after="0" w:line="240" w:lineRule="auto"/>
               <w:rPr>
-                <w:rFonts w:ascii="Calibri" w:hAnsi="Calibri" w:eastAsia="Calibri" w:cs="Calibri"/>
-                <w:b w:val="0"/>
-                <w:bCs w:val="0"/>
-                <w:i w:val="0"/>
-                <w:iCs w:val="0"/>
+                <w:rFonts w:ascii="Calibri" w:eastAsia="Calibri" w:hAnsi="Calibri" w:cs="Calibri"/>
                 <w:sz w:val="18"/>
                 <w:szCs w:val="18"/>
               </w:rPr>
             </w:pPr>
             <w:r>
               <w:rPr>
-                <w:rFonts w:ascii="Calibri" w:hAnsi="Calibri" w:eastAsia="Calibri" w:cs="Calibri"/>
-                <w:b w:val="0"/>
-                <w:bCs w:val="0"/>
-                <w:i w:val="0"/>
-                <w:iCs w:val="0"/>
+                <w:rFonts w:ascii="Calibri" w:eastAsia="Calibri" w:hAnsi="Calibri" w:cs="Calibri"/>
                 <w:sz w:val="18"/>
                 <w:szCs w:val="18"/>
                 <w:lang w:val="es-CO"/>
@@ -2163,36 +1571,25 @@
           <w:tcPr>
             <w:tcW w:w="1305" w:type="dxa"/>
             <w:tcBorders>
-              <w:top w:val="single" w:sz="6"/>
-              <w:left w:val="single" w:sz="6"/>
-              <w:bottom w:val="single" w:sz="6"/>
-              <w:right w:val="single" w:sz="6"/>
+              <w:top w:val="single" w:sz="6" w:space="0" w:color="auto"/>
+              <w:left w:val="single" w:sz="6" w:space="0" w:color="auto"/>
+              <w:bottom w:val="single" w:sz="6" w:space="0" w:color="auto"/>
+              <w:right w:val="single" w:sz="6" w:space="0" w:color="auto"/>
             </w:tcBorders>
             <w:shd w:val="clear" w:color="auto" w:fill="FFFFFF" w:themeFill="background1"/>
-            <w:tcMar/>
-            <w:vAlign w:val="top"/>
           </w:tcPr>
           <w:p>
             <w:pPr>
-              <w:bidi w:val="0"/>
               <w:spacing w:after="0" w:line="240" w:lineRule="auto"/>
               <w:rPr>
-                <w:rFonts w:ascii="Calibri" w:hAnsi="Calibri" w:eastAsia="Calibri" w:cs="Calibri"/>
-                <w:b w:val="0"/>
-                <w:bCs w:val="0"/>
-                <w:i w:val="0"/>
-                <w:iCs w:val="0"/>
+                <w:rFonts w:ascii="Calibri" w:eastAsia="Calibri" w:hAnsi="Calibri" w:cs="Calibri"/>
                 <w:sz w:val="18"/>
                 <w:szCs w:val="18"/>
               </w:rPr>
             </w:pPr>
             <w:r>
               <w:rPr>
-                <w:rFonts w:ascii="Calibri" w:hAnsi="Calibri" w:eastAsia="Calibri" w:cs="Calibri"/>
-                <w:b w:val="0"/>
-                <w:bCs w:val="0"/>
-                <w:i w:val="0"/>
-                <w:iCs w:val="0"/>
+                <w:rFonts w:ascii="Calibri" w:eastAsia="Calibri" w:hAnsi="Calibri" w:cs="Calibri"/>
                 <w:sz w:val="18"/>
                 <w:szCs w:val="18"/>
                 <w:lang w:val="es-CO"/>
@@ -2210,36 +1607,25 @@
           <w:tcPr>
             <w:tcW w:w="1365" w:type="dxa"/>
             <w:tcBorders>
-              <w:top w:val="single" w:sz="6"/>
-              <w:left w:val="single" w:sz="6"/>
-              <w:bottom w:val="single" w:sz="6"/>
-              <w:right w:val="single" w:sz="6"/>
+              <w:top w:val="single" w:sz="6" w:space="0" w:color="auto"/>
+              <w:left w:val="single" w:sz="6" w:space="0" w:color="auto"/>
+              <w:bottom w:val="single" w:sz="6" w:space="0" w:color="auto"/>
+              <w:right w:val="single" w:sz="6" w:space="0" w:color="auto"/>
             </w:tcBorders>
             <w:shd w:val="clear" w:color="auto" w:fill="FFFFFF" w:themeFill="background1"/>
-            <w:tcMar/>
-            <w:vAlign w:val="top"/>
           </w:tcPr>
           <w:p>
             <w:pPr>
-              <w:bidi w:val="0"/>
               <w:spacing w:after="0" w:line="240" w:lineRule="auto"/>
               <w:rPr>
-                <w:rFonts w:ascii="Calibri" w:hAnsi="Calibri" w:eastAsia="Calibri" w:cs="Calibri"/>
-                <w:b w:val="0"/>
-                <w:bCs w:val="0"/>
-                <w:i w:val="0"/>
-                <w:iCs w:val="0"/>
+                <w:rFonts w:ascii="Calibri" w:eastAsia="Calibri" w:hAnsi="Calibri" w:cs="Calibri"/>
                 <w:sz w:val="18"/>
                 <w:szCs w:val="18"/>
               </w:rPr>
             </w:pPr>
             <w:r>
               <w:rPr>
-                <w:rFonts w:ascii="Calibri" w:hAnsi="Calibri" w:eastAsia="Calibri" w:cs="Calibri"/>
-                <w:b w:val="0"/>
-                <w:bCs w:val="0"/>
-                <w:i w:val="0"/>
-                <w:iCs w:val="0"/>
+                <w:rFonts w:ascii="Calibri" w:eastAsia="Calibri" w:hAnsi="Calibri" w:cs="Calibri"/>
                 <w:sz w:val="18"/>
                 <w:szCs w:val="18"/>
                 <w:lang w:val="es-CO"/>
@@ -2252,36 +1638,25 @@
           <w:tcPr>
             <w:tcW w:w="1320" w:type="dxa"/>
             <w:tcBorders>
-              <w:top w:val="single" w:sz="6"/>
-              <w:left w:val="single" w:sz="6"/>
-              <w:bottom w:val="single" w:sz="6"/>
-              <w:right w:val="single" w:sz="6"/>
+              <w:top w:val="single" w:sz="6" w:space="0" w:color="auto"/>
+              <w:left w:val="single" w:sz="6" w:space="0" w:color="auto"/>
+              <w:bottom w:val="single" w:sz="6" w:space="0" w:color="auto"/>
+              <w:right w:val="single" w:sz="6" w:space="0" w:color="auto"/>
             </w:tcBorders>
             <w:shd w:val="clear" w:color="auto" w:fill="FFFFFF" w:themeFill="background1"/>
-            <w:tcMar/>
-            <w:vAlign w:val="top"/>
           </w:tcPr>
           <w:p>
             <w:pPr>
-              <w:bidi w:val="0"/>
               <w:spacing w:after="0" w:line="240" w:lineRule="auto"/>
               <w:rPr>
-                <w:rFonts w:ascii="Calibri" w:hAnsi="Calibri" w:eastAsia="Calibri" w:cs="Calibri"/>
-                <w:b w:val="0"/>
-                <w:bCs w:val="0"/>
-                <w:i w:val="0"/>
-                <w:iCs w:val="0"/>
+                <w:rFonts w:ascii="Calibri" w:eastAsia="Calibri" w:hAnsi="Calibri" w:cs="Calibri"/>
                 <w:sz w:val="18"/>
                 <w:szCs w:val="18"/>
               </w:rPr>
             </w:pPr>
             <w:r>
               <w:rPr>
-                <w:rFonts w:ascii="Calibri" w:hAnsi="Calibri" w:eastAsia="Calibri" w:cs="Calibri"/>
-                <w:b w:val="0"/>
-                <w:bCs w:val="0"/>
-                <w:i w:val="0"/>
-                <w:iCs w:val="0"/>
+                <w:rFonts w:ascii="Calibri" w:eastAsia="Calibri" w:hAnsi="Calibri" w:cs="Calibri"/>
                 <w:sz w:val="18"/>
                 <w:szCs w:val="18"/>
                 <w:lang w:val="es-CO"/>
@@ -2294,36 +1669,25 @@
           <w:tcPr>
             <w:tcW w:w="1320" w:type="dxa"/>
             <w:tcBorders>
-              <w:top w:val="single" w:sz="6"/>
-              <w:left w:val="single" w:sz="6"/>
-              <w:bottom w:val="single" w:sz="6"/>
-              <w:right w:val="single" w:sz="6"/>
+              <w:top w:val="single" w:sz="6" w:space="0" w:color="auto"/>
+              <w:left w:val="single" w:sz="6" w:space="0" w:color="auto"/>
+              <w:bottom w:val="single" w:sz="6" w:space="0" w:color="auto"/>
+              <w:right w:val="single" w:sz="6" w:space="0" w:color="auto"/>
             </w:tcBorders>
             <w:shd w:val="clear" w:color="auto" w:fill="FFFFFF" w:themeFill="background1"/>
-            <w:tcMar/>
-            <w:vAlign w:val="top"/>
           </w:tcPr>
           <w:p>
             <w:pPr>
-              <w:bidi w:val="0"/>
               <w:spacing w:after="0" w:line="240" w:lineRule="auto"/>
               <w:rPr>
-                <w:rFonts w:ascii="Calibri" w:hAnsi="Calibri" w:eastAsia="Calibri" w:cs="Calibri"/>
-                <w:b w:val="0"/>
-                <w:bCs w:val="0"/>
-                <w:i w:val="0"/>
-                <w:iCs w:val="0"/>
+                <w:rFonts w:ascii="Calibri" w:eastAsia="Calibri" w:hAnsi="Calibri" w:cs="Calibri"/>
                 <w:sz w:val="18"/>
                 <w:szCs w:val="18"/>
               </w:rPr>
             </w:pPr>
             <w:r>
               <w:rPr>
-                <w:rFonts w:ascii="Calibri" w:hAnsi="Calibri" w:eastAsia="Calibri" w:cs="Calibri"/>
-                <w:b w:val="0"/>
-                <w:bCs w:val="0"/>
-                <w:i w:val="0"/>
-                <w:iCs w:val="0"/>
+                <w:rFonts w:ascii="Calibri" w:eastAsia="Calibri" w:hAnsi="Calibri" w:cs="Calibri"/>
                 <w:sz w:val="18"/>
                 <w:szCs w:val="18"/>
                 <w:lang w:val="es-CO"/>
@@ -2336,36 +1700,25 @@
           <w:tcPr>
             <w:tcW w:w="1350" w:type="dxa"/>
             <w:tcBorders>
-              <w:top w:val="single" w:sz="6"/>
-              <w:left w:val="single" w:sz="6"/>
-              <w:bottom w:val="single" w:sz="6"/>
-              <w:right w:val="single" w:sz="6"/>
+              <w:top w:val="single" w:sz="6" w:space="0" w:color="auto"/>
+              <w:left w:val="single" w:sz="6" w:space="0" w:color="auto"/>
+              <w:bottom w:val="single" w:sz="6" w:space="0" w:color="auto"/>
+              <w:right w:val="single" w:sz="6" w:space="0" w:color="auto"/>
             </w:tcBorders>
             <w:shd w:val="clear" w:color="auto" w:fill="FFFFFF" w:themeFill="background1"/>
-            <w:tcMar/>
-            <w:vAlign w:val="top"/>
           </w:tcPr>
           <w:p>
             <w:pPr>
-              <w:bidi w:val="0"/>
               <w:spacing w:after="0" w:line="240" w:lineRule="auto"/>
               <w:rPr>
-                <w:rFonts w:ascii="Calibri" w:hAnsi="Calibri" w:eastAsia="Calibri" w:cs="Calibri"/>
-                <w:b w:val="0"/>
-                <w:bCs w:val="0"/>
-                <w:i w:val="0"/>
-                <w:iCs w:val="0"/>
+                <w:rFonts w:ascii="Calibri" w:eastAsia="Calibri" w:hAnsi="Calibri" w:cs="Calibri"/>
                 <w:sz w:val="18"/>
                 <w:szCs w:val="18"/>
               </w:rPr>
             </w:pPr>
             <w:r>
               <w:rPr>
-                <w:rFonts w:ascii="Calibri" w:hAnsi="Calibri" w:eastAsia="Calibri" w:cs="Calibri"/>
-                <w:b w:val="0"/>
-                <w:bCs w:val="0"/>
-                <w:i w:val="0"/>
-                <w:iCs w:val="0"/>
+                <w:rFonts w:ascii="Calibri" w:eastAsia="Calibri" w:hAnsi="Calibri" w:cs="Calibri"/>
                 <w:sz w:val="18"/>
                 <w:szCs w:val="18"/>
                 <w:lang w:val="es-CO"/>
@@ -2378,36 +1731,25 @@
           <w:tcPr>
             <w:tcW w:w="1365" w:type="dxa"/>
             <w:tcBorders>
-              <w:top w:val="single" w:sz="6"/>
-              <w:left w:val="single" w:sz="6"/>
-              <w:bottom w:val="single" w:sz="6"/>
-              <w:right w:val="single" w:sz="6"/>
+              <w:top w:val="single" w:sz="6" w:space="0" w:color="auto"/>
+              <w:left w:val="single" w:sz="6" w:space="0" w:color="auto"/>
+              <w:bottom w:val="single" w:sz="6" w:space="0" w:color="auto"/>
+              <w:right w:val="single" w:sz="6" w:space="0" w:color="auto"/>
             </w:tcBorders>
             <w:shd w:val="clear" w:color="auto" w:fill="FFFFFF" w:themeFill="background1"/>
-            <w:tcMar/>
-            <w:vAlign w:val="top"/>
           </w:tcPr>
           <w:p>
             <w:pPr>
-              <w:bidi w:val="0"/>
               <w:spacing w:after="0" w:line="240" w:lineRule="auto"/>
               <w:rPr>
-                <w:rFonts w:ascii="Calibri" w:hAnsi="Calibri" w:eastAsia="Calibri" w:cs="Calibri"/>
-                <w:b w:val="0"/>
-                <w:bCs w:val="0"/>
-                <w:i w:val="0"/>
-                <w:iCs w:val="0"/>
+                <w:rFonts w:ascii="Calibri" w:eastAsia="Calibri" w:hAnsi="Calibri" w:cs="Calibri"/>
                 <w:sz w:val="18"/>
                 <w:szCs w:val="18"/>
               </w:rPr>
             </w:pPr>
             <w:r>
               <w:rPr>
-                <w:rFonts w:ascii="Calibri" w:hAnsi="Calibri" w:eastAsia="Calibri" w:cs="Calibri"/>
-                <w:b w:val="0"/>
-                <w:bCs w:val="0"/>
-                <w:i w:val="0"/>
-                <w:iCs w:val="0"/>
+                <w:rFonts w:ascii="Calibri" w:eastAsia="Calibri" w:hAnsi="Calibri" w:cs="Calibri"/>
                 <w:sz w:val="18"/>
                 <w:szCs w:val="18"/>
                 <w:lang w:val="es-CO"/>
@@ -2420,36 +1762,25 @@
           <w:tcPr>
             <w:tcW w:w="1305" w:type="dxa"/>
             <w:tcBorders>
-              <w:top w:val="single" w:sz="6"/>
-              <w:left w:val="single" w:sz="6"/>
-              <w:bottom w:val="single" w:sz="6"/>
-              <w:right w:val="single" w:sz="6"/>
+              <w:top w:val="single" w:sz="6" w:space="0" w:color="auto"/>
+              <w:left w:val="single" w:sz="6" w:space="0" w:color="auto"/>
+              <w:bottom w:val="single" w:sz="6" w:space="0" w:color="auto"/>
+              <w:right w:val="single" w:sz="6" w:space="0" w:color="auto"/>
             </w:tcBorders>
             <w:shd w:val="clear" w:color="auto" w:fill="FFFFFF" w:themeFill="background1"/>
-            <w:tcMar/>
-            <w:vAlign w:val="top"/>
           </w:tcPr>
           <w:p>
             <w:pPr>
-              <w:bidi w:val="0"/>
               <w:spacing w:after="0" w:line="240" w:lineRule="auto"/>
               <w:rPr>
-                <w:rFonts w:ascii="Calibri" w:hAnsi="Calibri" w:eastAsia="Calibri" w:cs="Calibri"/>
-                <w:b w:val="0"/>
-                <w:bCs w:val="0"/>
-                <w:i w:val="0"/>
-                <w:iCs w:val="0"/>
+                <w:rFonts w:ascii="Calibri" w:eastAsia="Calibri" w:hAnsi="Calibri" w:cs="Calibri"/>
                 <w:sz w:val="18"/>
                 <w:szCs w:val="18"/>
               </w:rPr>
             </w:pPr>
             <w:r>
               <w:rPr>
-                <w:rFonts w:ascii="Calibri" w:hAnsi="Calibri" w:eastAsia="Calibri" w:cs="Calibri"/>
-                <w:b w:val="0"/>
-                <w:bCs w:val="0"/>
-                <w:i w:val="0"/>
-                <w:iCs w:val="0"/>
+                <w:rFonts w:ascii="Calibri" w:eastAsia="Calibri" w:hAnsi="Calibri" w:cs="Calibri"/>
                 <w:sz w:val="18"/>
                 <w:szCs w:val="18"/>
                 <w:lang w:val="es-CO"/>
@@ -2467,38 +1798,29 @@
           <w:tcPr>
             <w:tcW w:w="1365" w:type="dxa"/>
             <w:tcBorders>
-              <w:top w:val="single" w:sz="6"/>
-              <w:left w:val="single" w:sz="6"/>
-              <w:bottom w:val="single" w:sz="6"/>
-              <w:right w:val="single" w:sz="6"/>
+              <w:top w:val="single" w:sz="6" w:space="0" w:color="auto"/>
+              <w:left w:val="single" w:sz="6" w:space="0" w:color="auto"/>
+              <w:bottom w:val="single" w:sz="6" w:space="0" w:color="auto"/>
+              <w:right w:val="single" w:sz="6" w:space="0" w:color="auto"/>
             </w:tcBorders>
             <w:shd w:val="clear" w:color="auto" w:fill="FFFFFF" w:themeFill="background1"/>
-            <w:tcMar/>
-            <w:vAlign w:val="top"/>
           </w:tcPr>
           <w:p>
             <w:pPr>
-              <w:bidi w:val="0"/>
               <w:spacing w:after="0" w:line="240" w:lineRule="auto"/>
               <w:rPr>
-                <w:rFonts w:ascii="Calibri" w:hAnsi="Calibri" w:eastAsia="Calibri" w:cs="Calibri"/>
-                <w:b w:val="0"/>
-                <w:bCs w:val="0"/>
-                <w:i w:val="0"/>
-                <w:iCs w:val="0"/>
-                <w:sz w:val="18"/>
-                <w:szCs w:val="18"/>
+                <w:rFonts w:ascii="Calibri" w:eastAsia="Calibri" w:hAnsi="Calibri" w:cs="Calibri"/>
+                <w:sz w:val="18"/>
+                <w:szCs w:val="18"/>
+                <w:highlight w:val="yellow"/>
               </w:rPr>
             </w:pPr>
             <w:r>
               <w:rPr>
-                <w:rFonts w:ascii="Calibri" w:hAnsi="Calibri" w:eastAsia="Calibri" w:cs="Calibri"/>
-                <w:b w:val="0"/>
-                <w:bCs w:val="0"/>
-                <w:i w:val="0"/>
-                <w:iCs w:val="0"/>
-                <w:sz w:val="18"/>
-                <w:szCs w:val="18"/>
+                <w:rFonts w:ascii="Calibri" w:eastAsia="Calibri" w:hAnsi="Calibri" w:cs="Calibri"/>
+                <w:sz w:val="18"/>
+                <w:szCs w:val="18"/>
+                <w:highlight w:val="yellow"/>
                 <w:lang w:val="es-CO"/>
               </w:rPr>
               <w:t>3 </w:t>
@@ -2509,38 +1831,29 @@
           <w:tcPr>
             <w:tcW w:w="1320" w:type="dxa"/>
             <w:tcBorders>
-              <w:top w:val="single" w:sz="6"/>
-              <w:left w:val="single" w:sz="6"/>
-              <w:bottom w:val="single" w:sz="6"/>
-              <w:right w:val="single" w:sz="6"/>
+              <w:top w:val="single" w:sz="6" w:space="0" w:color="auto"/>
+              <w:left w:val="single" w:sz="6" w:space="0" w:color="auto"/>
+              <w:bottom w:val="single" w:sz="6" w:space="0" w:color="auto"/>
+              <w:right w:val="single" w:sz="6" w:space="0" w:color="auto"/>
             </w:tcBorders>
             <w:shd w:val="clear" w:color="auto" w:fill="FFFFFF" w:themeFill="background1"/>
-            <w:tcMar/>
-            <w:vAlign w:val="top"/>
           </w:tcPr>
           <w:p>
             <w:pPr>
-              <w:bidi w:val="0"/>
               <w:spacing w:after="0" w:line="240" w:lineRule="auto"/>
               <w:rPr>
-                <w:rFonts w:ascii="Calibri" w:hAnsi="Calibri" w:eastAsia="Calibri" w:cs="Calibri"/>
-                <w:b w:val="0"/>
-                <w:bCs w:val="0"/>
-                <w:i w:val="0"/>
-                <w:iCs w:val="0"/>
-                <w:sz w:val="18"/>
-                <w:szCs w:val="18"/>
+                <w:rFonts w:ascii="Calibri" w:eastAsia="Calibri" w:hAnsi="Calibri" w:cs="Calibri"/>
+                <w:sz w:val="18"/>
+                <w:szCs w:val="18"/>
+                <w:highlight w:val="yellow"/>
               </w:rPr>
             </w:pPr>
             <w:r>
               <w:rPr>
-                <w:rFonts w:ascii="Calibri" w:hAnsi="Calibri" w:eastAsia="Calibri" w:cs="Calibri"/>
-                <w:b w:val="0"/>
-                <w:bCs w:val="0"/>
-                <w:i w:val="0"/>
-                <w:iCs w:val="0"/>
-                <w:sz w:val="18"/>
-                <w:szCs w:val="18"/>
+                <w:rFonts w:ascii="Calibri" w:eastAsia="Calibri" w:hAnsi="Calibri" w:cs="Calibri"/>
+                <w:sz w:val="18"/>
+                <w:szCs w:val="18"/>
+                <w:highlight w:val="yellow"/>
                 <w:lang w:val="es-CO"/>
               </w:rPr>
               <w:t>0.701 </w:t>
@@ -2551,38 +1864,29 @@
           <w:tcPr>
             <w:tcW w:w="1320" w:type="dxa"/>
             <w:tcBorders>
-              <w:top w:val="single" w:sz="6"/>
-              <w:left w:val="single" w:sz="6"/>
-              <w:bottom w:val="single" w:sz="6"/>
-              <w:right w:val="single" w:sz="6"/>
+              <w:top w:val="single" w:sz="6" w:space="0" w:color="auto"/>
+              <w:left w:val="single" w:sz="6" w:space="0" w:color="auto"/>
+              <w:bottom w:val="single" w:sz="6" w:space="0" w:color="auto"/>
+              <w:right w:val="single" w:sz="6" w:space="0" w:color="auto"/>
             </w:tcBorders>
             <w:shd w:val="clear" w:color="auto" w:fill="FFFFFF" w:themeFill="background1"/>
-            <w:tcMar/>
-            <w:vAlign w:val="top"/>
           </w:tcPr>
           <w:p>
             <w:pPr>
-              <w:bidi w:val="0"/>
               <w:spacing w:after="0" w:line="240" w:lineRule="auto"/>
               <w:rPr>
-                <w:rFonts w:ascii="Calibri" w:hAnsi="Calibri" w:eastAsia="Calibri" w:cs="Calibri"/>
-                <w:b w:val="0"/>
-                <w:bCs w:val="0"/>
-                <w:i w:val="0"/>
-                <w:iCs w:val="0"/>
-                <w:sz w:val="18"/>
-                <w:szCs w:val="18"/>
+                <w:rFonts w:ascii="Calibri" w:eastAsia="Calibri" w:hAnsi="Calibri" w:cs="Calibri"/>
+                <w:sz w:val="18"/>
+                <w:szCs w:val="18"/>
+                <w:highlight w:val="yellow"/>
               </w:rPr>
             </w:pPr>
             <w:r>
               <w:rPr>
-                <w:rFonts w:ascii="Calibri" w:hAnsi="Calibri" w:eastAsia="Calibri" w:cs="Calibri"/>
-                <w:b w:val="0"/>
-                <w:bCs w:val="0"/>
-                <w:i w:val="0"/>
-                <w:iCs w:val="0"/>
-                <w:sz w:val="18"/>
-                <w:szCs w:val="18"/>
+                <w:rFonts w:ascii="Calibri" w:eastAsia="Calibri" w:hAnsi="Calibri" w:cs="Calibri"/>
+                <w:sz w:val="18"/>
+                <w:szCs w:val="18"/>
+                <w:highlight w:val="yellow"/>
                 <w:lang w:val="es-CO"/>
               </w:rPr>
               <w:t>28.87 </w:t>
@@ -2593,38 +1897,29 @@
           <w:tcPr>
             <w:tcW w:w="1350" w:type="dxa"/>
             <w:tcBorders>
-              <w:top w:val="single" w:sz="6"/>
-              <w:left w:val="single" w:sz="6"/>
-              <w:bottom w:val="single" w:sz="6"/>
-              <w:right w:val="single" w:sz="6"/>
+              <w:top w:val="single" w:sz="6" w:space="0" w:color="auto"/>
+              <w:left w:val="single" w:sz="6" w:space="0" w:color="auto"/>
+              <w:bottom w:val="single" w:sz="6" w:space="0" w:color="auto"/>
+              <w:right w:val="single" w:sz="6" w:space="0" w:color="auto"/>
             </w:tcBorders>
             <w:shd w:val="clear" w:color="auto" w:fill="FFFFFF" w:themeFill="background1"/>
-            <w:tcMar/>
-            <w:vAlign w:val="top"/>
           </w:tcPr>
           <w:p>
             <w:pPr>
-              <w:bidi w:val="0"/>
               <w:spacing w:after="0" w:line="240" w:lineRule="auto"/>
               <w:rPr>
-                <w:rFonts w:ascii="Calibri" w:hAnsi="Calibri" w:eastAsia="Calibri" w:cs="Calibri"/>
-                <w:b w:val="0"/>
-                <w:bCs w:val="0"/>
-                <w:i w:val="0"/>
-                <w:iCs w:val="0"/>
-                <w:sz w:val="18"/>
-                <w:szCs w:val="18"/>
+                <w:rFonts w:ascii="Calibri" w:eastAsia="Calibri" w:hAnsi="Calibri" w:cs="Calibri"/>
+                <w:sz w:val="18"/>
+                <w:szCs w:val="18"/>
+                <w:highlight w:val="yellow"/>
               </w:rPr>
             </w:pPr>
             <w:r>
               <w:rPr>
-                <w:rFonts w:ascii="Calibri" w:hAnsi="Calibri" w:eastAsia="Calibri" w:cs="Calibri"/>
-                <w:b w:val="0"/>
-                <w:bCs w:val="0"/>
-                <w:i w:val="0"/>
-                <w:iCs w:val="0"/>
-                <w:sz w:val="18"/>
-                <w:szCs w:val="18"/>
+                <w:rFonts w:ascii="Calibri" w:eastAsia="Calibri" w:hAnsi="Calibri" w:cs="Calibri"/>
+                <w:sz w:val="18"/>
+                <w:szCs w:val="18"/>
+                <w:highlight w:val="yellow"/>
                 <w:lang w:val="es-CO"/>
               </w:rPr>
               <w:t>142.05 </w:t>
@@ -2635,38 +1930,29 @@
           <w:tcPr>
             <w:tcW w:w="1365" w:type="dxa"/>
             <w:tcBorders>
-              <w:top w:val="single" w:sz="6"/>
-              <w:left w:val="single" w:sz="6"/>
-              <w:bottom w:val="single" w:sz="6"/>
-              <w:right w:val="single" w:sz="6"/>
+              <w:top w:val="single" w:sz="6" w:space="0" w:color="auto"/>
+              <w:left w:val="single" w:sz="6" w:space="0" w:color="auto"/>
+              <w:bottom w:val="single" w:sz="6" w:space="0" w:color="auto"/>
+              <w:right w:val="single" w:sz="6" w:space="0" w:color="auto"/>
             </w:tcBorders>
             <w:shd w:val="clear" w:color="auto" w:fill="FFFFFF" w:themeFill="background1"/>
-            <w:tcMar/>
-            <w:vAlign w:val="top"/>
           </w:tcPr>
           <w:p>
             <w:pPr>
-              <w:bidi w:val="0"/>
               <w:spacing w:after="0" w:line="240" w:lineRule="auto"/>
               <w:rPr>
-                <w:rFonts w:ascii="Calibri" w:hAnsi="Calibri" w:eastAsia="Calibri" w:cs="Calibri"/>
-                <w:b w:val="0"/>
-                <w:bCs w:val="0"/>
-                <w:i w:val="0"/>
-                <w:iCs w:val="0"/>
-                <w:sz w:val="18"/>
-                <w:szCs w:val="18"/>
+                <w:rFonts w:ascii="Calibri" w:eastAsia="Calibri" w:hAnsi="Calibri" w:cs="Calibri"/>
+                <w:sz w:val="18"/>
+                <w:szCs w:val="18"/>
+                <w:highlight w:val="yellow"/>
               </w:rPr>
             </w:pPr>
             <w:r>
               <w:rPr>
-                <w:rFonts w:ascii="Calibri" w:hAnsi="Calibri" w:eastAsia="Calibri" w:cs="Calibri"/>
-                <w:b w:val="0"/>
-                <w:bCs w:val="0"/>
-                <w:i w:val="0"/>
-                <w:iCs w:val="0"/>
-                <w:sz w:val="18"/>
-                <w:szCs w:val="18"/>
+                <w:rFonts w:ascii="Calibri" w:eastAsia="Calibri" w:hAnsi="Calibri" w:cs="Calibri"/>
+                <w:sz w:val="18"/>
+                <w:szCs w:val="18"/>
+                <w:highlight w:val="yellow"/>
                 <w:lang w:val="es-CO"/>
               </w:rPr>
               <w:t>69.431 </w:t>
@@ -2677,36 +1963,25 @@
           <w:tcPr>
             <w:tcW w:w="1305" w:type="dxa"/>
             <w:tcBorders>
-              <w:top w:val="single" w:sz="6"/>
-              <w:left w:val="single" w:sz="6"/>
-              <w:bottom w:val="single" w:sz="6"/>
-              <w:right w:val="single" w:sz="6"/>
+              <w:top w:val="single" w:sz="6" w:space="0" w:color="auto"/>
+              <w:left w:val="single" w:sz="6" w:space="0" w:color="auto"/>
+              <w:bottom w:val="single" w:sz="6" w:space="0" w:color="auto"/>
+              <w:right w:val="single" w:sz="6" w:space="0" w:color="auto"/>
             </w:tcBorders>
             <w:shd w:val="clear" w:color="auto" w:fill="FFFFFF" w:themeFill="background1"/>
-            <w:tcMar/>
-            <w:vAlign w:val="top"/>
           </w:tcPr>
           <w:p>
             <w:pPr>
-              <w:bidi w:val="0"/>
               <w:spacing w:after="0" w:line="240" w:lineRule="auto"/>
               <w:rPr>
-                <w:rFonts w:ascii="Calibri" w:hAnsi="Calibri" w:eastAsia="Calibri" w:cs="Calibri"/>
-                <w:b w:val="0"/>
-                <w:bCs w:val="0"/>
-                <w:i w:val="0"/>
-                <w:iCs w:val="0"/>
+                <w:rFonts w:ascii="Calibri" w:eastAsia="Calibri" w:hAnsi="Calibri" w:cs="Calibri"/>
                 <w:sz w:val="18"/>
                 <w:szCs w:val="18"/>
               </w:rPr>
             </w:pPr>
             <w:r>
               <w:rPr>
-                <w:rFonts w:ascii="Calibri" w:hAnsi="Calibri" w:eastAsia="Calibri" w:cs="Calibri"/>
-                <w:b w:val="0"/>
-                <w:bCs w:val="0"/>
-                <w:i w:val="0"/>
-                <w:iCs w:val="0"/>
+                <w:rFonts w:ascii="Calibri" w:eastAsia="Calibri" w:hAnsi="Calibri" w:cs="Calibri"/>
                 <w:sz w:val="18"/>
                 <w:szCs w:val="18"/>
                 <w:lang w:val="es-CO"/>
@@ -2724,36 +1999,25 @@
           <w:tcPr>
             <w:tcW w:w="1365" w:type="dxa"/>
             <w:tcBorders>
-              <w:top w:val="single" w:sz="6"/>
-              <w:left w:val="single" w:sz="6"/>
-              <w:bottom w:val="single" w:sz="6"/>
-              <w:right w:val="single" w:sz="6"/>
+              <w:top w:val="single" w:sz="6" w:space="0" w:color="auto"/>
+              <w:left w:val="single" w:sz="6" w:space="0" w:color="auto"/>
+              <w:bottom w:val="single" w:sz="6" w:space="0" w:color="auto"/>
+              <w:right w:val="single" w:sz="6" w:space="0" w:color="auto"/>
             </w:tcBorders>
             <w:shd w:val="clear" w:color="auto" w:fill="FFFFFF" w:themeFill="background1"/>
-            <w:tcMar/>
-            <w:vAlign w:val="top"/>
           </w:tcPr>
           <w:p>
             <w:pPr>
-              <w:bidi w:val="0"/>
               <w:spacing w:after="0" w:line="240" w:lineRule="auto"/>
               <w:rPr>
-                <w:rFonts w:ascii="Calibri" w:hAnsi="Calibri" w:eastAsia="Calibri" w:cs="Calibri"/>
-                <w:b w:val="0"/>
-                <w:bCs w:val="0"/>
-                <w:i w:val="0"/>
-                <w:iCs w:val="0"/>
+                <w:rFonts w:ascii="Calibri" w:eastAsia="Calibri" w:hAnsi="Calibri" w:cs="Calibri"/>
                 <w:sz w:val="18"/>
                 <w:szCs w:val="18"/>
               </w:rPr>
             </w:pPr>
             <w:r>
               <w:rPr>
-                <w:rFonts w:ascii="Calibri" w:hAnsi="Calibri" w:eastAsia="Calibri" w:cs="Calibri"/>
-                <w:b w:val="0"/>
-                <w:bCs w:val="0"/>
-                <w:i w:val="0"/>
-                <w:iCs w:val="0"/>
+                <w:rFonts w:ascii="Calibri" w:eastAsia="Calibri" w:hAnsi="Calibri" w:cs="Calibri"/>
                 <w:sz w:val="18"/>
                 <w:szCs w:val="18"/>
                 <w:lang w:val="es-CO"/>
@@ -2766,36 +2030,25 @@
           <w:tcPr>
             <w:tcW w:w="1320" w:type="dxa"/>
             <w:tcBorders>
-              <w:top w:val="single" w:sz="6"/>
-              <w:left w:val="single" w:sz="6"/>
-              <w:bottom w:val="single" w:sz="6"/>
-              <w:right w:val="single" w:sz="6"/>
+              <w:top w:val="single" w:sz="6" w:space="0" w:color="auto"/>
+              <w:left w:val="single" w:sz="6" w:space="0" w:color="auto"/>
+              <w:bottom w:val="single" w:sz="6" w:space="0" w:color="auto"/>
+              <w:right w:val="single" w:sz="6" w:space="0" w:color="auto"/>
             </w:tcBorders>
             <w:shd w:val="clear" w:color="auto" w:fill="FFFFFF" w:themeFill="background1"/>
-            <w:tcMar/>
-            <w:vAlign w:val="top"/>
           </w:tcPr>
           <w:p>
             <w:pPr>
-              <w:bidi w:val="0"/>
               <w:spacing w:after="0" w:line="240" w:lineRule="auto"/>
               <w:rPr>
-                <w:rFonts w:ascii="Calibri" w:hAnsi="Calibri" w:eastAsia="Calibri" w:cs="Calibri"/>
-                <w:b w:val="0"/>
-                <w:bCs w:val="0"/>
-                <w:i w:val="0"/>
-                <w:iCs w:val="0"/>
+                <w:rFonts w:ascii="Calibri" w:eastAsia="Calibri" w:hAnsi="Calibri" w:cs="Calibri"/>
                 <w:sz w:val="18"/>
                 <w:szCs w:val="18"/>
               </w:rPr>
             </w:pPr>
             <w:r>
               <w:rPr>
-                <w:rFonts w:ascii="Calibri" w:hAnsi="Calibri" w:eastAsia="Calibri" w:cs="Calibri"/>
-                <w:b w:val="0"/>
-                <w:bCs w:val="0"/>
-                <w:i w:val="0"/>
-                <w:iCs w:val="0"/>
+                <w:rFonts w:ascii="Calibri" w:eastAsia="Calibri" w:hAnsi="Calibri" w:cs="Calibri"/>
                 <w:sz w:val="18"/>
                 <w:szCs w:val="18"/>
                 <w:lang w:val="es-CO"/>
@@ -2808,36 +2061,25 @@
           <w:tcPr>
             <w:tcW w:w="1320" w:type="dxa"/>
             <w:tcBorders>
-              <w:top w:val="single" w:sz="6"/>
-              <w:left w:val="single" w:sz="6"/>
-              <w:bottom w:val="single" w:sz="6"/>
-              <w:right w:val="single" w:sz="6"/>
+              <w:top w:val="single" w:sz="6" w:space="0" w:color="auto"/>
+              <w:left w:val="single" w:sz="6" w:space="0" w:color="auto"/>
+              <w:bottom w:val="single" w:sz="6" w:space="0" w:color="auto"/>
+              <w:right w:val="single" w:sz="6" w:space="0" w:color="auto"/>
             </w:tcBorders>
             <w:shd w:val="clear" w:color="auto" w:fill="FFFFFF" w:themeFill="background1"/>
-            <w:tcMar/>
-            <w:vAlign w:val="top"/>
           </w:tcPr>
           <w:p>
             <w:pPr>
-              <w:bidi w:val="0"/>
               <w:spacing w:after="0" w:line="240" w:lineRule="auto"/>
               <w:rPr>
-                <w:rFonts w:ascii="Calibri" w:hAnsi="Calibri" w:eastAsia="Calibri" w:cs="Calibri"/>
-                <w:b w:val="0"/>
-                <w:bCs w:val="0"/>
-                <w:i w:val="0"/>
-                <w:iCs w:val="0"/>
+                <w:rFonts w:ascii="Calibri" w:eastAsia="Calibri" w:hAnsi="Calibri" w:cs="Calibri"/>
                 <w:sz w:val="18"/>
                 <w:szCs w:val="18"/>
               </w:rPr>
             </w:pPr>
             <w:r>
               <w:rPr>
-                <w:rFonts w:ascii="Calibri" w:hAnsi="Calibri" w:eastAsia="Calibri" w:cs="Calibri"/>
-                <w:b w:val="0"/>
-                <w:bCs w:val="0"/>
-                <w:i w:val="0"/>
-                <w:iCs w:val="0"/>
+                <w:rFonts w:ascii="Calibri" w:eastAsia="Calibri" w:hAnsi="Calibri" w:cs="Calibri"/>
                 <w:sz w:val="18"/>
                 <w:szCs w:val="18"/>
                 <w:lang w:val="es-CO"/>
@@ -2850,36 +2092,25 @@
           <w:tcPr>
             <w:tcW w:w="1350" w:type="dxa"/>
             <w:tcBorders>
-              <w:top w:val="single" w:sz="6"/>
-              <w:left w:val="single" w:sz="6"/>
-              <w:bottom w:val="single" w:sz="6"/>
-              <w:right w:val="single" w:sz="6"/>
+              <w:top w:val="single" w:sz="6" w:space="0" w:color="auto"/>
+              <w:left w:val="single" w:sz="6" w:space="0" w:color="auto"/>
+              <w:bottom w:val="single" w:sz="6" w:space="0" w:color="auto"/>
+              <w:right w:val="single" w:sz="6" w:space="0" w:color="auto"/>
             </w:tcBorders>
             <w:shd w:val="clear" w:color="auto" w:fill="FFFFFF" w:themeFill="background1"/>
-            <w:tcMar/>
-            <w:vAlign w:val="top"/>
           </w:tcPr>
           <w:p>
             <w:pPr>
-              <w:bidi w:val="0"/>
               <w:spacing w:after="0" w:line="240" w:lineRule="auto"/>
               <w:rPr>
-                <w:rFonts w:ascii="Calibri" w:hAnsi="Calibri" w:eastAsia="Calibri" w:cs="Calibri"/>
-                <w:b w:val="0"/>
-                <w:bCs w:val="0"/>
-                <w:i w:val="0"/>
-                <w:iCs w:val="0"/>
+                <w:rFonts w:ascii="Calibri" w:eastAsia="Calibri" w:hAnsi="Calibri" w:cs="Calibri"/>
                 <w:sz w:val="18"/>
                 <w:szCs w:val="18"/>
               </w:rPr>
             </w:pPr>
             <w:r>
               <w:rPr>
-                <w:rFonts w:ascii="Calibri" w:hAnsi="Calibri" w:eastAsia="Calibri" w:cs="Calibri"/>
-                <w:b w:val="0"/>
-                <w:bCs w:val="0"/>
-                <w:i w:val="0"/>
-                <w:iCs w:val="0"/>
+                <w:rFonts w:ascii="Calibri" w:eastAsia="Calibri" w:hAnsi="Calibri" w:cs="Calibri"/>
                 <w:sz w:val="18"/>
                 <w:szCs w:val="18"/>
                 <w:lang w:val="es-CO"/>
@@ -2892,36 +2123,25 @@
           <w:tcPr>
             <w:tcW w:w="1365" w:type="dxa"/>
             <w:tcBorders>
-              <w:top w:val="single" w:sz="6"/>
-              <w:left w:val="single" w:sz="6"/>
-              <w:bottom w:val="single" w:sz="6"/>
-              <w:right w:val="single" w:sz="6"/>
+              <w:top w:val="single" w:sz="6" w:space="0" w:color="auto"/>
+              <w:left w:val="single" w:sz="6" w:space="0" w:color="auto"/>
+              <w:bottom w:val="single" w:sz="6" w:space="0" w:color="auto"/>
+              <w:right w:val="single" w:sz="6" w:space="0" w:color="auto"/>
             </w:tcBorders>
             <w:shd w:val="clear" w:color="auto" w:fill="FFFFFF" w:themeFill="background1"/>
-            <w:tcMar/>
-            <w:vAlign w:val="top"/>
           </w:tcPr>
           <w:p>
             <w:pPr>
-              <w:bidi w:val="0"/>
               <w:spacing w:after="0" w:line="240" w:lineRule="auto"/>
               <w:rPr>
-                <w:rFonts w:ascii="Calibri" w:hAnsi="Calibri" w:eastAsia="Calibri" w:cs="Calibri"/>
-                <w:b w:val="0"/>
-                <w:bCs w:val="0"/>
-                <w:i w:val="0"/>
-                <w:iCs w:val="0"/>
+                <w:rFonts w:ascii="Calibri" w:eastAsia="Calibri" w:hAnsi="Calibri" w:cs="Calibri"/>
                 <w:sz w:val="18"/>
                 <w:szCs w:val="18"/>
               </w:rPr>
             </w:pPr>
             <w:r>
               <w:rPr>
-                <w:rFonts w:ascii="Calibri" w:hAnsi="Calibri" w:eastAsia="Calibri" w:cs="Calibri"/>
-                <w:b w:val="0"/>
-                <w:bCs w:val="0"/>
-                <w:i w:val="0"/>
-                <w:iCs w:val="0"/>
+                <w:rFonts w:ascii="Calibri" w:eastAsia="Calibri" w:hAnsi="Calibri" w:cs="Calibri"/>
                 <w:sz w:val="18"/>
                 <w:szCs w:val="18"/>
                 <w:lang w:val="es-CO"/>
@@ -2934,36 +2154,25 @@
           <w:tcPr>
             <w:tcW w:w="1305" w:type="dxa"/>
             <w:tcBorders>
-              <w:top w:val="single" w:sz="6"/>
-              <w:left w:val="single" w:sz="6"/>
-              <w:bottom w:val="single" w:sz="6"/>
-              <w:right w:val="single" w:sz="6"/>
+              <w:top w:val="single" w:sz="6" w:space="0" w:color="auto"/>
+              <w:left w:val="single" w:sz="6" w:space="0" w:color="auto"/>
+              <w:bottom w:val="single" w:sz="6" w:space="0" w:color="auto"/>
+              <w:right w:val="single" w:sz="6" w:space="0" w:color="auto"/>
             </w:tcBorders>
             <w:shd w:val="clear" w:color="auto" w:fill="FFFFFF" w:themeFill="background1"/>
-            <w:tcMar/>
-            <w:vAlign w:val="top"/>
           </w:tcPr>
           <w:p>
             <w:pPr>
-              <w:bidi w:val="0"/>
               <w:spacing w:after="0" w:line="240" w:lineRule="auto"/>
               <w:rPr>
-                <w:rFonts w:ascii="Calibri" w:hAnsi="Calibri" w:eastAsia="Calibri" w:cs="Calibri"/>
-                <w:b w:val="0"/>
-                <w:bCs w:val="0"/>
-                <w:i w:val="0"/>
-                <w:iCs w:val="0"/>
+                <w:rFonts w:ascii="Calibri" w:eastAsia="Calibri" w:hAnsi="Calibri" w:cs="Calibri"/>
                 <w:sz w:val="18"/>
                 <w:szCs w:val="18"/>
               </w:rPr>
             </w:pPr>
             <w:r>
               <w:rPr>
-                <w:rFonts w:ascii="Calibri" w:hAnsi="Calibri" w:eastAsia="Calibri" w:cs="Calibri"/>
-                <w:b w:val="0"/>
-                <w:bCs w:val="0"/>
-                <w:i w:val="0"/>
-                <w:iCs w:val="0"/>
+                <w:rFonts w:ascii="Calibri" w:eastAsia="Calibri" w:hAnsi="Calibri" w:cs="Calibri"/>
                 <w:sz w:val="18"/>
                 <w:szCs w:val="18"/>
                 <w:lang w:val="es-CO"/>
@@ -2974,37 +2183,21 @@
         </w:tc>
       </w:tr>
     </w:tbl>
-    <w:p xmlns:wp14="http://schemas.microsoft.com/office/word/2010/wordml" wp14:paraId="2A2841B4" wp14:textId="7DBB648D">
-      <w:pPr>
-        <w:bidi w:val="0"/>
+    <w:p>
+      <w:pPr>
         <w:spacing w:after="0" w:line="240" w:lineRule="auto"/>
         <w:ind w:left="720"/>
         <w:rPr>
-          <w:rFonts w:ascii="Calibri" w:hAnsi="Calibri" w:eastAsia="Calibri" w:cs="Calibri"/>
-          <w:b w:val="0"/>
-          <w:bCs w:val="0"/>
-          <w:i w:val="0"/>
-          <w:iCs w:val="0"/>
-          <w:caps w:val="0"/>
-          <w:smallCaps w:val="0"/>
-          <w:noProof w:val="0"/>
-          <w:color w:val="000000" w:themeColor="text1" w:themeTint="FF" w:themeShade="FF"/>
-          <w:sz w:val="22"/>
-          <w:szCs w:val="22"/>
-          <w:lang w:val="es-ES"/>
-        </w:rPr>
-      </w:pPr>
-      <w:r>
-        <w:rPr>
-          <w:rFonts w:ascii="Calibri" w:hAnsi="Calibri" w:eastAsia="Calibri" w:cs="Calibri"/>
-          <w:b w:val="0"/>
-          <w:bCs w:val="0"/>
-          <w:i w:val="0"/>
-          <w:iCs w:val="0"/>
-          <w:caps w:val="0"/>
-          <w:smallCaps w:val="0"/>
-          <w:noProof w:val="0"/>
-          <w:color w:val="000000" w:themeColor="text1" w:themeTint="FF" w:themeShade="FF"/>
+          <w:rFonts w:ascii="Calibri" w:eastAsia="Calibri" w:hAnsi="Calibri" w:cs="Calibri"/>
+          <w:color w:val="000000" w:themeColor="text1"/>
+          <w:sz w:val="22"/>
+          <w:szCs w:val="22"/>
+        </w:rPr>
+      </w:pPr>
+      <w:r>
+        <w:rPr>
+          <w:rFonts w:ascii="Calibri" w:eastAsia="Calibri" w:hAnsi="Calibri" w:cs="Calibri"/>
+          <w:color w:val="000000" w:themeColor="text1"/>
           <w:sz w:val="22"/>
           <w:szCs w:val="22"/>
           <w:lang w:val="es-CO"/>
@@ -3012,21 +2205,20 @@
         <w:t> </w:t>
       </w:r>
     </w:p>
-    <w:p xmlns:wp14="http://schemas.microsoft.com/office/word/2010/wordml" wp14:paraId="5C1A07E2" wp14:textId="5CA6B3F2">
-      <w:pPr>
-        <w:pStyle w:val="Normal"/>
-      </w:pPr>
-      <w:r>
-        <w:rPr>
-          <w:rFonts w:ascii="Calibri" w:hAnsi="Calibri" w:eastAsia="Calibri" w:cs="Calibri"/>
-          <w:b w:val="0"/>
-          <w:bCs w:val="0"/>
-          <w:i w:val="0"/>
-          <w:iCs w:val="0"/>
-          <w:caps w:val="0"/>
-          <w:smallCaps w:val="0"/>
-          <w:noProof w:val="0"/>
-          <w:color w:val="000000" w:themeColor="text1" w:themeTint="FF" w:themeShade="FF"/>
+    <w:p>
+      <w:pPr>
+        <w:rPr>
+          <w:rFonts w:ascii="Calibri" w:eastAsia="Calibri" w:hAnsi="Calibri" w:cs="Calibri"/>
+          <w:color w:val="000000" w:themeColor="text1"/>
+          <w:sz w:val="22"/>
+          <w:szCs w:val="22"/>
+          <w:lang w:val="es-CO"/>
+        </w:rPr>
+      </w:pPr>
+      <w:r>
+        <w:rPr>
+          <w:rFonts w:ascii="Calibri" w:eastAsia="Calibri" w:hAnsi="Calibri" w:cs="Calibri"/>
+          <w:color w:val="000000" w:themeColor="text1"/>
           <w:sz w:val="22"/>
           <w:szCs w:val="22"/>
           <w:lang w:val="es-CO"/>
@@ -3034,8 +2226,30 @@
         <w:t>Basado en los valores de la tabla, ¿cuál es el mejor modelo para usted? Explique detalladamente. </w:t>
       </w:r>
     </w:p>
+    <w:p>
+      <w:pPr>
+        <w:rPr>
+          <w:rFonts w:ascii="Calibri" w:eastAsia="Calibri" w:hAnsi="Calibri" w:cs="Calibri"/>
+          <w:color w:val="000000" w:themeColor="text1"/>
+          <w:sz w:val="22"/>
+          <w:szCs w:val="22"/>
+          <w:lang w:val="es-CO"/>
+        </w:rPr>
+      </w:pPr>
+      <w:r>
+        <w:rPr>
+          <w:rFonts w:ascii="Calibri" w:eastAsia="Calibri" w:hAnsi="Calibri" w:cs="Calibri"/>
+          <w:color w:val="000000" w:themeColor="text1"/>
+          <w:sz w:val="22"/>
+          <w:szCs w:val="22"/>
+          <w:lang w:val="es-CO"/>
+        </w:rPr>
+        <w:t>Dado que es una evaluación de train, R2 y mse no son adecuadas para evaluarlo, en este caso los adecuados son AIC y F, en este caso el mejor es el AIC por tanto el mejor modelo en train es el 3</w:t>
+      </w:r>
+    </w:p>
+    <w:p/>
     <w:sectPr>
-      <w:pgSz w:w="11906" w:h="16838" w:orient="portrait"/>
+      <w:pgSz w:w="11906" w:h="16838"/>
       <w:pgMar w:top="1440" w:right="1440" w:bottom="1440" w:left="1440" w:header="720" w:footer="720" w:gutter="0"/>
       <w:cols w:space="720"/>
       <w:docGrid w:linePitch="360"/>
@@ -3045,11 +2259,12 @@
 </file>
 
 <file path=word/numbering.xml><?xml version="1.0" encoding="utf-8"?>
-<w:numbering xmlns:w="http://schemas.openxmlformats.org/wordprocessingml/2006/main">
-  <w:abstractNum xmlns:w="http://schemas.openxmlformats.org/wordprocessingml/2006/main" w:abstractNumId="4">
-    <w:nsid w:val="4050584b"/>
-    <w:multiLevelType xmlns:w="http://schemas.openxmlformats.org/wordprocessingml/2006/main" w:val="multilevel"/>
-    <w:lvl xmlns:w="http://schemas.openxmlformats.org/wordprocessingml/2006/main" w:ilvl="0">
+<w:numbering xmlns:wpc="http://schemas.microsoft.com/office/word/2010/wordprocessingCanvas" xmlns:cx="http://schemas.microsoft.com/office/drawing/2014/chartex" xmlns:cx1="http://schemas.microsoft.com/office/drawing/2015/9/8/chartex" xmlns:cx2="http://schemas.microsoft.com/office/drawing/2015/10/21/chartex" xmlns:cx3="http://schemas.microsoft.com/office/drawing/2016/5/9/chartex" xmlns:cx4="http://schemas.microsoft.com/office/drawing/2016/5/10/chartex" xmlns:cx5="http://schemas.microsoft.com/office/drawing/2016/5/11/chartex" xmlns:cx6="http://schemas.microsoft.com/office/drawing/2016/5/12/chartex" xmlns:cx7="http://schemas.microsoft.com/office/drawing/2016/5/13/chartex" xmlns:cx8="http://schemas.microsoft.com/office/drawing/2016/5/14/chartex" xmlns:mc="http://schemas.openxmlformats.org/markup-compatibility/2006" xmlns:aink="http://schemas.microsoft.com/office/drawing/2016/ink" xmlns:am3d="http://schemas.microsoft.com/office/drawing/2017/model3d" xmlns:o="urn:schemas-microsoft-com:office:office" xmlns:oel="http://schemas.microsoft.com/office/2019/extlst" xmlns:r="http://schemas.openxmlformats.org/officeDocument/2006/relationships" xmlns:m="http://schemas.openxmlformats.org/officeDocument/2006/math" xmlns:v="urn:schemas-microsoft-com:vml" xmlns:wp14="http://schemas.microsoft.com/office/word/2010/wordprocessingDrawing" xmlns:wp="http://schemas.openxmlformats.org/drawingml/2006/wordprocessingDrawing" xmlns:w10="urn:schemas-microsoft-com:office:word" xmlns:w="http://schemas.openxmlformats.org/wordprocessingml/2006/main" xmlns:w14="http://schemas.microsoft.com/office/word/2010/wordml" xmlns:w15="http://schemas.microsoft.com/office/word/2012/wordml" xmlns:w16cei="http://schemas.microsoft.com/office/word/2026/wordml/cei" xmlns:w16cex="http://schemas.microsoft.com/office/word/2018/wordml/cex" xmlns:w16cid="http://schemas.microsoft.com/office/word/2016/wordml/cid" xmlns:w16="http://schemas.microsoft.com/office/word/2018/wordml" xmlns:w16du="http://schemas.microsoft.com/office/word/2023/wordml/word16du" xmlns:w16sdtdh="http://schemas.microsoft.com/office/word/2020/wordml/sdtdatahash" xmlns:w16sdtfl="http://schemas.microsoft.com/office/word/2024/wordml/sdtformatlock" xmlns:w16se="http://schemas.microsoft.com/office/word/2015/wordml/symex" xmlns:wpg="http://schemas.microsoft.com/office/word/2010/wordprocessingGroup" xmlns:wpi="http://schemas.microsoft.com/office/word/2010/wordprocessingInk" xmlns:wne="http://schemas.microsoft.com/office/word/2006/wordml" xmlns:wps="http://schemas.microsoft.com/office/word/2010/wordprocessingShape" mc:Ignorable="w14 w15 w16se w16cid w16 w16cex w16sdtdh w16sdtfl w16du wp14">
+  <w:abstractNum w:abstractNumId="0" w15:restartNumberingAfterBreak="0">
+    <w:nsid w:val="4050584B"/>
+    <w:multiLevelType w:val="multilevel"/>
+    <w:tmpl w:val="A7FE459C"/>
+    <w:lvl w:ilvl="0">
       <w:start w:val="1"/>
       <w:numFmt w:val="lowerLetter"/>
       <w:lvlText w:val="%1."/>
@@ -3058,10 +2273,10 @@
         <w:ind w:left="720" w:hanging="360"/>
       </w:pPr>
       <w:rPr>
-        <w:rFonts w:hint="default" w:ascii="Calibri,Times New Roman" w:hAnsi="Calibri,Times New Roman"/>
+        <w:rFonts w:ascii="Calibri,Times New Roman" w:hAnsi="Calibri,Times New Roman" w:hint="default"/>
       </w:rPr>
     </w:lvl>
-    <w:lvl xmlns:w="http://schemas.openxmlformats.org/wordprocessingml/2006/main" w:ilvl="1">
+    <w:lvl w:ilvl="1">
       <w:start w:val="1"/>
       <w:numFmt w:val="lowerLetter"/>
       <w:lvlText w:val="%2."/>
@@ -3070,7 +2285,7 @@
         <w:ind w:left="1440" w:hanging="360"/>
       </w:pPr>
     </w:lvl>
-    <w:lvl xmlns:w="http://schemas.openxmlformats.org/wordprocessingml/2006/main" w:ilvl="2">
+    <w:lvl w:ilvl="2">
       <w:start w:val="1"/>
       <w:numFmt w:val="lowerRoman"/>
       <w:lvlText w:val="%3."/>
@@ -3079,7 +2294,7 @@
         <w:ind w:left="2160" w:hanging="180"/>
       </w:pPr>
     </w:lvl>
-    <w:lvl xmlns:w="http://schemas.openxmlformats.org/wordprocessingml/2006/main" w:ilvl="3">
+    <w:lvl w:ilvl="3">
       <w:start w:val="1"/>
       <w:numFmt w:val="decimal"/>
       <w:lvlText w:val="%4."/>
@@ -3088,7 +2303,7 @@
         <w:ind w:left="2880" w:hanging="360"/>
       </w:pPr>
     </w:lvl>
-    <w:lvl xmlns:w="http://schemas.openxmlformats.org/wordprocessingml/2006/main" w:ilvl="4">
+    <w:lvl w:ilvl="4">
       <w:start w:val="1"/>
       <w:numFmt w:val="lowerLetter"/>
       <w:lvlText w:val="%5."/>
@@ -3097,7 +2312,7 @@
         <w:ind w:left="3600" w:hanging="360"/>
       </w:pPr>
     </w:lvl>
-    <w:lvl xmlns:w="http://schemas.openxmlformats.org/wordprocessingml/2006/main" w:ilvl="5">
+    <w:lvl w:ilvl="5">
       <w:start w:val="1"/>
       <w:numFmt w:val="lowerRoman"/>
       <w:lvlText w:val="%6."/>
@@ -3106,7 +2321,7 @@
         <w:ind w:left="4320" w:hanging="180"/>
       </w:pPr>
     </w:lvl>
-    <w:lvl xmlns:w="http://schemas.openxmlformats.org/wordprocessingml/2006/main" w:ilvl="6">
+    <w:lvl w:ilvl="6">
       <w:start w:val="1"/>
       <w:numFmt w:val="decimal"/>
       <w:lvlText w:val="%7."/>
@@ -3115,7 +2330,7 @@
         <w:ind w:left="5040" w:hanging="360"/>
       </w:pPr>
     </w:lvl>
-    <w:lvl xmlns:w="http://schemas.openxmlformats.org/wordprocessingml/2006/main" w:ilvl="7">
+    <w:lvl w:ilvl="7">
       <w:start w:val="1"/>
       <w:numFmt w:val="lowerLetter"/>
       <w:lvlText w:val="%8."/>
@@ -3124,7 +2339,7 @@
         <w:ind w:left="5760" w:hanging="360"/>
       </w:pPr>
     </w:lvl>
-    <w:lvl xmlns:w="http://schemas.openxmlformats.org/wordprocessingml/2006/main" w:ilvl="8">
+    <w:lvl w:ilvl="8">
       <w:start w:val="1"/>
       <w:numFmt w:val="lowerRoman"/>
       <w:lvlText w:val="%9."/>
@@ -3134,10 +2349,100 @@
       </w:pPr>
     </w:lvl>
   </w:abstractNum>
-  <w:abstractNum xmlns:w="http://schemas.openxmlformats.org/wordprocessingml/2006/main" w:abstractNumId="3">
-    <w:nsid w:val="71fc1a22"/>
-    <w:multiLevelType xmlns:w="http://schemas.openxmlformats.org/wordprocessingml/2006/main" w:val="multilevel"/>
-    <w:lvl xmlns:w="http://schemas.openxmlformats.org/wordprocessingml/2006/main" w:ilvl="0">
+  <w:abstractNum w:abstractNumId="1" w15:restartNumberingAfterBreak="0">
+    <w:nsid w:val="67CF5774"/>
+    <w:multiLevelType w:val="multilevel"/>
+    <w:tmpl w:val="C9D8D624"/>
+    <w:lvl w:ilvl="0">
+      <w:start w:val="2"/>
+      <w:numFmt w:val="decimal"/>
+      <w:lvlText w:val="%1."/>
+      <w:lvlJc w:val="left"/>
+      <w:pPr>
+        <w:ind w:left="720" w:hanging="360"/>
+      </w:pPr>
+      <w:rPr>
+        <w:rFonts w:ascii="Calibri,Times New Roman" w:hAnsi="Calibri,Times New Roman" w:hint="default"/>
+      </w:rPr>
+    </w:lvl>
+    <w:lvl w:ilvl="1">
+      <w:start w:val="1"/>
+      <w:numFmt w:val="lowerLetter"/>
+      <w:lvlText w:val="%2."/>
+      <w:lvlJc w:val="left"/>
+      <w:pPr>
+        <w:ind w:left="1440" w:hanging="360"/>
+      </w:pPr>
+    </w:lvl>
+    <w:lvl w:ilvl="2">
+      <w:start w:val="1"/>
+      <w:numFmt w:val="lowerRoman"/>
+      <w:lvlText w:val="%3."/>
+      <w:lvlJc w:val="right"/>
+      <w:pPr>
+        <w:ind w:left="2160" w:hanging="180"/>
+      </w:pPr>
+    </w:lvl>
+    <w:lvl w:ilvl="3">
+      <w:start w:val="1"/>
+      <w:numFmt w:val="decimal"/>
+      <w:lvlText w:val="%4."/>
+      <w:lvlJc w:val="left"/>
+      <w:pPr>
+        <w:ind w:left="2880" w:hanging="360"/>
+      </w:pPr>
+    </w:lvl>
+    <w:lvl w:ilvl="4">
+      <w:start w:val="1"/>
+      <w:numFmt w:val="lowerLetter"/>
+      <w:lvlText w:val="%5."/>
+      <w:lvlJc w:val="left"/>
+      <w:pPr>
+        <w:ind w:left="3600" w:hanging="360"/>
+      </w:pPr>
+    </w:lvl>
+    <w:lvl w:ilvl="5">
+      <w:start w:val="1"/>
+      <w:numFmt w:val="lowerRoman"/>
+      <w:lvlText w:val="%6."/>
+      <w:lvlJc w:val="right"/>
+      <w:pPr>
+        <w:ind w:left="4320" w:hanging="180"/>
+      </w:pPr>
+    </w:lvl>
+    <w:lvl w:ilvl="6">
+      <w:start w:val="1"/>
+      <w:numFmt w:val="decimal"/>
+      <w:lvlText w:val="%7."/>
+      <w:lvlJc w:val="left"/>
+      <w:pPr>
+        <w:ind w:left="5040" w:hanging="360"/>
+      </w:pPr>
+    </w:lvl>
+    <w:lvl w:ilvl="7">
+      <w:start w:val="1"/>
+      <w:numFmt w:val="lowerLetter"/>
+      <w:lvlText w:val="%8."/>
+      <w:lvlJc w:val="left"/>
+      <w:pPr>
+        <w:ind w:left="5760" w:hanging="360"/>
+      </w:pPr>
+    </w:lvl>
+    <w:lvl w:ilvl="8">
+      <w:start w:val="1"/>
+      <w:numFmt w:val="lowerRoman"/>
+      <w:lvlText w:val="%9."/>
+      <w:lvlJc w:val="right"/>
+      <w:pPr>
+        <w:ind w:left="6480" w:hanging="180"/>
+      </w:pPr>
+    </w:lvl>
+  </w:abstractNum>
+  <w:abstractNum w:abstractNumId="2" w15:restartNumberingAfterBreak="0">
+    <w:nsid w:val="71FC1A22"/>
+    <w:multiLevelType w:val="multilevel"/>
+    <w:tmpl w:val="707CA144"/>
+    <w:lvl w:ilvl="0">
       <w:start w:val="3"/>
       <w:numFmt w:val="decimal"/>
       <w:lvlText w:val="%1."/>
@@ -3146,10 +2451,10 @@
         <w:ind w:left="720" w:hanging="360"/>
       </w:pPr>
       <w:rPr>
-        <w:rFonts w:hint="default" w:ascii="Calibri,Times New Roman" w:hAnsi="Calibri,Times New Roman"/>
+        <w:rFonts w:ascii="Calibri,Times New Roman" w:hAnsi="Calibri,Times New Roman" w:hint="default"/>
       </w:rPr>
     </w:lvl>
-    <w:lvl xmlns:w="http://schemas.openxmlformats.org/wordprocessingml/2006/main" w:ilvl="1">
+    <w:lvl w:ilvl="1">
       <w:start w:val="1"/>
       <w:numFmt w:val="lowerLetter"/>
       <w:lvlText w:val="%2."/>
@@ -3158,7 +2463,7 @@
         <w:ind w:left="1440" w:hanging="360"/>
       </w:pPr>
     </w:lvl>
-    <w:lvl xmlns:w="http://schemas.openxmlformats.org/wordprocessingml/2006/main" w:ilvl="2">
+    <w:lvl w:ilvl="2">
       <w:start w:val="1"/>
       <w:numFmt w:val="lowerRoman"/>
       <w:lvlText w:val="%3."/>
@@ -3167,7 +2472,7 @@
         <w:ind w:left="2160" w:hanging="180"/>
       </w:pPr>
     </w:lvl>
-    <w:lvl xmlns:w="http://schemas.openxmlformats.org/wordprocessingml/2006/main" w:ilvl="3">
+    <w:lvl w:ilvl="3">
       <w:start w:val="1"/>
       <w:numFmt w:val="decimal"/>
       <w:lvlText w:val="%4."/>
@@ -3176,7 +2481,7 @@
         <w:ind w:left="2880" w:hanging="360"/>
       </w:pPr>
     </w:lvl>
-    <w:lvl xmlns:w="http://schemas.openxmlformats.org/wordprocessingml/2006/main" w:ilvl="4">
+    <w:lvl w:ilvl="4">
       <w:start w:val="1"/>
       <w:numFmt w:val="lowerLetter"/>
       <w:lvlText w:val="%5."/>
@@ -3185,7 +2490,7 @@
         <w:ind w:left="3600" w:hanging="360"/>
       </w:pPr>
     </w:lvl>
-    <w:lvl xmlns:w="http://schemas.openxmlformats.org/wordprocessingml/2006/main" w:ilvl="5">
+    <w:lvl w:ilvl="5">
       <w:start w:val="1"/>
       <w:numFmt w:val="lowerRoman"/>
       <w:lvlText w:val="%6."/>
@@ -3194,7 +2499,7 @@
         <w:ind w:left="4320" w:hanging="180"/>
       </w:pPr>
     </w:lvl>
-    <w:lvl xmlns:w="http://schemas.openxmlformats.org/wordprocessingml/2006/main" w:ilvl="6">
+    <w:lvl w:ilvl="6">
       <w:start w:val="1"/>
       <w:numFmt w:val="decimal"/>
       <w:lvlText w:val="%7."/>
@@ -3203,7 +2508,7 @@
         <w:ind w:left="5040" w:hanging="360"/>
       </w:pPr>
     </w:lvl>
-    <w:lvl xmlns:w="http://schemas.openxmlformats.org/wordprocessingml/2006/main" w:ilvl="7">
+    <w:lvl w:ilvl="7">
       <w:start w:val="1"/>
       <w:numFmt w:val="lowerLetter"/>
       <w:lvlText w:val="%8."/>
@@ -3212,7 +2517,7 @@
         <w:ind w:left="5760" w:hanging="360"/>
       </w:pPr>
     </w:lvl>
-    <w:lvl xmlns:w="http://schemas.openxmlformats.org/wordprocessingml/2006/main" w:ilvl="8">
+    <w:lvl w:ilvl="8">
       <w:start w:val="1"/>
       <w:numFmt w:val="lowerRoman"/>
       <w:lvlText w:val="%9."/>
@@ -3222,11 +2527,12 @@
       </w:pPr>
     </w:lvl>
   </w:abstractNum>
-  <w:abstractNum xmlns:w="http://schemas.openxmlformats.org/wordprocessingml/2006/main" w:abstractNumId="2">
-    <w:nsid w:val="67cf5774"/>
-    <w:multiLevelType xmlns:w="http://schemas.openxmlformats.org/wordprocessingml/2006/main" w:val="multilevel"/>
-    <w:lvl xmlns:w="http://schemas.openxmlformats.org/wordprocessingml/2006/main" w:ilvl="0">
-      <w:start w:val="2"/>
+  <w:abstractNum w:abstractNumId="3" w15:restartNumberingAfterBreak="0">
+    <w:nsid w:val="7572341B"/>
+    <w:multiLevelType w:val="multilevel"/>
+    <w:tmpl w:val="CAA84ACA"/>
+    <w:lvl w:ilvl="0">
+      <w:start w:val="1"/>
       <w:numFmt w:val="decimal"/>
       <w:lvlText w:val="%1."/>
       <w:lvlJc w:val="left"/>
@@ -3234,10 +2540,10 @@
         <w:ind w:left="720" w:hanging="360"/>
       </w:pPr>
       <w:rPr>
-        <w:rFonts w:hint="default" w:ascii="Calibri,Times New Roman" w:hAnsi="Calibri,Times New Roman"/>
+        <w:rFonts w:ascii="Calibri,Times New Roman" w:hAnsi="Calibri,Times New Roman" w:hint="default"/>
       </w:rPr>
     </w:lvl>
-    <w:lvl xmlns:w="http://schemas.openxmlformats.org/wordprocessingml/2006/main" w:ilvl="1">
+    <w:lvl w:ilvl="1">
       <w:start w:val="1"/>
       <w:numFmt w:val="lowerLetter"/>
       <w:lvlText w:val="%2."/>
@@ -3246,7 +2552,7 @@
         <w:ind w:left="1440" w:hanging="360"/>
       </w:pPr>
     </w:lvl>
-    <w:lvl xmlns:w="http://schemas.openxmlformats.org/wordprocessingml/2006/main" w:ilvl="2">
+    <w:lvl w:ilvl="2">
       <w:start w:val="1"/>
       <w:numFmt w:val="lowerRoman"/>
       <w:lvlText w:val="%3."/>
@@ -3255,7 +2561,7 @@
         <w:ind w:left="2160" w:hanging="180"/>
       </w:pPr>
     </w:lvl>
-    <w:lvl xmlns:w="http://schemas.openxmlformats.org/wordprocessingml/2006/main" w:ilvl="3">
+    <w:lvl w:ilvl="3">
       <w:start w:val="1"/>
       <w:numFmt w:val="decimal"/>
       <w:lvlText w:val="%4."/>
@@ -3264,7 +2570,7 @@
         <w:ind w:left="2880" w:hanging="360"/>
       </w:pPr>
     </w:lvl>
-    <w:lvl xmlns:w="http://schemas.openxmlformats.org/wordprocessingml/2006/main" w:ilvl="4">
+    <w:lvl w:ilvl="4">
       <w:start w:val="1"/>
       <w:numFmt w:val="lowerLetter"/>
       <w:lvlText w:val="%5."/>
@@ -3273,7 +2579,7 @@
         <w:ind w:left="3600" w:hanging="360"/>
       </w:pPr>
     </w:lvl>
-    <w:lvl xmlns:w="http://schemas.openxmlformats.org/wordprocessingml/2006/main" w:ilvl="5">
+    <w:lvl w:ilvl="5">
       <w:start w:val="1"/>
       <w:numFmt w:val="lowerRoman"/>
       <w:lvlText w:val="%6."/>
@@ -3282,7 +2588,7 @@
         <w:ind w:left="4320" w:hanging="180"/>
       </w:pPr>
     </w:lvl>
-    <w:lvl xmlns:w="http://schemas.openxmlformats.org/wordprocessingml/2006/main" w:ilvl="6">
+    <w:lvl w:ilvl="6">
       <w:start w:val="1"/>
       <w:numFmt w:val="decimal"/>
       <w:lvlText w:val="%7."/>
@@ -3291,7 +2597,7 @@
         <w:ind w:left="5040" w:hanging="360"/>
       </w:pPr>
     </w:lvl>
-    <w:lvl xmlns:w="http://schemas.openxmlformats.org/wordprocessingml/2006/main" w:ilvl="7">
+    <w:lvl w:ilvl="7">
       <w:start w:val="1"/>
       <w:numFmt w:val="lowerLetter"/>
       <w:lvlText w:val="%8."/>
@@ -3300,7 +2606,7 @@
         <w:ind w:left="5760" w:hanging="360"/>
       </w:pPr>
     </w:lvl>
-    <w:lvl xmlns:w="http://schemas.openxmlformats.org/wordprocessingml/2006/main" w:ilvl="8">
+    <w:lvl w:ilvl="8">
       <w:start w:val="1"/>
       <w:numFmt w:val="lowerRoman"/>
       <w:lvlText w:val="%9."/>
@@ -3310,115 +2616,27 @@
       </w:pPr>
     </w:lvl>
   </w:abstractNum>
-  <w:abstractNum xmlns:w="http://schemas.openxmlformats.org/wordprocessingml/2006/main" w:abstractNumId="1">
-    <w:nsid w:val="7572341b"/>
-    <w:multiLevelType xmlns:w="http://schemas.openxmlformats.org/wordprocessingml/2006/main" w:val="multilevel"/>
-    <w:lvl xmlns:w="http://schemas.openxmlformats.org/wordprocessingml/2006/main" w:ilvl="0">
-      <w:start w:val="1"/>
-      <w:numFmt w:val="decimal"/>
-      <w:lvlText w:val="%1."/>
-      <w:lvlJc w:val="left"/>
-      <w:pPr>
-        <w:ind w:left="720" w:hanging="360"/>
-      </w:pPr>
-      <w:rPr>
-        <w:rFonts w:hint="default" w:ascii="Calibri,Times New Roman" w:hAnsi="Calibri,Times New Roman"/>
-      </w:rPr>
-    </w:lvl>
-    <w:lvl xmlns:w="http://schemas.openxmlformats.org/wordprocessingml/2006/main" w:ilvl="1">
-      <w:start w:val="1"/>
-      <w:numFmt w:val="lowerLetter"/>
-      <w:lvlText w:val="%2."/>
-      <w:lvlJc w:val="left"/>
-      <w:pPr>
-        <w:ind w:left="1440" w:hanging="360"/>
-      </w:pPr>
-    </w:lvl>
-    <w:lvl xmlns:w="http://schemas.openxmlformats.org/wordprocessingml/2006/main" w:ilvl="2">
-      <w:start w:val="1"/>
-      <w:numFmt w:val="lowerRoman"/>
-      <w:lvlText w:val="%3."/>
-      <w:lvlJc w:val="right"/>
-      <w:pPr>
-        <w:ind w:left="2160" w:hanging="180"/>
-      </w:pPr>
-    </w:lvl>
-    <w:lvl xmlns:w="http://schemas.openxmlformats.org/wordprocessingml/2006/main" w:ilvl="3">
-      <w:start w:val="1"/>
-      <w:numFmt w:val="decimal"/>
-      <w:lvlText w:val="%4."/>
-      <w:lvlJc w:val="left"/>
-      <w:pPr>
-        <w:ind w:left="2880" w:hanging="360"/>
-      </w:pPr>
-    </w:lvl>
-    <w:lvl xmlns:w="http://schemas.openxmlformats.org/wordprocessingml/2006/main" w:ilvl="4">
-      <w:start w:val="1"/>
-      <w:numFmt w:val="lowerLetter"/>
-      <w:lvlText w:val="%5."/>
-      <w:lvlJc w:val="left"/>
-      <w:pPr>
-        <w:ind w:left="3600" w:hanging="360"/>
-      </w:pPr>
-    </w:lvl>
-    <w:lvl xmlns:w="http://schemas.openxmlformats.org/wordprocessingml/2006/main" w:ilvl="5">
-      <w:start w:val="1"/>
-      <w:numFmt w:val="lowerRoman"/>
-      <w:lvlText w:val="%6."/>
-      <w:lvlJc w:val="right"/>
-      <w:pPr>
-        <w:ind w:left="4320" w:hanging="180"/>
-      </w:pPr>
-    </w:lvl>
-    <w:lvl xmlns:w="http://schemas.openxmlformats.org/wordprocessingml/2006/main" w:ilvl="6">
-      <w:start w:val="1"/>
-      <w:numFmt w:val="decimal"/>
-      <w:lvlText w:val="%7."/>
-      <w:lvlJc w:val="left"/>
-      <w:pPr>
-        <w:ind w:left="5040" w:hanging="360"/>
-      </w:pPr>
-    </w:lvl>
-    <w:lvl xmlns:w="http://schemas.openxmlformats.org/wordprocessingml/2006/main" w:ilvl="7">
-      <w:start w:val="1"/>
-      <w:numFmt w:val="lowerLetter"/>
-      <w:lvlText w:val="%8."/>
-      <w:lvlJc w:val="left"/>
-      <w:pPr>
-        <w:ind w:left="5760" w:hanging="360"/>
-      </w:pPr>
-    </w:lvl>
-    <w:lvl xmlns:w="http://schemas.openxmlformats.org/wordprocessingml/2006/main" w:ilvl="8">
-      <w:start w:val="1"/>
-      <w:numFmt w:val="lowerRoman"/>
-      <w:lvlText w:val="%9."/>
-      <w:lvlJc w:val="right"/>
-      <w:pPr>
-        <w:ind w:left="6480" w:hanging="180"/>
-      </w:pPr>
-    </w:lvl>
-  </w:abstractNum>
-  <w:num w:numId="4">
-    <w:abstractNumId w:val="4"/>
+  <w:num w:numId="1" w16cid:durableId="1348291995">
+    <w:abstractNumId w:val="0"/>
   </w:num>
-  <w:num w:numId="3">
-    <w:abstractNumId w:val="3"/>
-  </w:num>
-  <w:num w:numId="2">
+  <w:num w:numId="2" w16cid:durableId="1409693890">
     <w:abstractNumId w:val="2"/>
   </w:num>
-  <w:num w:numId="1">
+  <w:num w:numId="3" w16cid:durableId="1026784385">
     <w:abstractNumId w:val="1"/>
+  </w:num>
+  <w:num w:numId="4" w16cid:durableId="752094513">
+    <w:abstractNumId w:val="3"/>
   </w:num>
 </w:numbering>
 </file>
 
 <file path=word/styles.xml><?xml version="1.0" encoding="utf-8"?>
-<w:styles xmlns:wp14="http://schemas.microsoft.com/office/word/2010/wordprocessingDrawing" xmlns:mc="http://schemas.openxmlformats.org/markup-compatibility/2006" xmlns:r="http://schemas.openxmlformats.org/officeDocument/2006/relationships" xmlns:w="http://schemas.openxmlformats.org/wordprocessingml/2006/main" xmlns:w14="http://schemas.microsoft.com/office/word/2010/wordml" xmlns:w15="http://schemas.microsoft.com/office/word/2012/wordml" xmlns:w16se="http://schemas.microsoft.com/office/word/2015/wordml/symex" xmlns:w16cid="http://schemas.microsoft.com/office/word/2016/wordml/cid" xmlns:w16="http://schemas.microsoft.com/office/word/2018/wordml" xmlns:w16cex="http://schemas.microsoft.com/office/word/2018/wordml/cex" xmlns:w16sdtdh="http://schemas.microsoft.com/office/word/2020/wordml/sdtdatahash" xmlns:w16sdtfl="http://schemas.microsoft.com/office/word/2024/wordml/sdtformatlock" mc:Ignorable="w14 w15 wp14 w16se w16cid w16 w16cex w16sdtdh w16sdtfl">
+<w:styles xmlns:mc="http://schemas.openxmlformats.org/markup-compatibility/2006" xmlns:r="http://schemas.openxmlformats.org/officeDocument/2006/relationships" xmlns:w="http://schemas.openxmlformats.org/wordprocessingml/2006/main" xmlns:w14="http://schemas.microsoft.com/office/word/2010/wordml" xmlns:w15="http://schemas.microsoft.com/office/word/2012/wordml" xmlns:w16cex="http://schemas.microsoft.com/office/word/2018/wordml/cex" xmlns:w16cid="http://schemas.microsoft.com/office/word/2016/wordml/cid" xmlns:w16="http://schemas.microsoft.com/office/word/2018/wordml" xmlns:w16du="http://schemas.microsoft.com/office/word/2023/wordml/word16du" xmlns:w16sdtdh="http://schemas.microsoft.com/office/word/2020/wordml/sdtdatahash" xmlns:w16sdtfl="http://schemas.microsoft.com/office/word/2024/wordml/sdtformatlock" xmlns:w16se="http://schemas.microsoft.com/office/word/2015/wordml/symex" mc:Ignorable="w14 w15 w16se w16cid w16 w16cex w16sdtdh w16sdtfl w16du">
   <w:docDefaults>
     <w:rPrDefault>
       <w:rPr>
-        <w:rFonts w:asciiTheme="minorHAnsi" w:hAnsiTheme="minorHAnsi" w:eastAsiaTheme="minorHAnsi" w:cstheme="minorBidi"/>
+        <w:rFonts w:asciiTheme="minorHAnsi" w:eastAsiaTheme="minorHAnsi" w:hAnsiTheme="minorHAnsi" w:cstheme="minorBidi"/>
         <w:sz w:val="24"/>
         <w:szCs w:val="24"/>
         <w:lang w:val="es-ES" w:eastAsia="en-US" w:bidi="ar-SA"/>
@@ -3430,17 +2648,17 @@
       </w:pPr>
     </w:pPrDefault>
   </w:docDefaults>
-  <w:latentStyles w:defLockedState="0" w:defUIPriority="99" w:defSemiHidden="0" w:defUnhideWhenUsed="0" w:defQFormat="0" w:count="371">
+  <w:latentStyles w:defLockedState="0" w:defUIPriority="99" w:defSemiHidden="0" w:defUnhideWhenUsed="0" w:defQFormat="0" w:count="376">
     <w:lsdException w:name="Normal" w:uiPriority="0" w:qFormat="1"/>
     <w:lsdException w:name="heading 1" w:uiPriority="9" w:qFormat="1"/>
-    <w:lsdException w:name="heading 2" w:uiPriority="9" w:semiHidden="1" w:unhideWhenUsed="1" w:qFormat="1"/>
-    <w:lsdException w:name="heading 3" w:uiPriority="9" w:semiHidden="1" w:unhideWhenUsed="1" w:qFormat="1"/>
-    <w:lsdException w:name="heading 4" w:uiPriority="9" w:semiHidden="1" w:unhideWhenUsed="1" w:qFormat="1"/>
-    <w:lsdException w:name="heading 5" w:uiPriority="9" w:semiHidden="1" w:unhideWhenUsed="1" w:qFormat="1"/>
-    <w:lsdException w:name="heading 6" w:uiPriority="9" w:semiHidden="1" w:unhideWhenUsed="1" w:qFormat="1"/>
-    <w:lsdException w:name="heading 7" w:uiPriority="9" w:semiHidden="1" w:unhideWhenUsed="1" w:qFormat="1"/>
-    <w:lsdException w:name="heading 8" w:uiPriority="9" w:semiHidden="1" w:unhideWhenUsed="1" w:qFormat="1"/>
-    <w:lsdException w:name="heading 9" w:uiPriority="9" w:semiHidden="1" w:unhideWhenUsed="1" w:qFormat="1"/>
+    <w:lsdException w:name="heading 2" w:semiHidden="1" w:uiPriority="9" w:unhideWhenUsed="1" w:qFormat="1"/>
+    <w:lsdException w:name="heading 3" w:semiHidden="1" w:uiPriority="9" w:unhideWhenUsed="1" w:qFormat="1"/>
+    <w:lsdException w:name="heading 4" w:semiHidden="1" w:uiPriority="9" w:unhideWhenUsed="1" w:qFormat="1"/>
+    <w:lsdException w:name="heading 5" w:semiHidden="1" w:uiPriority="9" w:unhideWhenUsed="1" w:qFormat="1"/>
+    <w:lsdException w:name="heading 6" w:semiHidden="1" w:uiPriority="9" w:unhideWhenUsed="1" w:qFormat="1"/>
+    <w:lsdException w:name="heading 7" w:semiHidden="1" w:uiPriority="9" w:unhideWhenUsed="1" w:qFormat="1"/>
+    <w:lsdException w:name="heading 8" w:semiHidden="1" w:uiPriority="9" w:unhideWhenUsed="1" w:qFormat="1"/>
+    <w:lsdException w:name="heading 9" w:semiHidden="1" w:uiPriority="9" w:unhideWhenUsed="1" w:qFormat="1"/>
     <w:lsdException w:name="index 1" w:semiHidden="1" w:unhideWhenUsed="1"/>
     <w:lsdException w:name="index 2" w:semiHidden="1" w:unhideWhenUsed="1"/>
     <w:lsdException w:name="index 3" w:semiHidden="1" w:unhideWhenUsed="1"/>
@@ -3450,22 +2668,22 @@
     <w:lsdException w:name="index 7" w:semiHidden="1" w:unhideWhenUsed="1"/>
     <w:lsdException w:name="index 8" w:semiHidden="1" w:unhideWhenUsed="1"/>
     <w:lsdException w:name="index 9" w:semiHidden="1" w:unhideWhenUsed="1"/>
-    <w:lsdException w:name="toc 1" w:uiPriority="39" w:semiHidden="1" w:unhideWhenUsed="1"/>
-    <w:lsdException w:name="toc 2" w:uiPriority="39" w:semiHidden="1" w:unhideWhenUsed="1"/>
-    <w:lsdException w:name="toc 3" w:uiPriority="39" w:semiHidden="1" w:unhideWhenUsed="1"/>
-    <w:lsdException w:name="toc 4" w:uiPriority="39" w:semiHidden="1" w:unhideWhenUsed="1"/>
-    <w:lsdException w:name="toc 5" w:uiPriority="39" w:semiHidden="1" w:unhideWhenUsed="1"/>
-    <w:lsdException w:name="toc 6" w:uiPriority="39" w:semiHidden="1" w:unhideWhenUsed="1"/>
-    <w:lsdException w:name="toc 7" w:uiPriority="39" w:semiHidden="1" w:unhideWhenUsed="1"/>
-    <w:lsdException w:name="toc 8" w:uiPriority="39" w:semiHidden="1" w:unhideWhenUsed="1"/>
-    <w:lsdException w:name="toc 9" w:uiPriority="39" w:semiHidden="1" w:unhideWhenUsed="1"/>
+    <w:lsdException w:name="toc 1" w:semiHidden="1" w:uiPriority="39" w:unhideWhenUsed="1"/>
+    <w:lsdException w:name="toc 2" w:semiHidden="1" w:uiPriority="39" w:unhideWhenUsed="1"/>
+    <w:lsdException w:name="toc 3" w:semiHidden="1" w:uiPriority="39" w:unhideWhenUsed="1"/>
+    <w:lsdException w:name="toc 4" w:semiHidden="1" w:uiPriority="39" w:unhideWhenUsed="1"/>
+    <w:lsdException w:name="toc 5" w:semiHidden="1" w:uiPriority="39" w:unhideWhenUsed="1"/>
+    <w:lsdException w:name="toc 6" w:semiHidden="1" w:uiPriority="39" w:unhideWhenUsed="1"/>
+    <w:lsdException w:name="toc 7" w:semiHidden="1" w:uiPriority="39" w:unhideWhenUsed="1"/>
+    <w:lsdException w:name="toc 8" w:semiHidden="1" w:uiPriority="39" w:unhideWhenUsed="1"/>
+    <w:lsdException w:name="toc 9" w:semiHidden="1" w:uiPriority="39" w:unhideWhenUsed="1"/>
     <w:lsdException w:name="Normal Indent" w:semiHidden="1" w:unhideWhenUsed="1"/>
     <w:lsdException w:name="footnote text" w:semiHidden="1" w:unhideWhenUsed="1"/>
     <w:lsdException w:name="annotation text" w:semiHidden="1" w:unhideWhenUsed="1"/>
     <w:lsdException w:name="header" w:semiHidden="1" w:unhideWhenUsed="1"/>
     <w:lsdException w:name="footer" w:semiHidden="1" w:unhideWhenUsed="1"/>
     <w:lsdException w:name="index heading" w:semiHidden="1" w:unhideWhenUsed="1"/>
-    <w:lsdException w:name="caption" w:uiPriority="35" w:semiHidden="1" w:unhideWhenUsed="1" w:qFormat="1"/>
+    <w:lsdException w:name="caption" w:semiHidden="1" w:uiPriority="35" w:unhideWhenUsed="1" w:qFormat="1"/>
     <w:lsdException w:name="table of figures" w:semiHidden="1" w:unhideWhenUsed="1"/>
     <w:lsdException w:name="envelope address" w:semiHidden="1" w:unhideWhenUsed="1"/>
     <w:lsdException w:name="envelope return" w:semiHidden="1" w:unhideWhenUsed="1"/>
@@ -3496,7 +2714,7 @@
     <w:lsdException w:name="Title" w:uiPriority="10" w:qFormat="1"/>
     <w:lsdException w:name="Closing" w:semiHidden="1" w:unhideWhenUsed="1"/>
     <w:lsdException w:name="Signature" w:semiHidden="1" w:unhideWhenUsed="1"/>
-    <w:lsdException w:name="Default Paragraph Font" w:uiPriority="1" w:semiHidden="1" w:unhideWhenUsed="1"/>
+    <w:lsdException w:name="Default Paragraph Font" w:semiHidden="1" w:uiPriority="1" w:unhideWhenUsed="1"/>
     <w:lsdException w:name="Body Text" w:semiHidden="1" w:unhideWhenUsed="1"/>
     <w:lsdException w:name="Body Text Indent" w:semiHidden="1" w:unhideWhenUsed="1"/>
     <w:lsdException w:name="List Continue" w:semiHidden="1" w:unhideWhenUsed="1"/>
@@ -3696,8 +2914,8 @@
     <w:lsdException w:name="Subtle Reference" w:uiPriority="31" w:qFormat="1"/>
     <w:lsdException w:name="Intense Reference" w:uiPriority="32" w:qFormat="1"/>
     <w:lsdException w:name="Book Title" w:uiPriority="33" w:qFormat="1"/>
-    <w:lsdException w:name="Bibliography" w:uiPriority="37" w:semiHidden="1" w:unhideWhenUsed="1"/>
-    <w:lsdException w:name="TOC Heading" w:uiPriority="39" w:semiHidden="1" w:unhideWhenUsed="1" w:qFormat="1"/>
+    <w:lsdException w:name="Bibliography" w:semiHidden="1" w:uiPriority="37" w:unhideWhenUsed="1"/>
+    <w:lsdException w:name="TOC Heading" w:semiHidden="1" w:uiPriority="39" w:unhideWhenUsed="1" w:qFormat="1"/>
     <w:lsdException w:name="Plain Table 1" w:uiPriority="41"/>
     <w:lsdException w:name="Plain Table 2" w:uiPriority="42"/>
     <w:lsdException w:name="Plain Table 3" w:uiPriority="43"/>
@@ -3802,18 +3020,23 @@
     <w:lsdException w:name="List Table 5 Dark Accent 6" w:uiPriority="50"/>
     <w:lsdException w:name="List Table 6 Colorful Accent 6" w:uiPriority="51"/>
     <w:lsdException w:name="List Table 7 Colorful Accent 6" w:uiPriority="52"/>
+    <w:lsdException w:name="Mention" w:semiHidden="1" w:unhideWhenUsed="1"/>
+    <w:lsdException w:name="Smart Hyperlink" w:semiHidden="1" w:unhideWhenUsed="1"/>
+    <w:lsdException w:name="Hashtag" w:semiHidden="1" w:unhideWhenUsed="1"/>
+    <w:lsdException w:name="Unresolved Mention" w:semiHidden="1" w:unhideWhenUsed="1"/>
+    <w:lsdException w:name="Smart Link" w:semiHidden="1" w:unhideWhenUsed="1"/>
   </w:latentStyles>
-  <w:style w:type="paragraph" w:styleId="Normal" w:default="1">
+  <w:style w:type="paragraph" w:default="1" w:styleId="Normal">
     <w:name w:val="Normal"/>
     <w:qFormat/>
   </w:style>
-  <w:style w:type="character" w:styleId="DefaultParagraphFont" w:default="1">
+  <w:style w:type="character" w:default="1" w:styleId="Fuentedeprrafopredeter">
     <w:name w:val="Default Paragraph Font"/>
     <w:uiPriority w:val="1"/>
     <w:semiHidden/>
     <w:unhideWhenUsed/>
   </w:style>
-  <w:style w:type="table" w:styleId="TableNormal" w:default="1">
+  <w:style w:type="table" w:default="1" w:styleId="Tablanormal">
     <w:name w:val="Normal Table"/>
     <w:uiPriority w:val="99"/>
     <w:semiHidden/>
@@ -3828,55 +3051,47 @@
       </w:tblCellMar>
     </w:tblPr>
   </w:style>
-  <w:style w:type="numbering" w:styleId="NoList" w:default="1">
+  <w:style w:type="numbering" w:default="1" w:styleId="Sinlista">
     <w:name w:val="No List"/>
     <w:uiPriority w:val="99"/>
     <w:semiHidden/>
     <w:unhideWhenUsed/>
   </w:style>
-  <w:style w:type="paragraph" w:styleId="ListParagraph">
-    <w:uiPriority w:val="34"/>
+  <w:style w:type="paragraph" w:styleId="Prrafodelista">
     <w:name w:val="List Paragraph"/>
     <w:basedOn w:val="Normal"/>
+    <w:uiPriority w:val="34"/>
     <w:qFormat/>
     <w:rsid w:val="3C9F0339"/>
     <w:pPr>
-      <w:spacing/>
       <w:ind w:left="720"/>
       <w:contextualSpacing/>
     </w:pPr>
   </w:style>
-  <w:style xmlns:w="http://schemas.openxmlformats.org/wordprocessingml/2006/main" w:type="table" w:styleId="TableGrid">
-    <w:name xmlns:w="http://schemas.openxmlformats.org/wordprocessingml/2006/main" w:val="Table Grid"/>
-    <w:basedOn xmlns:w="http://schemas.openxmlformats.org/wordprocessingml/2006/main" w:val="TableNormal"/>
-    <w:uiPriority xmlns:w="http://schemas.openxmlformats.org/wordprocessingml/2006/main" w:val="59"/>
-    <w:rsid xmlns:w="http://schemas.openxmlformats.org/wordprocessingml/2006/main" w:val="00FB4123"/>
-    <w:pPr xmlns:w="http://schemas.openxmlformats.org/wordprocessingml/2006/main">
+  <w:style w:type="table" w:styleId="Tablaconcuadrcula">
+    <w:name w:val="Table Grid"/>
+    <w:basedOn w:val="Tablanormal"/>
+    <w:uiPriority w:val="59"/>
+    <w:rsid w:val="00FB4123"/>
+    <w:pPr>
       <w:spacing w:after="0" w:line="240" w:lineRule="auto"/>
     </w:pPr>
-    <w:tblPr xmlns:w="http://schemas.openxmlformats.org/wordprocessingml/2006/main">
-      <w:tblInd w:w="0" w:type="dxa"/>
+    <w:tblPr>
       <w:tblBorders>
-        <w:top w:val="single" w:color="000000" w:themeColor="text1" w:sz="4" w:space="0"/>
-        <w:left w:val="single" w:color="000000" w:themeColor="text1" w:sz="4" w:space="0"/>
-        <w:bottom w:val="single" w:color="000000" w:themeColor="text1" w:sz="4" w:space="0"/>
-        <w:right w:val="single" w:color="000000" w:themeColor="text1" w:sz="4" w:space="0"/>
-        <w:insideH w:val="single" w:color="000000" w:themeColor="text1" w:sz="4" w:space="0"/>
-        <w:insideV w:val="single" w:color="000000" w:themeColor="text1" w:sz="4" w:space="0"/>
+        <w:top w:val="single" w:sz="4" w:space="0" w:color="000000" w:themeColor="text1"/>
+        <w:left w:val="single" w:sz="4" w:space="0" w:color="000000" w:themeColor="text1"/>
+        <w:bottom w:val="single" w:sz="4" w:space="0" w:color="000000" w:themeColor="text1"/>
+        <w:right w:val="single" w:sz="4" w:space="0" w:color="000000" w:themeColor="text1"/>
+        <w:insideH w:val="single" w:sz="4" w:space="0" w:color="000000" w:themeColor="text1"/>
+        <w:insideV w:val="single" w:sz="4" w:space="0" w:color="000000" w:themeColor="text1"/>
       </w:tblBorders>
-      <w:tblCellMar>
-        <w:top w:w="0" w:type="dxa"/>
-        <w:left w:w="108" w:type="dxa"/>
-        <w:bottom w:w="0" w:type="dxa"/>
-        <w:right w:w="108" w:type="dxa"/>
-      </w:tblCellMar>
     </w:tblPr>
   </w:style>
 </w:styles>
 </file>
 
 <file path=word/theme/theme1.xml><?xml version="1.0" encoding="utf-8"?>
-<a:theme xmlns:thm15="http://schemas.microsoft.com/office/thememl/2012/main" xmlns:a="http://schemas.openxmlformats.org/drawingml/2006/main" name="Office Theme">
+<a:theme xmlns:a="http://schemas.openxmlformats.org/drawingml/2006/main" name="Office Theme">
   <a:themeElements>
     <a:clrScheme name="Office">
       <a:dk1>
